--- a/Отчет.docx
+++ b/Отчет.docx
@@ -763,7 +763,7 @@
     </w:p>
     <w:sdt>
       <w:sdtPr>
-        <w:id w:val="719795994"/>
+        <w:id w:val="-242867715"/>
         <w:docPartObj>
           <w:docPartGallery w:val="Table of Contents"/>
           <w:docPartUnique/>
@@ -784,19 +784,14 @@
         <w:p>
           <w:pPr>
             <w:pStyle w:val="af2"/>
+            <w:jc w:val="both"/>
             <w:rPr>
-              <w:rFonts w:ascii="Times New Roman" w:hAnsi="Times New Roman" w:cs="Times New Roman"/>
               <w:color w:val="auto"/>
-              <w:sz w:val="28"/>
-              <w:szCs w:val="28"/>
             </w:rPr>
           </w:pPr>
           <w:r>
             <w:rPr>
-              <w:rFonts w:ascii="Times New Roman" w:hAnsi="Times New Roman" w:cs="Times New Roman"/>
               <w:color w:val="auto"/>
-              <w:sz w:val="28"/>
-              <w:szCs w:val="28"/>
             </w:rPr>
             <w:t>Оглавление</w:t>
           </w:r>
@@ -807,115 +802,80 @@
             <w:tabs>
               <w:tab w:val="right" w:leader="dot" w:pos="9345"/>
             </w:tabs>
+            <w:jc w:val="both"/>
             <w:rPr>
-              <w:rFonts w:ascii="Times New Roman" w:hAnsi="Times New Roman" w:cs="Times New Roman"/>
+              <w:rFonts w:eastAsiaTheme="minorEastAsia"/>
               <w:noProof/>
-              <w:sz w:val="28"/>
-              <w:szCs w:val="28"/>
+              <w:kern w:val="2"/>
+              <w:sz w:val="24"/>
+              <w:szCs w:val="24"/>
+              <w:lang w:eastAsia="ru-RU"/>
+              <w14:ligatures w14:val="standardContextual"/>
             </w:rPr>
           </w:pPr>
           <w:r>
-            <w:rPr>
-              <w:rFonts w:ascii="Times New Roman" w:hAnsi="Times New Roman" w:cs="Times New Roman"/>
-              <w:sz w:val="28"/>
-              <w:szCs w:val="28"/>
-            </w:rPr>
             <w:fldChar w:fldCharType="begin"/>
           </w:r>
           <w:r>
-            <w:rPr>
-              <w:rFonts w:ascii="Times New Roman" w:hAnsi="Times New Roman" w:cs="Times New Roman"/>
-              <w:sz w:val="28"/>
-              <w:szCs w:val="28"/>
-            </w:rPr>
             <w:instrText xml:space="preserve"> TOC \o "1-3" \h \z \u </w:instrText>
           </w:r>
           <w:r>
-            <w:rPr>
-              <w:rFonts w:ascii="Times New Roman" w:hAnsi="Times New Roman" w:cs="Times New Roman"/>
-              <w:sz w:val="28"/>
-              <w:szCs w:val="28"/>
-            </w:rPr>
             <w:fldChar w:fldCharType="separate"/>
           </w:r>
-          <w:hyperlink w:anchor="_Toc225459715" w:history="1">
+          <w:hyperlink w:anchor="_Toc225896175" w:history="1">
             <w:r>
               <w:rPr>
                 <w:rStyle w:val="af0"/>
-                <w:rFonts w:ascii="Times New Roman" w:hAnsi="Times New Roman" w:cs="Times New Roman"/>
                 <w:noProof/>
                 <w:color w:val="auto"/>
-                <w:sz w:val="28"/>
-                <w:szCs w:val="28"/>
               </w:rPr>
               <w:t>Введение</w:t>
             </w:r>
             <w:r>
               <w:rPr>
-                <w:rFonts w:ascii="Times New Roman" w:hAnsi="Times New Roman" w:cs="Times New Roman"/>
-                <w:noProof/>
-                <w:webHidden/>
-                <w:sz w:val="28"/>
-                <w:szCs w:val="28"/>
+                <w:noProof/>
+                <w:webHidden/>
               </w:rPr>
               <w:tab/>
             </w:r>
             <w:r>
               <w:rPr>
-                <w:rFonts w:ascii="Times New Roman" w:hAnsi="Times New Roman" w:cs="Times New Roman"/>
-                <w:noProof/>
-                <w:webHidden/>
-                <w:sz w:val="28"/>
-                <w:szCs w:val="28"/>
+                <w:noProof/>
+                <w:webHidden/>
               </w:rPr>
               <w:fldChar w:fldCharType="begin"/>
             </w:r>
             <w:r>
               <w:rPr>
-                <w:rFonts w:ascii="Times New Roman" w:hAnsi="Times New Roman" w:cs="Times New Roman"/>
-                <w:noProof/>
-                <w:webHidden/>
-                <w:sz w:val="28"/>
-                <w:szCs w:val="28"/>
-              </w:rPr>
-              <w:instrText xml:space="preserve"> PAGEREF _Toc225459715 \h </w:instrText>
-            </w:r>
-            <w:r>
-              <w:rPr>
-                <w:rFonts w:ascii="Times New Roman" w:hAnsi="Times New Roman" w:cs="Times New Roman"/>
-                <w:noProof/>
-                <w:webHidden/>
-                <w:sz w:val="28"/>
-                <w:szCs w:val="28"/>
-              </w:rPr>
-            </w:r>
-            <w:r>
-              <w:rPr>
-                <w:rFonts w:ascii="Times New Roman" w:hAnsi="Times New Roman" w:cs="Times New Roman"/>
-                <w:noProof/>
-                <w:webHidden/>
-                <w:sz w:val="28"/>
-                <w:szCs w:val="28"/>
+                <w:noProof/>
+                <w:webHidden/>
+              </w:rPr>
+              <w:instrText xml:space="preserve"> PAGEREF _Toc225896175 \h </w:instrText>
+            </w:r>
+            <w:r>
+              <w:rPr>
+                <w:noProof/>
+                <w:webHidden/>
+              </w:rPr>
+            </w:r>
+            <w:r>
+              <w:rPr>
+                <w:noProof/>
+                <w:webHidden/>
               </w:rPr>
               <w:fldChar w:fldCharType="separate"/>
             </w:r>
             <w:r>
               <w:rPr>
-                <w:rFonts w:ascii="Times New Roman" w:hAnsi="Times New Roman" w:cs="Times New Roman"/>
-                <w:noProof/>
-                <w:webHidden/>
-                <w:sz w:val="28"/>
-                <w:szCs w:val="28"/>
+                <w:noProof/>
+                <w:webHidden/>
               </w:rPr>
               <w:t>3</w:t>
             </w:r>
             <w:r>
               <w:rPr>
-                <w:rFonts w:ascii="Times New Roman" w:hAnsi="Times New Roman" w:cs="Times New Roman"/>
-                <w:noProof/>
-                <w:webHidden/>
-                <w:sz w:val="28"/>
-                <w:szCs w:val="28"/>
+                <w:noProof/>
+                <w:webHidden/>
               </w:rPr>
               <w:fldChar w:fldCharType="end"/>
             </w:r>
@@ -927,91 +887,71 @@
             <w:tabs>
               <w:tab w:val="right" w:leader="dot" w:pos="9345"/>
             </w:tabs>
+            <w:jc w:val="both"/>
             <w:rPr>
-              <w:rFonts w:ascii="Times New Roman" w:hAnsi="Times New Roman" w:cs="Times New Roman"/>
+              <w:rFonts w:eastAsiaTheme="minorEastAsia"/>
               <w:noProof/>
-              <w:sz w:val="28"/>
-              <w:szCs w:val="28"/>
+              <w:kern w:val="2"/>
+              <w:sz w:val="24"/>
+              <w:szCs w:val="24"/>
+              <w:lang w:eastAsia="ru-RU"/>
+              <w14:ligatures w14:val="standardContextual"/>
             </w:rPr>
           </w:pPr>
-          <w:hyperlink w:anchor="_Toc225459716" w:history="1">
+          <w:hyperlink w:anchor="_Toc225896176" w:history="1">
             <w:r>
               <w:rPr>
                 <w:rStyle w:val="af0"/>
-                <w:rFonts w:ascii="Times New Roman" w:hAnsi="Times New Roman" w:cs="Times New Roman"/>
                 <w:noProof/>
                 <w:color w:val="auto"/>
-                <w:sz w:val="28"/>
-                <w:szCs w:val="28"/>
               </w:rPr>
               <w:t>1. Методы кодирования категориальных признаков</w:t>
             </w:r>
             <w:r>
               <w:rPr>
-                <w:rFonts w:ascii="Times New Roman" w:hAnsi="Times New Roman" w:cs="Times New Roman"/>
-                <w:noProof/>
-                <w:webHidden/>
-                <w:sz w:val="28"/>
-                <w:szCs w:val="28"/>
+                <w:noProof/>
+                <w:webHidden/>
               </w:rPr>
               <w:tab/>
             </w:r>
             <w:r>
               <w:rPr>
-                <w:rFonts w:ascii="Times New Roman" w:hAnsi="Times New Roman" w:cs="Times New Roman"/>
-                <w:noProof/>
-                <w:webHidden/>
-                <w:sz w:val="28"/>
-                <w:szCs w:val="28"/>
+                <w:noProof/>
+                <w:webHidden/>
               </w:rPr>
               <w:fldChar w:fldCharType="begin"/>
             </w:r>
             <w:r>
               <w:rPr>
-                <w:rFonts w:ascii="Times New Roman" w:hAnsi="Times New Roman" w:cs="Times New Roman"/>
-                <w:noProof/>
-                <w:webHidden/>
-                <w:sz w:val="28"/>
-                <w:szCs w:val="28"/>
-              </w:rPr>
-              <w:instrText xml:space="preserve"> PAGEREF _Toc225459716 \h </w:instrText>
-            </w:r>
-            <w:r>
-              <w:rPr>
-                <w:rFonts w:ascii="Times New Roman" w:hAnsi="Times New Roman" w:cs="Times New Roman"/>
-                <w:noProof/>
-                <w:webHidden/>
-                <w:sz w:val="28"/>
-                <w:szCs w:val="28"/>
-              </w:rPr>
-            </w:r>
-            <w:r>
-              <w:rPr>
-                <w:rFonts w:ascii="Times New Roman" w:hAnsi="Times New Roman" w:cs="Times New Roman"/>
-                <w:noProof/>
-                <w:webHidden/>
-                <w:sz w:val="28"/>
-                <w:szCs w:val="28"/>
+                <w:noProof/>
+                <w:webHidden/>
+              </w:rPr>
+              <w:instrText xml:space="preserve"> PAGEREF _Toc225896176 \h </w:instrText>
+            </w:r>
+            <w:r>
+              <w:rPr>
+                <w:noProof/>
+                <w:webHidden/>
+              </w:rPr>
+            </w:r>
+            <w:r>
+              <w:rPr>
+                <w:noProof/>
+                <w:webHidden/>
               </w:rPr>
               <w:fldChar w:fldCharType="separate"/>
             </w:r>
             <w:r>
               <w:rPr>
-                <w:rFonts w:ascii="Times New Roman" w:hAnsi="Times New Roman" w:cs="Times New Roman"/>
-                <w:noProof/>
-                <w:webHidden/>
-                <w:sz w:val="28"/>
-                <w:szCs w:val="28"/>
+                <w:noProof/>
+                <w:webHidden/>
               </w:rPr>
               <w:t>4</w:t>
             </w:r>
             <w:r>
               <w:rPr>
-                <w:rFonts w:ascii="Times New Roman" w:hAnsi="Times New Roman" w:cs="Times New Roman"/>
-                <w:noProof/>
-                <w:webHidden/>
-                <w:sz w:val="28"/>
-                <w:szCs w:val="28"/>
+                <w:noProof/>
+                <w:webHidden/>
               </w:rPr>
               <w:fldChar w:fldCharType="end"/>
             </w:r>
@@ -1023,91 +963,71 @@
             <w:tabs>
               <w:tab w:val="right" w:leader="dot" w:pos="9345"/>
             </w:tabs>
+            <w:jc w:val="both"/>
             <w:rPr>
-              <w:rFonts w:ascii="Times New Roman" w:hAnsi="Times New Roman" w:cs="Times New Roman"/>
+              <w:rFonts w:eastAsiaTheme="minorEastAsia"/>
               <w:noProof/>
-              <w:sz w:val="28"/>
-              <w:szCs w:val="28"/>
+              <w:kern w:val="2"/>
+              <w:sz w:val="24"/>
+              <w:szCs w:val="24"/>
+              <w:lang w:eastAsia="ru-RU"/>
+              <w14:ligatures w14:val="standardContextual"/>
             </w:rPr>
           </w:pPr>
-          <w:hyperlink w:anchor="_Toc225459717" w:history="1">
+          <w:hyperlink w:anchor="_Toc225896177" w:history="1">
             <w:r>
               <w:rPr>
                 <w:rStyle w:val="af0"/>
-                <w:rFonts w:ascii="Times New Roman" w:hAnsi="Times New Roman" w:cs="Times New Roman"/>
                 <w:noProof/>
                 <w:color w:val="auto"/>
-                <w:sz w:val="28"/>
-                <w:szCs w:val="28"/>
               </w:rPr>
               <w:t>1.1 One-Hot Encoding</w:t>
             </w:r>
             <w:r>
               <w:rPr>
-                <w:rFonts w:ascii="Times New Roman" w:hAnsi="Times New Roman" w:cs="Times New Roman"/>
-                <w:noProof/>
-                <w:webHidden/>
-                <w:sz w:val="28"/>
-                <w:szCs w:val="28"/>
+                <w:noProof/>
+                <w:webHidden/>
               </w:rPr>
               <w:tab/>
             </w:r>
             <w:r>
               <w:rPr>
-                <w:rFonts w:ascii="Times New Roman" w:hAnsi="Times New Roman" w:cs="Times New Roman"/>
-                <w:noProof/>
-                <w:webHidden/>
-                <w:sz w:val="28"/>
-                <w:szCs w:val="28"/>
+                <w:noProof/>
+                <w:webHidden/>
               </w:rPr>
               <w:fldChar w:fldCharType="begin"/>
             </w:r>
             <w:r>
               <w:rPr>
-                <w:rFonts w:ascii="Times New Roman" w:hAnsi="Times New Roman" w:cs="Times New Roman"/>
-                <w:noProof/>
-                <w:webHidden/>
-                <w:sz w:val="28"/>
-                <w:szCs w:val="28"/>
-              </w:rPr>
-              <w:instrText xml:space="preserve"> PAGEREF _Toc225459717 \h </w:instrText>
-            </w:r>
-            <w:r>
-              <w:rPr>
-                <w:rFonts w:ascii="Times New Roman" w:hAnsi="Times New Roman" w:cs="Times New Roman"/>
-                <w:noProof/>
-                <w:webHidden/>
-                <w:sz w:val="28"/>
-                <w:szCs w:val="28"/>
-              </w:rPr>
-            </w:r>
-            <w:r>
-              <w:rPr>
-                <w:rFonts w:ascii="Times New Roman" w:hAnsi="Times New Roman" w:cs="Times New Roman"/>
-                <w:noProof/>
-                <w:webHidden/>
-                <w:sz w:val="28"/>
-                <w:szCs w:val="28"/>
+                <w:noProof/>
+                <w:webHidden/>
+              </w:rPr>
+              <w:instrText xml:space="preserve"> PAGEREF _Toc225896177 \h </w:instrText>
+            </w:r>
+            <w:r>
+              <w:rPr>
+                <w:noProof/>
+                <w:webHidden/>
+              </w:rPr>
+            </w:r>
+            <w:r>
+              <w:rPr>
+                <w:noProof/>
+                <w:webHidden/>
               </w:rPr>
               <w:fldChar w:fldCharType="separate"/>
             </w:r>
             <w:r>
               <w:rPr>
-                <w:rFonts w:ascii="Times New Roman" w:hAnsi="Times New Roman" w:cs="Times New Roman"/>
-                <w:noProof/>
-                <w:webHidden/>
-                <w:sz w:val="28"/>
-                <w:szCs w:val="28"/>
+                <w:noProof/>
+                <w:webHidden/>
               </w:rPr>
               <w:t>4</w:t>
             </w:r>
             <w:r>
               <w:rPr>
-                <w:rFonts w:ascii="Times New Roman" w:hAnsi="Times New Roman" w:cs="Times New Roman"/>
-                <w:noProof/>
-                <w:webHidden/>
-                <w:sz w:val="28"/>
-                <w:szCs w:val="28"/>
+                <w:noProof/>
+                <w:webHidden/>
               </w:rPr>
               <w:fldChar w:fldCharType="end"/>
             </w:r>
@@ -1119,91 +1039,71 @@
             <w:tabs>
               <w:tab w:val="right" w:leader="dot" w:pos="9345"/>
             </w:tabs>
+            <w:jc w:val="both"/>
             <w:rPr>
-              <w:rFonts w:ascii="Times New Roman" w:hAnsi="Times New Roman" w:cs="Times New Roman"/>
+              <w:rFonts w:eastAsiaTheme="minorEastAsia"/>
               <w:noProof/>
-              <w:sz w:val="28"/>
-              <w:szCs w:val="28"/>
+              <w:kern w:val="2"/>
+              <w:sz w:val="24"/>
+              <w:szCs w:val="24"/>
+              <w:lang w:eastAsia="ru-RU"/>
+              <w14:ligatures w14:val="standardContextual"/>
             </w:rPr>
           </w:pPr>
-          <w:hyperlink w:anchor="_Toc225459718" w:history="1">
+          <w:hyperlink w:anchor="_Toc225896178" w:history="1">
             <w:r>
               <w:rPr>
                 <w:rStyle w:val="af0"/>
-                <w:rFonts w:ascii="Times New Roman" w:hAnsi="Times New Roman" w:cs="Times New Roman"/>
                 <w:noProof/>
                 <w:color w:val="auto"/>
-                <w:sz w:val="28"/>
-                <w:szCs w:val="28"/>
               </w:rPr>
               <w:t>1.2 Integer Encoding (Целочисленное кодирование)</w:t>
             </w:r>
             <w:r>
               <w:rPr>
-                <w:rFonts w:ascii="Times New Roman" w:hAnsi="Times New Roman" w:cs="Times New Roman"/>
-                <w:noProof/>
-                <w:webHidden/>
-                <w:sz w:val="28"/>
-                <w:szCs w:val="28"/>
+                <w:noProof/>
+                <w:webHidden/>
               </w:rPr>
               <w:tab/>
             </w:r>
             <w:r>
               <w:rPr>
-                <w:rFonts w:ascii="Times New Roman" w:hAnsi="Times New Roman" w:cs="Times New Roman"/>
-                <w:noProof/>
-                <w:webHidden/>
-                <w:sz w:val="28"/>
-                <w:szCs w:val="28"/>
+                <w:noProof/>
+                <w:webHidden/>
               </w:rPr>
               <w:fldChar w:fldCharType="begin"/>
             </w:r>
             <w:r>
               <w:rPr>
-                <w:rFonts w:ascii="Times New Roman" w:hAnsi="Times New Roman" w:cs="Times New Roman"/>
-                <w:noProof/>
-                <w:webHidden/>
-                <w:sz w:val="28"/>
-                <w:szCs w:val="28"/>
-              </w:rPr>
-              <w:instrText xml:space="preserve"> PAGEREF _Toc225459718 \h </w:instrText>
-            </w:r>
-            <w:r>
-              <w:rPr>
-                <w:rFonts w:ascii="Times New Roman" w:hAnsi="Times New Roman" w:cs="Times New Roman"/>
-                <w:noProof/>
-                <w:webHidden/>
-                <w:sz w:val="28"/>
-                <w:szCs w:val="28"/>
-              </w:rPr>
-            </w:r>
-            <w:r>
-              <w:rPr>
-                <w:rFonts w:ascii="Times New Roman" w:hAnsi="Times New Roman" w:cs="Times New Roman"/>
-                <w:noProof/>
-                <w:webHidden/>
-                <w:sz w:val="28"/>
-                <w:szCs w:val="28"/>
+                <w:noProof/>
+                <w:webHidden/>
+              </w:rPr>
+              <w:instrText xml:space="preserve"> PAGEREF _Toc225896178 \h </w:instrText>
+            </w:r>
+            <w:r>
+              <w:rPr>
+                <w:noProof/>
+                <w:webHidden/>
+              </w:rPr>
+            </w:r>
+            <w:r>
+              <w:rPr>
+                <w:noProof/>
+                <w:webHidden/>
               </w:rPr>
               <w:fldChar w:fldCharType="separate"/>
             </w:r>
             <w:r>
               <w:rPr>
-                <w:rFonts w:ascii="Times New Roman" w:hAnsi="Times New Roman" w:cs="Times New Roman"/>
-                <w:noProof/>
-                <w:webHidden/>
-                <w:sz w:val="28"/>
-                <w:szCs w:val="28"/>
+                <w:noProof/>
+                <w:webHidden/>
               </w:rPr>
               <w:t>5</w:t>
             </w:r>
             <w:r>
               <w:rPr>
-                <w:rFonts w:ascii="Times New Roman" w:hAnsi="Times New Roman" w:cs="Times New Roman"/>
-                <w:noProof/>
-                <w:webHidden/>
-                <w:sz w:val="28"/>
-                <w:szCs w:val="28"/>
+                <w:noProof/>
+                <w:webHidden/>
               </w:rPr>
               <w:fldChar w:fldCharType="end"/>
             </w:r>
@@ -1215,91 +1115,71 @@
             <w:tabs>
               <w:tab w:val="right" w:leader="dot" w:pos="9345"/>
             </w:tabs>
+            <w:jc w:val="both"/>
             <w:rPr>
-              <w:rFonts w:ascii="Times New Roman" w:hAnsi="Times New Roman" w:cs="Times New Roman"/>
+              <w:rFonts w:eastAsiaTheme="minorEastAsia"/>
               <w:noProof/>
-              <w:sz w:val="28"/>
-              <w:szCs w:val="28"/>
+              <w:kern w:val="2"/>
+              <w:sz w:val="24"/>
+              <w:szCs w:val="24"/>
+              <w:lang w:eastAsia="ru-RU"/>
+              <w14:ligatures w14:val="standardContextual"/>
             </w:rPr>
           </w:pPr>
-          <w:hyperlink w:anchor="_Toc225459719" w:history="1">
+          <w:hyperlink w:anchor="_Toc225896179" w:history="1">
             <w:r>
               <w:rPr>
                 <w:rStyle w:val="af0"/>
-                <w:rFonts w:ascii="Times New Roman" w:hAnsi="Times New Roman" w:cs="Times New Roman"/>
                 <w:noProof/>
                 <w:color w:val="auto"/>
-                <w:sz w:val="28"/>
-                <w:szCs w:val="28"/>
               </w:rPr>
               <w:t>1.3 Entropy Encoding (Энтропийное кодирование)</w:t>
             </w:r>
             <w:r>
               <w:rPr>
-                <w:rFonts w:ascii="Times New Roman" w:hAnsi="Times New Roman" w:cs="Times New Roman"/>
-                <w:noProof/>
-                <w:webHidden/>
-                <w:sz w:val="28"/>
-                <w:szCs w:val="28"/>
+                <w:noProof/>
+                <w:webHidden/>
               </w:rPr>
               <w:tab/>
             </w:r>
             <w:r>
               <w:rPr>
-                <w:rFonts w:ascii="Times New Roman" w:hAnsi="Times New Roman" w:cs="Times New Roman"/>
-                <w:noProof/>
-                <w:webHidden/>
-                <w:sz w:val="28"/>
-                <w:szCs w:val="28"/>
+                <w:noProof/>
+                <w:webHidden/>
               </w:rPr>
               <w:fldChar w:fldCharType="begin"/>
             </w:r>
             <w:r>
               <w:rPr>
-                <w:rFonts w:ascii="Times New Roman" w:hAnsi="Times New Roman" w:cs="Times New Roman"/>
-                <w:noProof/>
-                <w:webHidden/>
-                <w:sz w:val="28"/>
-                <w:szCs w:val="28"/>
-              </w:rPr>
-              <w:instrText xml:space="preserve"> PAGEREF _Toc225459719 \h </w:instrText>
-            </w:r>
-            <w:r>
-              <w:rPr>
-                <w:rFonts w:ascii="Times New Roman" w:hAnsi="Times New Roman" w:cs="Times New Roman"/>
-                <w:noProof/>
-                <w:webHidden/>
-                <w:sz w:val="28"/>
-                <w:szCs w:val="28"/>
-              </w:rPr>
-            </w:r>
-            <w:r>
-              <w:rPr>
-                <w:rFonts w:ascii="Times New Roman" w:hAnsi="Times New Roman" w:cs="Times New Roman"/>
-                <w:noProof/>
-                <w:webHidden/>
-                <w:sz w:val="28"/>
-                <w:szCs w:val="28"/>
+                <w:noProof/>
+                <w:webHidden/>
+              </w:rPr>
+              <w:instrText xml:space="preserve"> PAGEREF _Toc225896179 \h </w:instrText>
+            </w:r>
+            <w:r>
+              <w:rPr>
+                <w:noProof/>
+                <w:webHidden/>
+              </w:rPr>
+            </w:r>
+            <w:r>
+              <w:rPr>
+                <w:noProof/>
+                <w:webHidden/>
               </w:rPr>
               <w:fldChar w:fldCharType="separate"/>
             </w:r>
             <w:r>
               <w:rPr>
-                <w:rFonts w:ascii="Times New Roman" w:hAnsi="Times New Roman" w:cs="Times New Roman"/>
-                <w:noProof/>
-                <w:webHidden/>
-                <w:sz w:val="28"/>
-                <w:szCs w:val="28"/>
+                <w:noProof/>
+                <w:webHidden/>
               </w:rPr>
               <w:t>5</w:t>
             </w:r>
             <w:r>
               <w:rPr>
-                <w:rFonts w:ascii="Times New Roman" w:hAnsi="Times New Roman" w:cs="Times New Roman"/>
-                <w:noProof/>
-                <w:webHidden/>
-                <w:sz w:val="28"/>
-                <w:szCs w:val="28"/>
+                <w:noProof/>
+                <w:webHidden/>
               </w:rPr>
               <w:fldChar w:fldCharType="end"/>
             </w:r>
@@ -1311,91 +1191,71 @@
             <w:tabs>
               <w:tab w:val="right" w:leader="dot" w:pos="9345"/>
             </w:tabs>
+            <w:jc w:val="both"/>
             <w:rPr>
-              <w:rFonts w:ascii="Times New Roman" w:hAnsi="Times New Roman" w:cs="Times New Roman"/>
+              <w:rFonts w:eastAsiaTheme="minorEastAsia"/>
               <w:noProof/>
-              <w:sz w:val="28"/>
-              <w:szCs w:val="28"/>
+              <w:kern w:val="2"/>
+              <w:sz w:val="24"/>
+              <w:szCs w:val="24"/>
+              <w:lang w:eastAsia="ru-RU"/>
+              <w14:ligatures w14:val="standardContextual"/>
             </w:rPr>
           </w:pPr>
-          <w:hyperlink w:anchor="_Toc225459720" w:history="1">
+          <w:hyperlink w:anchor="_Toc225896180" w:history="1">
             <w:r>
               <w:rPr>
                 <w:rStyle w:val="af0"/>
-                <w:rFonts w:ascii="Times New Roman" w:hAnsi="Times New Roman" w:cs="Times New Roman"/>
                 <w:noProof/>
                 <w:color w:val="auto"/>
-                <w:sz w:val="28"/>
-                <w:szCs w:val="28"/>
               </w:rPr>
               <w:t>1.4 Target Encoding</w:t>
             </w:r>
             <w:r>
               <w:rPr>
-                <w:rFonts w:ascii="Times New Roman" w:hAnsi="Times New Roman" w:cs="Times New Roman"/>
-                <w:noProof/>
-                <w:webHidden/>
-                <w:sz w:val="28"/>
-                <w:szCs w:val="28"/>
+                <w:noProof/>
+                <w:webHidden/>
               </w:rPr>
               <w:tab/>
             </w:r>
             <w:r>
               <w:rPr>
-                <w:rFonts w:ascii="Times New Roman" w:hAnsi="Times New Roman" w:cs="Times New Roman"/>
-                <w:noProof/>
-                <w:webHidden/>
-                <w:sz w:val="28"/>
-                <w:szCs w:val="28"/>
+                <w:noProof/>
+                <w:webHidden/>
               </w:rPr>
               <w:fldChar w:fldCharType="begin"/>
             </w:r>
             <w:r>
               <w:rPr>
-                <w:rFonts w:ascii="Times New Roman" w:hAnsi="Times New Roman" w:cs="Times New Roman"/>
-                <w:noProof/>
-                <w:webHidden/>
-                <w:sz w:val="28"/>
-                <w:szCs w:val="28"/>
-              </w:rPr>
-              <w:instrText xml:space="preserve"> PAGEREF _Toc225459720 \h </w:instrText>
-            </w:r>
-            <w:r>
-              <w:rPr>
-                <w:rFonts w:ascii="Times New Roman" w:hAnsi="Times New Roman" w:cs="Times New Roman"/>
-                <w:noProof/>
-                <w:webHidden/>
-                <w:sz w:val="28"/>
-                <w:szCs w:val="28"/>
-              </w:rPr>
-            </w:r>
-            <w:r>
-              <w:rPr>
-                <w:rFonts w:ascii="Times New Roman" w:hAnsi="Times New Roman" w:cs="Times New Roman"/>
-                <w:noProof/>
-                <w:webHidden/>
-                <w:sz w:val="28"/>
-                <w:szCs w:val="28"/>
+                <w:noProof/>
+                <w:webHidden/>
+              </w:rPr>
+              <w:instrText xml:space="preserve"> PAGEREF _Toc225896180 \h </w:instrText>
+            </w:r>
+            <w:r>
+              <w:rPr>
+                <w:noProof/>
+                <w:webHidden/>
+              </w:rPr>
+            </w:r>
+            <w:r>
+              <w:rPr>
+                <w:noProof/>
+                <w:webHidden/>
               </w:rPr>
               <w:fldChar w:fldCharType="separate"/>
             </w:r>
             <w:r>
               <w:rPr>
-                <w:rFonts w:ascii="Times New Roman" w:hAnsi="Times New Roman" w:cs="Times New Roman"/>
-                <w:noProof/>
-                <w:webHidden/>
-                <w:sz w:val="28"/>
-                <w:szCs w:val="28"/>
+                <w:noProof/>
+                <w:webHidden/>
               </w:rPr>
               <w:t>6</w:t>
             </w:r>
             <w:r>
               <w:rPr>
-                <w:rFonts w:ascii="Times New Roman" w:hAnsi="Times New Roman" w:cs="Times New Roman"/>
-                <w:noProof/>
-                <w:webHidden/>
-                <w:sz w:val="28"/>
-                <w:szCs w:val="28"/>
+                <w:noProof/>
+                <w:webHidden/>
               </w:rPr>
               <w:fldChar w:fldCharType="end"/>
             </w:r>
@@ -1407,91 +1267,71 @@
             <w:tabs>
               <w:tab w:val="right" w:leader="dot" w:pos="9345"/>
             </w:tabs>
+            <w:jc w:val="both"/>
             <w:rPr>
-              <w:rFonts w:ascii="Times New Roman" w:hAnsi="Times New Roman" w:cs="Times New Roman"/>
+              <w:rFonts w:eastAsiaTheme="minorEastAsia"/>
               <w:noProof/>
-              <w:sz w:val="28"/>
-              <w:szCs w:val="28"/>
+              <w:kern w:val="2"/>
+              <w:sz w:val="24"/>
+              <w:szCs w:val="24"/>
+              <w:lang w:eastAsia="ru-RU"/>
+              <w14:ligatures w14:val="standardContextual"/>
             </w:rPr>
           </w:pPr>
-          <w:hyperlink w:anchor="_Toc225459721" w:history="1">
+          <w:hyperlink w:anchor="_Toc225896181" w:history="1">
             <w:r>
               <w:rPr>
                 <w:rStyle w:val="af0"/>
-                <w:rFonts w:ascii="Times New Roman" w:hAnsi="Times New Roman" w:cs="Times New Roman"/>
                 <w:noProof/>
                 <w:color w:val="auto"/>
-                <w:sz w:val="28"/>
-                <w:szCs w:val="28"/>
               </w:rPr>
               <w:t>1.5 CatBoost Encoding</w:t>
             </w:r>
             <w:r>
               <w:rPr>
-                <w:rFonts w:ascii="Times New Roman" w:hAnsi="Times New Roman" w:cs="Times New Roman"/>
-                <w:noProof/>
-                <w:webHidden/>
-                <w:sz w:val="28"/>
-                <w:szCs w:val="28"/>
+                <w:noProof/>
+                <w:webHidden/>
               </w:rPr>
               <w:tab/>
             </w:r>
             <w:r>
               <w:rPr>
-                <w:rFonts w:ascii="Times New Roman" w:hAnsi="Times New Roman" w:cs="Times New Roman"/>
-                <w:noProof/>
-                <w:webHidden/>
-                <w:sz w:val="28"/>
-                <w:szCs w:val="28"/>
+                <w:noProof/>
+                <w:webHidden/>
               </w:rPr>
               <w:fldChar w:fldCharType="begin"/>
             </w:r>
             <w:r>
               <w:rPr>
-                <w:rFonts w:ascii="Times New Roman" w:hAnsi="Times New Roman" w:cs="Times New Roman"/>
-                <w:noProof/>
-                <w:webHidden/>
-                <w:sz w:val="28"/>
-                <w:szCs w:val="28"/>
-              </w:rPr>
-              <w:instrText xml:space="preserve"> PAGEREF _Toc225459721 \h </w:instrText>
-            </w:r>
-            <w:r>
-              <w:rPr>
-                <w:rFonts w:ascii="Times New Roman" w:hAnsi="Times New Roman" w:cs="Times New Roman"/>
-                <w:noProof/>
-                <w:webHidden/>
-                <w:sz w:val="28"/>
-                <w:szCs w:val="28"/>
-              </w:rPr>
-            </w:r>
-            <w:r>
-              <w:rPr>
-                <w:rFonts w:ascii="Times New Roman" w:hAnsi="Times New Roman" w:cs="Times New Roman"/>
-                <w:noProof/>
-                <w:webHidden/>
-                <w:sz w:val="28"/>
-                <w:szCs w:val="28"/>
+                <w:noProof/>
+                <w:webHidden/>
+              </w:rPr>
+              <w:instrText xml:space="preserve"> PAGEREF _Toc225896181 \h </w:instrText>
+            </w:r>
+            <w:r>
+              <w:rPr>
+                <w:noProof/>
+                <w:webHidden/>
+              </w:rPr>
+            </w:r>
+            <w:r>
+              <w:rPr>
+                <w:noProof/>
+                <w:webHidden/>
               </w:rPr>
               <w:fldChar w:fldCharType="separate"/>
             </w:r>
             <w:r>
               <w:rPr>
-                <w:rFonts w:ascii="Times New Roman" w:hAnsi="Times New Roman" w:cs="Times New Roman"/>
-                <w:noProof/>
-                <w:webHidden/>
-                <w:sz w:val="28"/>
-                <w:szCs w:val="28"/>
+                <w:noProof/>
+                <w:webHidden/>
               </w:rPr>
               <w:t>7</w:t>
             </w:r>
             <w:r>
               <w:rPr>
-                <w:rFonts w:ascii="Times New Roman" w:hAnsi="Times New Roman" w:cs="Times New Roman"/>
-                <w:noProof/>
-                <w:webHidden/>
-                <w:sz w:val="28"/>
-                <w:szCs w:val="28"/>
+                <w:noProof/>
+                <w:webHidden/>
               </w:rPr>
               <w:fldChar w:fldCharType="end"/>
             </w:r>
@@ -1503,91 +1343,71 @@
             <w:tabs>
               <w:tab w:val="right" w:leader="dot" w:pos="9345"/>
             </w:tabs>
+            <w:jc w:val="both"/>
             <w:rPr>
-              <w:rFonts w:ascii="Times New Roman" w:hAnsi="Times New Roman" w:cs="Times New Roman"/>
+              <w:rFonts w:eastAsiaTheme="minorEastAsia"/>
               <w:noProof/>
-              <w:sz w:val="28"/>
-              <w:szCs w:val="28"/>
+              <w:kern w:val="2"/>
+              <w:sz w:val="24"/>
+              <w:szCs w:val="24"/>
+              <w:lang w:eastAsia="ru-RU"/>
+              <w14:ligatures w14:val="standardContextual"/>
             </w:rPr>
           </w:pPr>
-          <w:hyperlink w:anchor="_Toc225459722" w:history="1">
+          <w:hyperlink w:anchor="_Toc225896182" w:history="1">
             <w:r>
               <w:rPr>
                 <w:rStyle w:val="af0"/>
-                <w:rFonts w:ascii="Times New Roman" w:hAnsi="Times New Roman" w:cs="Times New Roman"/>
                 <w:noProof/>
                 <w:color w:val="auto"/>
-                <w:sz w:val="28"/>
-                <w:szCs w:val="28"/>
               </w:rPr>
               <w:t>2.1 Общая структура</w:t>
             </w:r>
             <w:r>
               <w:rPr>
-                <w:rFonts w:ascii="Times New Roman" w:hAnsi="Times New Roman" w:cs="Times New Roman"/>
-                <w:noProof/>
-                <w:webHidden/>
-                <w:sz w:val="28"/>
-                <w:szCs w:val="28"/>
+                <w:noProof/>
+                <w:webHidden/>
               </w:rPr>
               <w:tab/>
             </w:r>
             <w:r>
               <w:rPr>
-                <w:rFonts w:ascii="Times New Roman" w:hAnsi="Times New Roman" w:cs="Times New Roman"/>
-                <w:noProof/>
-                <w:webHidden/>
-                <w:sz w:val="28"/>
-                <w:szCs w:val="28"/>
+                <w:noProof/>
+                <w:webHidden/>
               </w:rPr>
               <w:fldChar w:fldCharType="begin"/>
             </w:r>
             <w:r>
               <w:rPr>
-                <w:rFonts w:ascii="Times New Roman" w:hAnsi="Times New Roman" w:cs="Times New Roman"/>
-                <w:noProof/>
-                <w:webHidden/>
-                <w:sz w:val="28"/>
-                <w:szCs w:val="28"/>
-              </w:rPr>
-              <w:instrText xml:space="preserve"> PAGEREF _Toc225459722 \h </w:instrText>
-            </w:r>
-            <w:r>
-              <w:rPr>
-                <w:rFonts w:ascii="Times New Roman" w:hAnsi="Times New Roman" w:cs="Times New Roman"/>
-                <w:noProof/>
-                <w:webHidden/>
-                <w:sz w:val="28"/>
-                <w:szCs w:val="28"/>
-              </w:rPr>
-            </w:r>
-            <w:r>
-              <w:rPr>
-                <w:rFonts w:ascii="Times New Roman" w:hAnsi="Times New Roman" w:cs="Times New Roman"/>
-                <w:noProof/>
-                <w:webHidden/>
-                <w:sz w:val="28"/>
-                <w:szCs w:val="28"/>
+                <w:noProof/>
+                <w:webHidden/>
+              </w:rPr>
+              <w:instrText xml:space="preserve"> PAGEREF _Toc225896182 \h </w:instrText>
+            </w:r>
+            <w:r>
+              <w:rPr>
+                <w:noProof/>
+                <w:webHidden/>
+              </w:rPr>
+            </w:r>
+            <w:r>
+              <w:rPr>
+                <w:noProof/>
+                <w:webHidden/>
               </w:rPr>
               <w:fldChar w:fldCharType="separate"/>
             </w:r>
             <w:r>
               <w:rPr>
-                <w:rFonts w:ascii="Times New Roman" w:hAnsi="Times New Roman" w:cs="Times New Roman"/>
-                <w:noProof/>
-                <w:webHidden/>
-                <w:sz w:val="28"/>
-                <w:szCs w:val="28"/>
+                <w:noProof/>
+                <w:webHidden/>
               </w:rPr>
               <w:t>8</w:t>
             </w:r>
             <w:r>
               <w:rPr>
-                <w:rFonts w:ascii="Times New Roman" w:hAnsi="Times New Roman" w:cs="Times New Roman"/>
-                <w:noProof/>
-                <w:webHidden/>
-                <w:sz w:val="28"/>
-                <w:szCs w:val="28"/>
+                <w:noProof/>
+                <w:webHidden/>
               </w:rPr>
               <w:fldChar w:fldCharType="end"/>
             </w:r>
@@ -1599,91 +1419,71 @@
             <w:tabs>
               <w:tab w:val="right" w:leader="dot" w:pos="9345"/>
             </w:tabs>
+            <w:jc w:val="both"/>
             <w:rPr>
-              <w:rFonts w:ascii="Times New Roman" w:hAnsi="Times New Roman" w:cs="Times New Roman"/>
+              <w:rFonts w:eastAsiaTheme="minorEastAsia"/>
               <w:noProof/>
-              <w:sz w:val="28"/>
-              <w:szCs w:val="28"/>
+              <w:kern w:val="2"/>
+              <w:sz w:val="24"/>
+              <w:szCs w:val="24"/>
+              <w:lang w:eastAsia="ru-RU"/>
+              <w14:ligatures w14:val="standardContextual"/>
             </w:rPr>
           </w:pPr>
-          <w:hyperlink w:anchor="_Toc225459723" w:history="1">
+          <w:hyperlink w:anchor="_Toc225896183" w:history="1">
             <w:r>
               <w:rPr>
                 <w:rStyle w:val="af0"/>
-                <w:rFonts w:ascii="Times New Roman" w:hAnsi="Times New Roman" w:cs="Times New Roman"/>
                 <w:noProof/>
                 <w:color w:val="auto"/>
-                <w:sz w:val="28"/>
-                <w:szCs w:val="28"/>
               </w:rPr>
               <w:t>2.2 Ключевые архитектурные решения</w:t>
             </w:r>
             <w:r>
               <w:rPr>
-                <w:rFonts w:ascii="Times New Roman" w:hAnsi="Times New Roman" w:cs="Times New Roman"/>
-                <w:noProof/>
-                <w:webHidden/>
-                <w:sz w:val="28"/>
-                <w:szCs w:val="28"/>
+                <w:noProof/>
+                <w:webHidden/>
               </w:rPr>
               <w:tab/>
             </w:r>
             <w:r>
               <w:rPr>
-                <w:rFonts w:ascii="Times New Roman" w:hAnsi="Times New Roman" w:cs="Times New Roman"/>
-                <w:noProof/>
-                <w:webHidden/>
-                <w:sz w:val="28"/>
-                <w:szCs w:val="28"/>
+                <w:noProof/>
+                <w:webHidden/>
               </w:rPr>
               <w:fldChar w:fldCharType="begin"/>
             </w:r>
             <w:r>
               <w:rPr>
-                <w:rFonts w:ascii="Times New Roman" w:hAnsi="Times New Roman" w:cs="Times New Roman"/>
-                <w:noProof/>
-                <w:webHidden/>
-                <w:sz w:val="28"/>
-                <w:szCs w:val="28"/>
-              </w:rPr>
-              <w:instrText xml:space="preserve"> PAGEREF _Toc225459723 \h </w:instrText>
-            </w:r>
-            <w:r>
-              <w:rPr>
-                <w:rFonts w:ascii="Times New Roman" w:hAnsi="Times New Roman" w:cs="Times New Roman"/>
-                <w:noProof/>
-                <w:webHidden/>
-                <w:sz w:val="28"/>
-                <w:szCs w:val="28"/>
-              </w:rPr>
-            </w:r>
-            <w:r>
-              <w:rPr>
-                <w:rFonts w:ascii="Times New Roman" w:hAnsi="Times New Roman" w:cs="Times New Roman"/>
-                <w:noProof/>
-                <w:webHidden/>
-                <w:sz w:val="28"/>
-                <w:szCs w:val="28"/>
+                <w:noProof/>
+                <w:webHidden/>
+              </w:rPr>
+              <w:instrText xml:space="preserve"> PAGEREF _Toc225896183 \h </w:instrText>
+            </w:r>
+            <w:r>
+              <w:rPr>
+                <w:noProof/>
+                <w:webHidden/>
+              </w:rPr>
+            </w:r>
+            <w:r>
+              <w:rPr>
+                <w:noProof/>
+                <w:webHidden/>
               </w:rPr>
               <w:fldChar w:fldCharType="separate"/>
             </w:r>
             <w:r>
               <w:rPr>
-                <w:rFonts w:ascii="Times New Roman" w:hAnsi="Times New Roman" w:cs="Times New Roman"/>
-                <w:noProof/>
-                <w:webHidden/>
-                <w:sz w:val="28"/>
-                <w:szCs w:val="28"/>
+                <w:noProof/>
+                <w:webHidden/>
               </w:rPr>
               <w:t>8</w:t>
             </w:r>
             <w:r>
               <w:rPr>
-                <w:rFonts w:ascii="Times New Roman" w:hAnsi="Times New Roman" w:cs="Times New Roman"/>
-                <w:noProof/>
-                <w:webHidden/>
-                <w:sz w:val="28"/>
-                <w:szCs w:val="28"/>
+                <w:noProof/>
+                <w:webHidden/>
               </w:rPr>
               <w:fldChar w:fldCharType="end"/>
             </w:r>
@@ -1695,91 +1495,71 @@
             <w:tabs>
               <w:tab w:val="right" w:leader="dot" w:pos="9345"/>
             </w:tabs>
+            <w:jc w:val="both"/>
             <w:rPr>
-              <w:rFonts w:ascii="Times New Roman" w:hAnsi="Times New Roman" w:cs="Times New Roman"/>
+              <w:rFonts w:eastAsiaTheme="minorEastAsia"/>
               <w:noProof/>
-              <w:sz w:val="28"/>
-              <w:szCs w:val="28"/>
+              <w:kern w:val="2"/>
+              <w:sz w:val="24"/>
+              <w:szCs w:val="24"/>
+              <w:lang w:eastAsia="ru-RU"/>
+              <w14:ligatures w14:val="standardContextual"/>
             </w:rPr>
           </w:pPr>
-          <w:hyperlink w:anchor="_Toc225459724" w:history="1">
+          <w:hyperlink w:anchor="_Toc225896184" w:history="1">
             <w:r>
               <w:rPr>
                 <w:rStyle w:val="af0"/>
-                <w:rFonts w:ascii="Times New Roman" w:hAnsi="Times New Roman" w:cs="Times New Roman"/>
                 <w:noProof/>
                 <w:color w:val="auto"/>
-                <w:sz w:val="28"/>
-                <w:szCs w:val="28"/>
               </w:rPr>
               <w:t>2.2.1 Единый интерфейс для кодировщиков</w:t>
             </w:r>
             <w:r>
               <w:rPr>
-                <w:rFonts w:ascii="Times New Roman" w:hAnsi="Times New Roman" w:cs="Times New Roman"/>
-                <w:noProof/>
-                <w:webHidden/>
-                <w:sz w:val="28"/>
-                <w:szCs w:val="28"/>
+                <w:noProof/>
+                <w:webHidden/>
               </w:rPr>
               <w:tab/>
             </w:r>
             <w:r>
               <w:rPr>
-                <w:rFonts w:ascii="Times New Roman" w:hAnsi="Times New Roman" w:cs="Times New Roman"/>
-                <w:noProof/>
-                <w:webHidden/>
-                <w:sz w:val="28"/>
-                <w:szCs w:val="28"/>
+                <w:noProof/>
+                <w:webHidden/>
               </w:rPr>
               <w:fldChar w:fldCharType="begin"/>
             </w:r>
             <w:r>
               <w:rPr>
-                <w:rFonts w:ascii="Times New Roman" w:hAnsi="Times New Roman" w:cs="Times New Roman"/>
-                <w:noProof/>
-                <w:webHidden/>
-                <w:sz w:val="28"/>
-                <w:szCs w:val="28"/>
-              </w:rPr>
-              <w:instrText xml:space="preserve"> PAGEREF _Toc225459724 \h </w:instrText>
-            </w:r>
-            <w:r>
-              <w:rPr>
-                <w:rFonts w:ascii="Times New Roman" w:hAnsi="Times New Roman" w:cs="Times New Roman"/>
-                <w:noProof/>
-                <w:webHidden/>
-                <w:sz w:val="28"/>
-                <w:szCs w:val="28"/>
-              </w:rPr>
-            </w:r>
-            <w:r>
-              <w:rPr>
-                <w:rFonts w:ascii="Times New Roman" w:hAnsi="Times New Roman" w:cs="Times New Roman"/>
-                <w:noProof/>
-                <w:webHidden/>
-                <w:sz w:val="28"/>
-                <w:szCs w:val="28"/>
+                <w:noProof/>
+                <w:webHidden/>
+              </w:rPr>
+              <w:instrText xml:space="preserve"> PAGEREF _Toc225896184 \h </w:instrText>
+            </w:r>
+            <w:r>
+              <w:rPr>
+                <w:noProof/>
+                <w:webHidden/>
+              </w:rPr>
+            </w:r>
+            <w:r>
+              <w:rPr>
+                <w:noProof/>
+                <w:webHidden/>
               </w:rPr>
               <w:fldChar w:fldCharType="separate"/>
             </w:r>
             <w:r>
               <w:rPr>
-                <w:rFonts w:ascii="Times New Roman" w:hAnsi="Times New Roman" w:cs="Times New Roman"/>
-                <w:noProof/>
-                <w:webHidden/>
-                <w:sz w:val="28"/>
-                <w:szCs w:val="28"/>
+                <w:noProof/>
+                <w:webHidden/>
               </w:rPr>
               <w:t>8</w:t>
             </w:r>
             <w:r>
               <w:rPr>
-                <w:rFonts w:ascii="Times New Roman" w:hAnsi="Times New Roman" w:cs="Times New Roman"/>
-                <w:noProof/>
-                <w:webHidden/>
-                <w:sz w:val="28"/>
-                <w:szCs w:val="28"/>
+                <w:noProof/>
+                <w:webHidden/>
               </w:rPr>
               <w:fldChar w:fldCharType="end"/>
             </w:r>
@@ -1791,91 +1571,71 @@
             <w:tabs>
               <w:tab w:val="right" w:leader="dot" w:pos="9345"/>
             </w:tabs>
+            <w:jc w:val="both"/>
             <w:rPr>
-              <w:rFonts w:ascii="Times New Roman" w:hAnsi="Times New Roman" w:cs="Times New Roman"/>
+              <w:rFonts w:eastAsiaTheme="minorEastAsia"/>
               <w:noProof/>
-              <w:sz w:val="28"/>
-              <w:szCs w:val="28"/>
+              <w:kern w:val="2"/>
+              <w:sz w:val="24"/>
+              <w:szCs w:val="24"/>
+              <w:lang w:eastAsia="ru-RU"/>
+              <w14:ligatures w14:val="standardContextual"/>
             </w:rPr>
           </w:pPr>
-          <w:hyperlink w:anchor="_Toc225459725" w:history="1">
+          <w:hyperlink w:anchor="_Toc225896185" w:history="1">
             <w:r>
               <w:rPr>
                 <w:rStyle w:val="af0"/>
-                <w:rFonts w:ascii="Times New Roman" w:hAnsi="Times New Roman" w:cs="Times New Roman"/>
                 <w:noProof/>
                 <w:color w:val="auto"/>
-                <w:sz w:val="28"/>
-                <w:szCs w:val="28"/>
               </w:rPr>
               <w:t>2.2.2 Абстрактный базовый класс BaseEncoder</w:t>
             </w:r>
             <w:r>
               <w:rPr>
-                <w:rFonts w:ascii="Times New Roman" w:hAnsi="Times New Roman" w:cs="Times New Roman"/>
-                <w:noProof/>
-                <w:webHidden/>
-                <w:sz w:val="28"/>
-                <w:szCs w:val="28"/>
+                <w:noProof/>
+                <w:webHidden/>
               </w:rPr>
               <w:tab/>
             </w:r>
             <w:r>
               <w:rPr>
-                <w:rFonts w:ascii="Times New Roman" w:hAnsi="Times New Roman" w:cs="Times New Roman"/>
-                <w:noProof/>
-                <w:webHidden/>
-                <w:sz w:val="28"/>
-                <w:szCs w:val="28"/>
+                <w:noProof/>
+                <w:webHidden/>
               </w:rPr>
               <w:fldChar w:fldCharType="begin"/>
             </w:r>
             <w:r>
               <w:rPr>
-                <w:rFonts w:ascii="Times New Roman" w:hAnsi="Times New Roman" w:cs="Times New Roman"/>
-                <w:noProof/>
-                <w:webHidden/>
-                <w:sz w:val="28"/>
-                <w:szCs w:val="28"/>
-              </w:rPr>
-              <w:instrText xml:space="preserve"> PAGEREF _Toc225459725 \h </w:instrText>
-            </w:r>
-            <w:r>
-              <w:rPr>
-                <w:rFonts w:ascii="Times New Roman" w:hAnsi="Times New Roman" w:cs="Times New Roman"/>
-                <w:noProof/>
-                <w:webHidden/>
-                <w:sz w:val="28"/>
-                <w:szCs w:val="28"/>
-              </w:rPr>
-            </w:r>
-            <w:r>
-              <w:rPr>
-                <w:rFonts w:ascii="Times New Roman" w:hAnsi="Times New Roman" w:cs="Times New Roman"/>
-                <w:noProof/>
-                <w:webHidden/>
-                <w:sz w:val="28"/>
-                <w:szCs w:val="28"/>
+                <w:noProof/>
+                <w:webHidden/>
+              </w:rPr>
+              <w:instrText xml:space="preserve"> PAGEREF _Toc225896185 \h </w:instrText>
+            </w:r>
+            <w:r>
+              <w:rPr>
+                <w:noProof/>
+                <w:webHidden/>
+              </w:rPr>
+            </w:r>
+            <w:r>
+              <w:rPr>
+                <w:noProof/>
+                <w:webHidden/>
               </w:rPr>
               <w:fldChar w:fldCharType="separate"/>
             </w:r>
             <w:r>
               <w:rPr>
-                <w:rFonts w:ascii="Times New Roman" w:hAnsi="Times New Roman" w:cs="Times New Roman"/>
-                <w:noProof/>
-                <w:webHidden/>
-                <w:sz w:val="28"/>
-                <w:szCs w:val="28"/>
+                <w:noProof/>
+                <w:webHidden/>
               </w:rPr>
               <w:t>8</w:t>
             </w:r>
             <w:r>
               <w:rPr>
-                <w:rFonts w:ascii="Times New Roman" w:hAnsi="Times New Roman" w:cs="Times New Roman"/>
-                <w:noProof/>
-                <w:webHidden/>
-                <w:sz w:val="28"/>
-                <w:szCs w:val="28"/>
+                <w:noProof/>
+                <w:webHidden/>
               </w:rPr>
               <w:fldChar w:fldCharType="end"/>
             </w:r>
@@ -1887,91 +1647,71 @@
             <w:tabs>
               <w:tab w:val="right" w:leader="dot" w:pos="9345"/>
             </w:tabs>
+            <w:jc w:val="both"/>
             <w:rPr>
-              <w:rFonts w:ascii="Times New Roman" w:hAnsi="Times New Roman" w:cs="Times New Roman"/>
+              <w:rFonts w:eastAsiaTheme="minorEastAsia"/>
               <w:noProof/>
-              <w:sz w:val="28"/>
-              <w:szCs w:val="28"/>
+              <w:kern w:val="2"/>
+              <w:sz w:val="24"/>
+              <w:szCs w:val="24"/>
+              <w:lang w:eastAsia="ru-RU"/>
+              <w14:ligatures w14:val="standardContextual"/>
             </w:rPr>
           </w:pPr>
-          <w:hyperlink w:anchor="_Toc225459726" w:history="1">
+          <w:hyperlink w:anchor="_Toc225896186" w:history="1">
             <w:r>
               <w:rPr>
                 <w:rStyle w:val="af0"/>
-                <w:rFonts w:ascii="Times New Roman" w:hAnsi="Times New Roman" w:cs="Times New Roman"/>
                 <w:noProof/>
                 <w:color w:val="auto"/>
-                <w:sz w:val="28"/>
-                <w:szCs w:val="28"/>
               </w:rPr>
               <w:t>2.2.3 Автоматическое определение типов колонок</w:t>
             </w:r>
             <w:r>
               <w:rPr>
-                <w:rFonts w:ascii="Times New Roman" w:hAnsi="Times New Roman" w:cs="Times New Roman"/>
-                <w:noProof/>
-                <w:webHidden/>
-                <w:sz w:val="28"/>
-                <w:szCs w:val="28"/>
+                <w:noProof/>
+                <w:webHidden/>
               </w:rPr>
               <w:tab/>
             </w:r>
             <w:r>
               <w:rPr>
-                <w:rFonts w:ascii="Times New Roman" w:hAnsi="Times New Roman" w:cs="Times New Roman"/>
-                <w:noProof/>
-                <w:webHidden/>
-                <w:sz w:val="28"/>
-                <w:szCs w:val="28"/>
+                <w:noProof/>
+                <w:webHidden/>
               </w:rPr>
               <w:fldChar w:fldCharType="begin"/>
             </w:r>
             <w:r>
               <w:rPr>
-                <w:rFonts w:ascii="Times New Roman" w:hAnsi="Times New Roman" w:cs="Times New Roman"/>
-                <w:noProof/>
-                <w:webHidden/>
-                <w:sz w:val="28"/>
-                <w:szCs w:val="28"/>
-              </w:rPr>
-              <w:instrText xml:space="preserve"> PAGEREF _Toc225459726 \h </w:instrText>
-            </w:r>
-            <w:r>
-              <w:rPr>
-                <w:rFonts w:ascii="Times New Roman" w:hAnsi="Times New Roman" w:cs="Times New Roman"/>
-                <w:noProof/>
-                <w:webHidden/>
-                <w:sz w:val="28"/>
-                <w:szCs w:val="28"/>
-              </w:rPr>
-            </w:r>
-            <w:r>
-              <w:rPr>
-                <w:rFonts w:ascii="Times New Roman" w:hAnsi="Times New Roman" w:cs="Times New Roman"/>
-                <w:noProof/>
-                <w:webHidden/>
-                <w:sz w:val="28"/>
-                <w:szCs w:val="28"/>
+                <w:noProof/>
+                <w:webHidden/>
+              </w:rPr>
+              <w:instrText xml:space="preserve"> PAGEREF _Toc225896186 \h </w:instrText>
+            </w:r>
+            <w:r>
+              <w:rPr>
+                <w:noProof/>
+                <w:webHidden/>
+              </w:rPr>
+            </w:r>
+            <w:r>
+              <w:rPr>
+                <w:noProof/>
+                <w:webHidden/>
               </w:rPr>
               <w:fldChar w:fldCharType="separate"/>
             </w:r>
             <w:r>
               <w:rPr>
-                <w:rFonts w:ascii="Times New Roman" w:hAnsi="Times New Roman" w:cs="Times New Roman"/>
-                <w:noProof/>
-                <w:webHidden/>
-                <w:sz w:val="28"/>
-                <w:szCs w:val="28"/>
+                <w:noProof/>
+                <w:webHidden/>
               </w:rPr>
               <w:t>9</w:t>
             </w:r>
             <w:r>
               <w:rPr>
-                <w:rFonts w:ascii="Times New Roman" w:hAnsi="Times New Roman" w:cs="Times New Roman"/>
-                <w:noProof/>
-                <w:webHidden/>
-                <w:sz w:val="28"/>
-                <w:szCs w:val="28"/>
+                <w:noProof/>
+                <w:webHidden/>
               </w:rPr>
               <w:fldChar w:fldCharType="end"/>
             </w:r>
@@ -1983,91 +1723,71 @@
             <w:tabs>
               <w:tab w:val="right" w:leader="dot" w:pos="9345"/>
             </w:tabs>
+            <w:jc w:val="both"/>
             <w:rPr>
-              <w:rFonts w:ascii="Times New Roman" w:hAnsi="Times New Roman" w:cs="Times New Roman"/>
+              <w:rFonts w:eastAsiaTheme="minorEastAsia"/>
               <w:noProof/>
-              <w:sz w:val="28"/>
-              <w:szCs w:val="28"/>
+              <w:kern w:val="2"/>
+              <w:sz w:val="24"/>
+              <w:szCs w:val="24"/>
+              <w:lang w:eastAsia="ru-RU"/>
+              <w14:ligatures w14:val="standardContextual"/>
             </w:rPr>
           </w:pPr>
-          <w:hyperlink w:anchor="_Toc225459727" w:history="1">
+          <w:hyperlink w:anchor="_Toc225896187" w:history="1">
             <w:r>
               <w:rPr>
                 <w:rStyle w:val="af0"/>
-                <w:rFonts w:ascii="Times New Roman" w:hAnsi="Times New Roman" w:cs="Times New Roman"/>
                 <w:noProof/>
                 <w:color w:val="auto"/>
-                <w:sz w:val="28"/>
-                <w:szCs w:val="28"/>
               </w:rPr>
               <w:t>2.2.4 Система оценки качества</w:t>
             </w:r>
             <w:r>
               <w:rPr>
-                <w:rFonts w:ascii="Times New Roman" w:hAnsi="Times New Roman" w:cs="Times New Roman"/>
-                <w:noProof/>
-                <w:webHidden/>
-                <w:sz w:val="28"/>
-                <w:szCs w:val="28"/>
+                <w:noProof/>
+                <w:webHidden/>
               </w:rPr>
               <w:tab/>
             </w:r>
             <w:r>
               <w:rPr>
-                <w:rFonts w:ascii="Times New Roman" w:hAnsi="Times New Roman" w:cs="Times New Roman"/>
-                <w:noProof/>
-                <w:webHidden/>
-                <w:sz w:val="28"/>
-                <w:szCs w:val="28"/>
+                <w:noProof/>
+                <w:webHidden/>
               </w:rPr>
               <w:fldChar w:fldCharType="begin"/>
             </w:r>
             <w:r>
               <w:rPr>
-                <w:rFonts w:ascii="Times New Roman" w:hAnsi="Times New Roman" w:cs="Times New Roman"/>
-                <w:noProof/>
-                <w:webHidden/>
-                <w:sz w:val="28"/>
-                <w:szCs w:val="28"/>
-              </w:rPr>
-              <w:instrText xml:space="preserve"> PAGEREF _Toc225459727 \h </w:instrText>
-            </w:r>
-            <w:r>
-              <w:rPr>
-                <w:rFonts w:ascii="Times New Roman" w:hAnsi="Times New Roman" w:cs="Times New Roman"/>
-                <w:noProof/>
-                <w:webHidden/>
-                <w:sz w:val="28"/>
-                <w:szCs w:val="28"/>
-              </w:rPr>
-            </w:r>
-            <w:r>
-              <w:rPr>
-                <w:rFonts w:ascii="Times New Roman" w:hAnsi="Times New Roman" w:cs="Times New Roman"/>
-                <w:noProof/>
-                <w:webHidden/>
-                <w:sz w:val="28"/>
-                <w:szCs w:val="28"/>
+                <w:noProof/>
+                <w:webHidden/>
+              </w:rPr>
+              <w:instrText xml:space="preserve"> PAGEREF _Toc225896187 \h </w:instrText>
+            </w:r>
+            <w:r>
+              <w:rPr>
+                <w:noProof/>
+                <w:webHidden/>
+              </w:rPr>
+            </w:r>
+            <w:r>
+              <w:rPr>
+                <w:noProof/>
+                <w:webHidden/>
               </w:rPr>
               <w:fldChar w:fldCharType="separate"/>
             </w:r>
             <w:r>
               <w:rPr>
-                <w:rFonts w:ascii="Times New Roman" w:hAnsi="Times New Roman" w:cs="Times New Roman"/>
-                <w:noProof/>
-                <w:webHidden/>
-                <w:sz w:val="28"/>
-                <w:szCs w:val="28"/>
+                <w:noProof/>
+                <w:webHidden/>
               </w:rPr>
               <w:t>9</w:t>
             </w:r>
             <w:r>
               <w:rPr>
-                <w:rFonts w:ascii="Times New Roman" w:hAnsi="Times New Roman" w:cs="Times New Roman"/>
-                <w:noProof/>
-                <w:webHidden/>
-                <w:sz w:val="28"/>
-                <w:szCs w:val="28"/>
+                <w:noProof/>
+                <w:webHidden/>
               </w:rPr>
               <w:fldChar w:fldCharType="end"/>
             </w:r>
@@ -2079,91 +1799,71 @@
             <w:tabs>
               <w:tab w:val="right" w:leader="dot" w:pos="9345"/>
             </w:tabs>
+            <w:jc w:val="both"/>
             <w:rPr>
-              <w:rFonts w:ascii="Times New Roman" w:hAnsi="Times New Roman" w:cs="Times New Roman"/>
+              <w:rFonts w:eastAsiaTheme="minorEastAsia"/>
               <w:noProof/>
-              <w:sz w:val="28"/>
-              <w:szCs w:val="28"/>
+              <w:kern w:val="2"/>
+              <w:sz w:val="24"/>
+              <w:szCs w:val="24"/>
+              <w:lang w:eastAsia="ru-RU"/>
+              <w14:ligatures w14:val="standardContextual"/>
             </w:rPr>
           </w:pPr>
-          <w:hyperlink w:anchor="_Toc225459728" w:history="1">
+          <w:hyperlink w:anchor="_Toc225896188" w:history="1">
             <w:r>
               <w:rPr>
                 <w:rStyle w:val="af0"/>
-                <w:rFonts w:ascii="Times New Roman" w:hAnsi="Times New Roman" w:cs="Times New Roman"/>
                 <w:noProof/>
                 <w:color w:val="auto"/>
-                <w:sz w:val="28"/>
-                <w:szCs w:val="28"/>
               </w:rPr>
               <w:t>2.3 Поток обработки данных</w:t>
             </w:r>
             <w:r>
               <w:rPr>
-                <w:rFonts w:ascii="Times New Roman" w:hAnsi="Times New Roman" w:cs="Times New Roman"/>
-                <w:noProof/>
-                <w:webHidden/>
-                <w:sz w:val="28"/>
-                <w:szCs w:val="28"/>
+                <w:noProof/>
+                <w:webHidden/>
               </w:rPr>
               <w:tab/>
             </w:r>
             <w:r>
               <w:rPr>
-                <w:rFonts w:ascii="Times New Roman" w:hAnsi="Times New Roman" w:cs="Times New Roman"/>
-                <w:noProof/>
-                <w:webHidden/>
-                <w:sz w:val="28"/>
-                <w:szCs w:val="28"/>
+                <w:noProof/>
+                <w:webHidden/>
               </w:rPr>
               <w:fldChar w:fldCharType="begin"/>
             </w:r>
             <w:r>
               <w:rPr>
-                <w:rFonts w:ascii="Times New Roman" w:hAnsi="Times New Roman" w:cs="Times New Roman"/>
-                <w:noProof/>
-                <w:webHidden/>
-                <w:sz w:val="28"/>
-                <w:szCs w:val="28"/>
-              </w:rPr>
-              <w:instrText xml:space="preserve"> PAGEREF _Toc225459728 \h </w:instrText>
-            </w:r>
-            <w:r>
-              <w:rPr>
-                <w:rFonts w:ascii="Times New Roman" w:hAnsi="Times New Roman" w:cs="Times New Roman"/>
-                <w:noProof/>
-                <w:webHidden/>
-                <w:sz w:val="28"/>
-                <w:szCs w:val="28"/>
-              </w:rPr>
-            </w:r>
-            <w:r>
-              <w:rPr>
-                <w:rFonts w:ascii="Times New Roman" w:hAnsi="Times New Roman" w:cs="Times New Roman"/>
-                <w:noProof/>
-                <w:webHidden/>
-                <w:sz w:val="28"/>
-                <w:szCs w:val="28"/>
+                <w:noProof/>
+                <w:webHidden/>
+              </w:rPr>
+              <w:instrText xml:space="preserve"> PAGEREF _Toc225896188 \h </w:instrText>
+            </w:r>
+            <w:r>
+              <w:rPr>
+                <w:noProof/>
+                <w:webHidden/>
+              </w:rPr>
+            </w:r>
+            <w:r>
+              <w:rPr>
+                <w:noProof/>
+                <w:webHidden/>
               </w:rPr>
               <w:fldChar w:fldCharType="separate"/>
             </w:r>
             <w:r>
               <w:rPr>
-                <w:rFonts w:ascii="Times New Roman" w:hAnsi="Times New Roman" w:cs="Times New Roman"/>
-                <w:noProof/>
-                <w:webHidden/>
-                <w:sz w:val="28"/>
-                <w:szCs w:val="28"/>
+                <w:noProof/>
+                <w:webHidden/>
               </w:rPr>
               <w:t>10</w:t>
             </w:r>
             <w:r>
               <w:rPr>
-                <w:rFonts w:ascii="Times New Roman" w:hAnsi="Times New Roman" w:cs="Times New Roman"/>
-                <w:noProof/>
-                <w:webHidden/>
-                <w:sz w:val="28"/>
-                <w:szCs w:val="28"/>
+                <w:noProof/>
+                <w:webHidden/>
               </w:rPr>
               <w:fldChar w:fldCharType="end"/>
             </w:r>
@@ -2175,91 +1875,71 @@
             <w:tabs>
               <w:tab w:val="right" w:leader="dot" w:pos="9345"/>
             </w:tabs>
+            <w:jc w:val="both"/>
             <w:rPr>
-              <w:rFonts w:ascii="Times New Roman" w:hAnsi="Times New Roman" w:cs="Times New Roman"/>
+              <w:rFonts w:eastAsiaTheme="minorEastAsia"/>
               <w:noProof/>
-              <w:sz w:val="28"/>
-              <w:szCs w:val="28"/>
+              <w:kern w:val="2"/>
+              <w:sz w:val="24"/>
+              <w:szCs w:val="24"/>
+              <w:lang w:eastAsia="ru-RU"/>
+              <w14:ligatures w14:val="standardContextual"/>
             </w:rPr>
           </w:pPr>
-          <w:hyperlink w:anchor="_Toc225459729" w:history="1">
+          <w:hyperlink w:anchor="_Toc225896189" w:history="1">
             <w:r>
               <w:rPr>
                 <w:rStyle w:val="af0"/>
-                <w:rFonts w:ascii="Times New Roman" w:hAnsi="Times New Roman" w:cs="Times New Roman"/>
                 <w:noProof/>
                 <w:color w:val="auto"/>
-                <w:sz w:val="28"/>
-                <w:szCs w:val="28"/>
               </w:rPr>
               <w:t>2.4 Преимущества архитектуры</w:t>
             </w:r>
             <w:r>
               <w:rPr>
-                <w:rFonts w:ascii="Times New Roman" w:hAnsi="Times New Roman" w:cs="Times New Roman"/>
-                <w:noProof/>
-                <w:webHidden/>
-                <w:sz w:val="28"/>
-                <w:szCs w:val="28"/>
+                <w:noProof/>
+                <w:webHidden/>
               </w:rPr>
               <w:tab/>
             </w:r>
             <w:r>
               <w:rPr>
-                <w:rFonts w:ascii="Times New Roman" w:hAnsi="Times New Roman" w:cs="Times New Roman"/>
-                <w:noProof/>
-                <w:webHidden/>
-                <w:sz w:val="28"/>
-                <w:szCs w:val="28"/>
+                <w:noProof/>
+                <w:webHidden/>
               </w:rPr>
               <w:fldChar w:fldCharType="begin"/>
             </w:r>
             <w:r>
               <w:rPr>
-                <w:rFonts w:ascii="Times New Roman" w:hAnsi="Times New Roman" w:cs="Times New Roman"/>
-                <w:noProof/>
-                <w:webHidden/>
-                <w:sz w:val="28"/>
-                <w:szCs w:val="28"/>
-              </w:rPr>
-              <w:instrText xml:space="preserve"> PAGEREF _Toc225459729 \h </w:instrText>
-            </w:r>
-            <w:r>
-              <w:rPr>
-                <w:rFonts w:ascii="Times New Roman" w:hAnsi="Times New Roman" w:cs="Times New Roman"/>
-                <w:noProof/>
-                <w:webHidden/>
-                <w:sz w:val="28"/>
-                <w:szCs w:val="28"/>
-              </w:rPr>
-            </w:r>
-            <w:r>
-              <w:rPr>
-                <w:rFonts w:ascii="Times New Roman" w:hAnsi="Times New Roman" w:cs="Times New Roman"/>
-                <w:noProof/>
-                <w:webHidden/>
-                <w:sz w:val="28"/>
-                <w:szCs w:val="28"/>
+                <w:noProof/>
+                <w:webHidden/>
+              </w:rPr>
+              <w:instrText xml:space="preserve"> PAGEREF _Toc225896189 \h </w:instrText>
+            </w:r>
+            <w:r>
+              <w:rPr>
+                <w:noProof/>
+                <w:webHidden/>
+              </w:rPr>
+            </w:r>
+            <w:r>
+              <w:rPr>
+                <w:noProof/>
+                <w:webHidden/>
               </w:rPr>
               <w:fldChar w:fldCharType="separate"/>
             </w:r>
             <w:r>
               <w:rPr>
-                <w:rFonts w:ascii="Times New Roman" w:hAnsi="Times New Roman" w:cs="Times New Roman"/>
-                <w:noProof/>
-                <w:webHidden/>
-                <w:sz w:val="28"/>
-                <w:szCs w:val="28"/>
+                <w:noProof/>
+                <w:webHidden/>
               </w:rPr>
               <w:t>10</w:t>
             </w:r>
             <w:r>
               <w:rPr>
-                <w:rFonts w:ascii="Times New Roman" w:hAnsi="Times New Roman" w:cs="Times New Roman"/>
-                <w:noProof/>
-                <w:webHidden/>
-                <w:sz w:val="28"/>
-                <w:szCs w:val="28"/>
+                <w:noProof/>
+                <w:webHidden/>
               </w:rPr>
               <w:fldChar w:fldCharType="end"/>
             </w:r>
@@ -2271,91 +1951,71 @@
             <w:tabs>
               <w:tab w:val="right" w:leader="dot" w:pos="9345"/>
             </w:tabs>
+            <w:jc w:val="both"/>
             <w:rPr>
-              <w:rFonts w:ascii="Times New Roman" w:hAnsi="Times New Roman" w:cs="Times New Roman"/>
+              <w:rFonts w:eastAsiaTheme="minorEastAsia"/>
               <w:noProof/>
-              <w:sz w:val="28"/>
-              <w:szCs w:val="28"/>
+              <w:kern w:val="2"/>
+              <w:sz w:val="24"/>
+              <w:szCs w:val="24"/>
+              <w:lang w:eastAsia="ru-RU"/>
+              <w14:ligatures w14:val="standardContextual"/>
             </w:rPr>
           </w:pPr>
-          <w:hyperlink w:anchor="_Toc225459730" w:history="1">
+          <w:hyperlink w:anchor="_Toc225896190" w:history="1">
             <w:r>
               <w:rPr>
                 <w:rStyle w:val="af0"/>
-                <w:rFonts w:ascii="Times New Roman" w:hAnsi="Times New Roman" w:cs="Times New Roman"/>
                 <w:noProof/>
                 <w:color w:val="auto"/>
-                <w:sz w:val="28"/>
-                <w:szCs w:val="28"/>
               </w:rPr>
               <w:t>3. Реализация методов кодирования</w:t>
             </w:r>
             <w:r>
               <w:rPr>
-                <w:rFonts w:ascii="Times New Roman" w:hAnsi="Times New Roman" w:cs="Times New Roman"/>
-                <w:noProof/>
-                <w:webHidden/>
-                <w:sz w:val="28"/>
-                <w:szCs w:val="28"/>
+                <w:noProof/>
+                <w:webHidden/>
               </w:rPr>
               <w:tab/>
             </w:r>
             <w:r>
               <w:rPr>
-                <w:rFonts w:ascii="Times New Roman" w:hAnsi="Times New Roman" w:cs="Times New Roman"/>
-                <w:noProof/>
-                <w:webHidden/>
-                <w:sz w:val="28"/>
-                <w:szCs w:val="28"/>
+                <w:noProof/>
+                <w:webHidden/>
               </w:rPr>
               <w:fldChar w:fldCharType="begin"/>
             </w:r>
             <w:r>
               <w:rPr>
-                <w:rFonts w:ascii="Times New Roman" w:hAnsi="Times New Roman" w:cs="Times New Roman"/>
-                <w:noProof/>
-                <w:webHidden/>
-                <w:sz w:val="28"/>
-                <w:szCs w:val="28"/>
-              </w:rPr>
-              <w:instrText xml:space="preserve"> PAGEREF _Toc225459730 \h </w:instrText>
-            </w:r>
-            <w:r>
-              <w:rPr>
-                <w:rFonts w:ascii="Times New Roman" w:hAnsi="Times New Roman" w:cs="Times New Roman"/>
-                <w:noProof/>
-                <w:webHidden/>
-                <w:sz w:val="28"/>
-                <w:szCs w:val="28"/>
-              </w:rPr>
-            </w:r>
-            <w:r>
-              <w:rPr>
-                <w:rFonts w:ascii="Times New Roman" w:hAnsi="Times New Roman" w:cs="Times New Roman"/>
-                <w:noProof/>
-                <w:webHidden/>
-                <w:sz w:val="28"/>
-                <w:szCs w:val="28"/>
+                <w:noProof/>
+                <w:webHidden/>
+              </w:rPr>
+              <w:instrText xml:space="preserve"> PAGEREF _Toc225896190 \h </w:instrText>
+            </w:r>
+            <w:r>
+              <w:rPr>
+                <w:noProof/>
+                <w:webHidden/>
+              </w:rPr>
+            </w:r>
+            <w:r>
+              <w:rPr>
+                <w:noProof/>
+                <w:webHidden/>
               </w:rPr>
               <w:fldChar w:fldCharType="separate"/>
             </w:r>
             <w:r>
               <w:rPr>
-                <w:rFonts w:ascii="Times New Roman" w:hAnsi="Times New Roman" w:cs="Times New Roman"/>
-                <w:noProof/>
-                <w:webHidden/>
-                <w:sz w:val="28"/>
-                <w:szCs w:val="28"/>
+                <w:noProof/>
+                <w:webHidden/>
               </w:rPr>
               <w:t>11</w:t>
             </w:r>
             <w:r>
               <w:rPr>
-                <w:rFonts w:ascii="Times New Roman" w:hAnsi="Times New Roman" w:cs="Times New Roman"/>
-                <w:noProof/>
-                <w:webHidden/>
-                <w:sz w:val="28"/>
-                <w:szCs w:val="28"/>
+                <w:noProof/>
+                <w:webHidden/>
               </w:rPr>
               <w:fldChar w:fldCharType="end"/>
             </w:r>
@@ -2367,103 +2027,80 @@
             <w:tabs>
               <w:tab w:val="right" w:leader="dot" w:pos="9345"/>
             </w:tabs>
+            <w:jc w:val="both"/>
             <w:rPr>
-              <w:rFonts w:ascii="Times New Roman" w:hAnsi="Times New Roman" w:cs="Times New Roman"/>
+              <w:rFonts w:eastAsiaTheme="minorEastAsia"/>
               <w:noProof/>
-              <w:sz w:val="28"/>
-              <w:szCs w:val="28"/>
+              <w:kern w:val="2"/>
+              <w:sz w:val="24"/>
+              <w:szCs w:val="24"/>
+              <w:lang w:eastAsia="ru-RU"/>
+              <w14:ligatures w14:val="standardContextual"/>
             </w:rPr>
           </w:pPr>
-          <w:hyperlink w:anchor="_Toc225459731" w:history="1">
+          <w:hyperlink w:anchor="_Toc225896191" w:history="1">
             <w:r>
               <w:rPr>
                 <w:rStyle w:val="af0"/>
-                <w:rFonts w:ascii="Times New Roman" w:hAnsi="Times New Roman" w:cs="Times New Roman"/>
                 <w:noProof/>
                 <w:color w:val="auto"/>
-                <w:sz w:val="28"/>
-                <w:szCs w:val="28"/>
               </w:rPr>
               <w:t xml:space="preserve">3.1 </w:t>
             </w:r>
             <w:r>
               <w:rPr>
                 <w:rStyle w:val="af0"/>
-                <w:rFonts w:ascii="Times New Roman" w:hAnsi="Times New Roman" w:cs="Times New Roman"/>
                 <w:noProof/>
                 <w:color w:val="auto"/>
-                <w:sz w:val="28"/>
-                <w:szCs w:val="28"/>
                 <w:lang w:val="en-US"/>
               </w:rPr>
               <w:t>OneHotEncoder</w:t>
             </w:r>
             <w:r>
               <w:rPr>
-                <w:rFonts w:ascii="Times New Roman" w:hAnsi="Times New Roman" w:cs="Times New Roman"/>
-                <w:noProof/>
-                <w:webHidden/>
-                <w:sz w:val="28"/>
-                <w:szCs w:val="28"/>
+                <w:noProof/>
+                <w:webHidden/>
               </w:rPr>
               <w:tab/>
             </w:r>
             <w:r>
               <w:rPr>
-                <w:rFonts w:ascii="Times New Roman" w:hAnsi="Times New Roman" w:cs="Times New Roman"/>
-                <w:noProof/>
-                <w:webHidden/>
-                <w:sz w:val="28"/>
-                <w:szCs w:val="28"/>
+                <w:noProof/>
+                <w:webHidden/>
               </w:rPr>
               <w:fldChar w:fldCharType="begin"/>
             </w:r>
             <w:r>
               <w:rPr>
-                <w:rFonts w:ascii="Times New Roman" w:hAnsi="Times New Roman" w:cs="Times New Roman"/>
-                <w:noProof/>
-                <w:webHidden/>
-                <w:sz w:val="28"/>
-                <w:szCs w:val="28"/>
-              </w:rPr>
-              <w:instrText xml:space="preserve"> PAGEREF _Toc225459731 \h </w:instrText>
-            </w:r>
-            <w:r>
-              <w:rPr>
-                <w:rFonts w:ascii="Times New Roman" w:hAnsi="Times New Roman" w:cs="Times New Roman"/>
-                <w:noProof/>
-                <w:webHidden/>
-                <w:sz w:val="28"/>
-                <w:szCs w:val="28"/>
-              </w:rPr>
-            </w:r>
-            <w:r>
-              <w:rPr>
-                <w:rFonts w:ascii="Times New Roman" w:hAnsi="Times New Roman" w:cs="Times New Roman"/>
-                <w:noProof/>
-                <w:webHidden/>
-                <w:sz w:val="28"/>
-                <w:szCs w:val="28"/>
+                <w:noProof/>
+                <w:webHidden/>
+              </w:rPr>
+              <w:instrText xml:space="preserve"> PAGEREF _Toc225896191 \h </w:instrText>
+            </w:r>
+            <w:r>
+              <w:rPr>
+                <w:noProof/>
+                <w:webHidden/>
+              </w:rPr>
+            </w:r>
+            <w:r>
+              <w:rPr>
+                <w:noProof/>
+                <w:webHidden/>
               </w:rPr>
               <w:fldChar w:fldCharType="separate"/>
             </w:r>
             <w:r>
               <w:rPr>
-                <w:rFonts w:ascii="Times New Roman" w:hAnsi="Times New Roman" w:cs="Times New Roman"/>
-                <w:noProof/>
-                <w:webHidden/>
-                <w:sz w:val="28"/>
-                <w:szCs w:val="28"/>
+                <w:noProof/>
+                <w:webHidden/>
               </w:rPr>
               <w:t>11</w:t>
             </w:r>
             <w:r>
               <w:rPr>
-                <w:rFonts w:ascii="Times New Roman" w:hAnsi="Times New Roman" w:cs="Times New Roman"/>
-                <w:noProof/>
-                <w:webHidden/>
-                <w:sz w:val="28"/>
-                <w:szCs w:val="28"/>
+                <w:noProof/>
+                <w:webHidden/>
               </w:rPr>
               <w:fldChar w:fldCharType="end"/>
             </w:r>
@@ -2475,91 +2112,71 @@
             <w:tabs>
               <w:tab w:val="right" w:leader="dot" w:pos="9345"/>
             </w:tabs>
+            <w:jc w:val="both"/>
             <w:rPr>
-              <w:rFonts w:ascii="Times New Roman" w:hAnsi="Times New Roman" w:cs="Times New Roman"/>
+              <w:rFonts w:eastAsiaTheme="minorEastAsia"/>
               <w:noProof/>
-              <w:sz w:val="28"/>
-              <w:szCs w:val="28"/>
+              <w:kern w:val="2"/>
+              <w:sz w:val="24"/>
+              <w:szCs w:val="24"/>
+              <w:lang w:eastAsia="ru-RU"/>
+              <w14:ligatures w14:val="standardContextual"/>
             </w:rPr>
           </w:pPr>
-          <w:hyperlink w:anchor="_Toc225459732" w:history="1">
+          <w:hyperlink w:anchor="_Toc225896192" w:history="1">
             <w:r>
               <w:rPr>
                 <w:rStyle w:val="af0"/>
-                <w:rFonts w:ascii="Times New Roman" w:hAnsi="Times New Roman" w:cs="Times New Roman"/>
                 <w:noProof/>
                 <w:color w:val="auto"/>
-                <w:sz w:val="28"/>
-                <w:szCs w:val="28"/>
               </w:rPr>
               <w:t>3.2 IntegerEncoder</w:t>
             </w:r>
             <w:r>
               <w:rPr>
-                <w:rFonts w:ascii="Times New Roman" w:hAnsi="Times New Roman" w:cs="Times New Roman"/>
-                <w:noProof/>
-                <w:webHidden/>
-                <w:sz w:val="28"/>
-                <w:szCs w:val="28"/>
+                <w:noProof/>
+                <w:webHidden/>
               </w:rPr>
               <w:tab/>
             </w:r>
             <w:r>
               <w:rPr>
-                <w:rFonts w:ascii="Times New Roman" w:hAnsi="Times New Roman" w:cs="Times New Roman"/>
-                <w:noProof/>
-                <w:webHidden/>
-                <w:sz w:val="28"/>
-                <w:szCs w:val="28"/>
+                <w:noProof/>
+                <w:webHidden/>
               </w:rPr>
               <w:fldChar w:fldCharType="begin"/>
             </w:r>
             <w:r>
               <w:rPr>
-                <w:rFonts w:ascii="Times New Roman" w:hAnsi="Times New Roman" w:cs="Times New Roman"/>
-                <w:noProof/>
-                <w:webHidden/>
-                <w:sz w:val="28"/>
-                <w:szCs w:val="28"/>
-              </w:rPr>
-              <w:instrText xml:space="preserve"> PAGEREF _Toc225459732 \h </w:instrText>
-            </w:r>
-            <w:r>
-              <w:rPr>
-                <w:rFonts w:ascii="Times New Roman" w:hAnsi="Times New Roman" w:cs="Times New Roman"/>
-                <w:noProof/>
-                <w:webHidden/>
-                <w:sz w:val="28"/>
-                <w:szCs w:val="28"/>
-              </w:rPr>
-            </w:r>
-            <w:r>
-              <w:rPr>
-                <w:rFonts w:ascii="Times New Roman" w:hAnsi="Times New Roman" w:cs="Times New Roman"/>
-                <w:noProof/>
-                <w:webHidden/>
-                <w:sz w:val="28"/>
-                <w:szCs w:val="28"/>
+                <w:noProof/>
+                <w:webHidden/>
+              </w:rPr>
+              <w:instrText xml:space="preserve"> PAGEREF _Toc225896192 \h </w:instrText>
+            </w:r>
+            <w:r>
+              <w:rPr>
+                <w:noProof/>
+                <w:webHidden/>
+              </w:rPr>
+            </w:r>
+            <w:r>
+              <w:rPr>
+                <w:noProof/>
+                <w:webHidden/>
               </w:rPr>
               <w:fldChar w:fldCharType="separate"/>
             </w:r>
             <w:r>
               <w:rPr>
-                <w:rFonts w:ascii="Times New Roman" w:hAnsi="Times New Roman" w:cs="Times New Roman"/>
-                <w:noProof/>
-                <w:webHidden/>
-                <w:sz w:val="28"/>
-                <w:szCs w:val="28"/>
+                <w:noProof/>
+                <w:webHidden/>
               </w:rPr>
               <w:t>11</w:t>
             </w:r>
             <w:r>
               <w:rPr>
-                <w:rFonts w:ascii="Times New Roman" w:hAnsi="Times New Roman" w:cs="Times New Roman"/>
-                <w:noProof/>
-                <w:webHidden/>
-                <w:sz w:val="28"/>
-                <w:szCs w:val="28"/>
+                <w:noProof/>
+                <w:webHidden/>
               </w:rPr>
               <w:fldChar w:fldCharType="end"/>
             </w:r>
@@ -2571,91 +2188,71 @@
             <w:tabs>
               <w:tab w:val="right" w:leader="dot" w:pos="9345"/>
             </w:tabs>
+            <w:jc w:val="both"/>
             <w:rPr>
-              <w:rFonts w:ascii="Times New Roman" w:hAnsi="Times New Roman" w:cs="Times New Roman"/>
+              <w:rFonts w:eastAsiaTheme="minorEastAsia"/>
               <w:noProof/>
-              <w:sz w:val="28"/>
-              <w:szCs w:val="28"/>
+              <w:kern w:val="2"/>
+              <w:sz w:val="24"/>
+              <w:szCs w:val="24"/>
+              <w:lang w:eastAsia="ru-RU"/>
+              <w14:ligatures w14:val="standardContextual"/>
             </w:rPr>
           </w:pPr>
-          <w:hyperlink w:anchor="_Toc225459733" w:history="1">
+          <w:hyperlink w:anchor="_Toc225896193" w:history="1">
             <w:r>
               <w:rPr>
                 <w:rStyle w:val="af0"/>
-                <w:rFonts w:ascii="Times New Roman" w:hAnsi="Times New Roman" w:cs="Times New Roman"/>
                 <w:noProof/>
                 <w:color w:val="auto"/>
-                <w:sz w:val="28"/>
-                <w:szCs w:val="28"/>
               </w:rPr>
               <w:t>3.3 EntropyEncoder</w:t>
             </w:r>
             <w:r>
               <w:rPr>
-                <w:rFonts w:ascii="Times New Roman" w:hAnsi="Times New Roman" w:cs="Times New Roman"/>
-                <w:noProof/>
-                <w:webHidden/>
-                <w:sz w:val="28"/>
-                <w:szCs w:val="28"/>
+                <w:noProof/>
+                <w:webHidden/>
               </w:rPr>
               <w:tab/>
             </w:r>
             <w:r>
               <w:rPr>
-                <w:rFonts w:ascii="Times New Roman" w:hAnsi="Times New Roman" w:cs="Times New Roman"/>
-                <w:noProof/>
-                <w:webHidden/>
-                <w:sz w:val="28"/>
-                <w:szCs w:val="28"/>
+                <w:noProof/>
+                <w:webHidden/>
               </w:rPr>
               <w:fldChar w:fldCharType="begin"/>
             </w:r>
             <w:r>
               <w:rPr>
-                <w:rFonts w:ascii="Times New Roman" w:hAnsi="Times New Roman" w:cs="Times New Roman"/>
-                <w:noProof/>
-                <w:webHidden/>
-                <w:sz w:val="28"/>
-                <w:szCs w:val="28"/>
-              </w:rPr>
-              <w:instrText xml:space="preserve"> PAGEREF _Toc225459733 \h </w:instrText>
-            </w:r>
-            <w:r>
-              <w:rPr>
-                <w:rFonts w:ascii="Times New Roman" w:hAnsi="Times New Roman" w:cs="Times New Roman"/>
-                <w:noProof/>
-                <w:webHidden/>
-                <w:sz w:val="28"/>
-                <w:szCs w:val="28"/>
-              </w:rPr>
-            </w:r>
-            <w:r>
-              <w:rPr>
-                <w:rFonts w:ascii="Times New Roman" w:hAnsi="Times New Roman" w:cs="Times New Roman"/>
-                <w:noProof/>
-                <w:webHidden/>
-                <w:sz w:val="28"/>
-                <w:szCs w:val="28"/>
+                <w:noProof/>
+                <w:webHidden/>
+              </w:rPr>
+              <w:instrText xml:space="preserve"> PAGEREF _Toc225896193 \h </w:instrText>
+            </w:r>
+            <w:r>
+              <w:rPr>
+                <w:noProof/>
+                <w:webHidden/>
+              </w:rPr>
+            </w:r>
+            <w:r>
+              <w:rPr>
+                <w:noProof/>
+                <w:webHidden/>
               </w:rPr>
               <w:fldChar w:fldCharType="separate"/>
             </w:r>
             <w:r>
               <w:rPr>
-                <w:rFonts w:ascii="Times New Roman" w:hAnsi="Times New Roman" w:cs="Times New Roman"/>
-                <w:noProof/>
-                <w:webHidden/>
-                <w:sz w:val="28"/>
-                <w:szCs w:val="28"/>
+                <w:noProof/>
+                <w:webHidden/>
               </w:rPr>
               <w:t>11</w:t>
             </w:r>
             <w:r>
               <w:rPr>
-                <w:rFonts w:ascii="Times New Roman" w:hAnsi="Times New Roman" w:cs="Times New Roman"/>
-                <w:noProof/>
-                <w:webHidden/>
-                <w:sz w:val="28"/>
-                <w:szCs w:val="28"/>
+                <w:noProof/>
+                <w:webHidden/>
               </w:rPr>
               <w:fldChar w:fldCharType="end"/>
             </w:r>
@@ -2667,91 +2264,71 @@
             <w:tabs>
               <w:tab w:val="right" w:leader="dot" w:pos="9345"/>
             </w:tabs>
+            <w:jc w:val="both"/>
             <w:rPr>
-              <w:rFonts w:ascii="Times New Roman" w:hAnsi="Times New Roman" w:cs="Times New Roman"/>
+              <w:rFonts w:eastAsiaTheme="minorEastAsia"/>
               <w:noProof/>
-              <w:sz w:val="28"/>
-              <w:szCs w:val="28"/>
+              <w:kern w:val="2"/>
+              <w:sz w:val="24"/>
+              <w:szCs w:val="24"/>
+              <w:lang w:eastAsia="ru-RU"/>
+              <w14:ligatures w14:val="standardContextual"/>
             </w:rPr>
           </w:pPr>
-          <w:hyperlink w:anchor="_Toc225459734" w:history="1">
+          <w:hyperlink w:anchor="_Toc225896194" w:history="1">
             <w:r>
               <w:rPr>
                 <w:rStyle w:val="af0"/>
-                <w:rFonts w:ascii="Times New Roman" w:hAnsi="Times New Roman" w:cs="Times New Roman"/>
                 <w:noProof/>
                 <w:color w:val="auto"/>
-                <w:sz w:val="28"/>
-                <w:szCs w:val="28"/>
               </w:rPr>
               <w:t>3.4 TargetEncoder</w:t>
             </w:r>
             <w:r>
               <w:rPr>
-                <w:rFonts w:ascii="Times New Roman" w:hAnsi="Times New Roman" w:cs="Times New Roman"/>
-                <w:noProof/>
-                <w:webHidden/>
-                <w:sz w:val="28"/>
-                <w:szCs w:val="28"/>
+                <w:noProof/>
+                <w:webHidden/>
               </w:rPr>
               <w:tab/>
             </w:r>
             <w:r>
               <w:rPr>
-                <w:rFonts w:ascii="Times New Roman" w:hAnsi="Times New Roman" w:cs="Times New Roman"/>
-                <w:noProof/>
-                <w:webHidden/>
-                <w:sz w:val="28"/>
-                <w:szCs w:val="28"/>
+                <w:noProof/>
+                <w:webHidden/>
               </w:rPr>
               <w:fldChar w:fldCharType="begin"/>
             </w:r>
             <w:r>
               <w:rPr>
-                <w:rFonts w:ascii="Times New Roman" w:hAnsi="Times New Roman" w:cs="Times New Roman"/>
-                <w:noProof/>
-                <w:webHidden/>
-                <w:sz w:val="28"/>
-                <w:szCs w:val="28"/>
-              </w:rPr>
-              <w:instrText xml:space="preserve"> PAGEREF _Toc225459734 \h </w:instrText>
-            </w:r>
-            <w:r>
-              <w:rPr>
-                <w:rFonts w:ascii="Times New Roman" w:hAnsi="Times New Roman" w:cs="Times New Roman"/>
-                <w:noProof/>
-                <w:webHidden/>
-                <w:sz w:val="28"/>
-                <w:szCs w:val="28"/>
-              </w:rPr>
-            </w:r>
-            <w:r>
-              <w:rPr>
-                <w:rFonts w:ascii="Times New Roman" w:hAnsi="Times New Roman" w:cs="Times New Roman"/>
-                <w:noProof/>
-                <w:webHidden/>
-                <w:sz w:val="28"/>
-                <w:szCs w:val="28"/>
+                <w:noProof/>
+                <w:webHidden/>
+              </w:rPr>
+              <w:instrText xml:space="preserve"> PAGEREF _Toc225896194 \h </w:instrText>
+            </w:r>
+            <w:r>
+              <w:rPr>
+                <w:noProof/>
+                <w:webHidden/>
+              </w:rPr>
+            </w:r>
+            <w:r>
+              <w:rPr>
+                <w:noProof/>
+                <w:webHidden/>
               </w:rPr>
               <w:fldChar w:fldCharType="separate"/>
             </w:r>
             <w:r>
               <w:rPr>
-                <w:rFonts w:ascii="Times New Roman" w:hAnsi="Times New Roman" w:cs="Times New Roman"/>
-                <w:noProof/>
-                <w:webHidden/>
-                <w:sz w:val="28"/>
-                <w:szCs w:val="28"/>
+                <w:noProof/>
+                <w:webHidden/>
               </w:rPr>
               <w:t>12</w:t>
             </w:r>
             <w:r>
               <w:rPr>
-                <w:rFonts w:ascii="Times New Roman" w:hAnsi="Times New Roman" w:cs="Times New Roman"/>
-                <w:noProof/>
-                <w:webHidden/>
-                <w:sz w:val="28"/>
-                <w:szCs w:val="28"/>
+                <w:noProof/>
+                <w:webHidden/>
               </w:rPr>
               <w:fldChar w:fldCharType="end"/>
             </w:r>
@@ -2763,91 +2340,71 @@
             <w:tabs>
               <w:tab w:val="right" w:leader="dot" w:pos="9345"/>
             </w:tabs>
+            <w:jc w:val="both"/>
             <w:rPr>
-              <w:rFonts w:ascii="Times New Roman" w:hAnsi="Times New Roman" w:cs="Times New Roman"/>
+              <w:rFonts w:eastAsiaTheme="minorEastAsia"/>
               <w:noProof/>
-              <w:sz w:val="28"/>
-              <w:szCs w:val="28"/>
+              <w:kern w:val="2"/>
+              <w:sz w:val="24"/>
+              <w:szCs w:val="24"/>
+              <w:lang w:eastAsia="ru-RU"/>
+              <w14:ligatures w14:val="standardContextual"/>
             </w:rPr>
           </w:pPr>
-          <w:hyperlink w:anchor="_Toc225459735" w:history="1">
+          <w:hyperlink w:anchor="_Toc225896195" w:history="1">
             <w:r>
               <w:rPr>
                 <w:rStyle w:val="af0"/>
-                <w:rFonts w:ascii="Times New Roman" w:hAnsi="Times New Roman" w:cs="Times New Roman"/>
                 <w:noProof/>
                 <w:color w:val="auto"/>
-                <w:sz w:val="28"/>
-                <w:szCs w:val="28"/>
               </w:rPr>
               <w:t>3.5 CatBoostEncoder</w:t>
             </w:r>
             <w:r>
               <w:rPr>
-                <w:rFonts w:ascii="Times New Roman" w:hAnsi="Times New Roman" w:cs="Times New Roman"/>
-                <w:noProof/>
-                <w:webHidden/>
-                <w:sz w:val="28"/>
-                <w:szCs w:val="28"/>
+                <w:noProof/>
+                <w:webHidden/>
               </w:rPr>
               <w:tab/>
             </w:r>
             <w:r>
               <w:rPr>
-                <w:rFonts w:ascii="Times New Roman" w:hAnsi="Times New Roman" w:cs="Times New Roman"/>
-                <w:noProof/>
-                <w:webHidden/>
-                <w:sz w:val="28"/>
-                <w:szCs w:val="28"/>
+                <w:noProof/>
+                <w:webHidden/>
               </w:rPr>
               <w:fldChar w:fldCharType="begin"/>
             </w:r>
             <w:r>
               <w:rPr>
-                <w:rFonts w:ascii="Times New Roman" w:hAnsi="Times New Roman" w:cs="Times New Roman"/>
-                <w:noProof/>
-                <w:webHidden/>
-                <w:sz w:val="28"/>
-                <w:szCs w:val="28"/>
-              </w:rPr>
-              <w:instrText xml:space="preserve"> PAGEREF _Toc225459735 \h </w:instrText>
-            </w:r>
-            <w:r>
-              <w:rPr>
-                <w:rFonts w:ascii="Times New Roman" w:hAnsi="Times New Roman" w:cs="Times New Roman"/>
-                <w:noProof/>
-                <w:webHidden/>
-                <w:sz w:val="28"/>
-                <w:szCs w:val="28"/>
-              </w:rPr>
-            </w:r>
-            <w:r>
-              <w:rPr>
-                <w:rFonts w:ascii="Times New Roman" w:hAnsi="Times New Roman" w:cs="Times New Roman"/>
-                <w:noProof/>
-                <w:webHidden/>
-                <w:sz w:val="28"/>
-                <w:szCs w:val="28"/>
+                <w:noProof/>
+                <w:webHidden/>
+              </w:rPr>
+              <w:instrText xml:space="preserve"> PAGEREF _Toc225896195 \h </w:instrText>
+            </w:r>
+            <w:r>
+              <w:rPr>
+                <w:noProof/>
+                <w:webHidden/>
+              </w:rPr>
+            </w:r>
+            <w:r>
+              <w:rPr>
+                <w:noProof/>
+                <w:webHidden/>
               </w:rPr>
               <w:fldChar w:fldCharType="separate"/>
             </w:r>
             <w:r>
               <w:rPr>
-                <w:rFonts w:ascii="Times New Roman" w:hAnsi="Times New Roman" w:cs="Times New Roman"/>
-                <w:noProof/>
-                <w:webHidden/>
-                <w:sz w:val="28"/>
-                <w:szCs w:val="28"/>
+                <w:noProof/>
+                <w:webHidden/>
               </w:rPr>
               <w:t>12</w:t>
             </w:r>
             <w:r>
               <w:rPr>
-                <w:rFonts w:ascii="Times New Roman" w:hAnsi="Times New Roman" w:cs="Times New Roman"/>
-                <w:noProof/>
-                <w:webHidden/>
-                <w:sz w:val="28"/>
-                <w:szCs w:val="28"/>
+                <w:noProof/>
+                <w:webHidden/>
               </w:rPr>
               <w:fldChar w:fldCharType="end"/>
             </w:r>
@@ -2859,91 +2416,71 @@
             <w:tabs>
               <w:tab w:val="right" w:leader="dot" w:pos="9345"/>
             </w:tabs>
+            <w:jc w:val="both"/>
             <w:rPr>
-              <w:rFonts w:ascii="Times New Roman" w:hAnsi="Times New Roman" w:cs="Times New Roman"/>
+              <w:rFonts w:eastAsiaTheme="minorEastAsia"/>
               <w:noProof/>
-              <w:sz w:val="28"/>
-              <w:szCs w:val="28"/>
+              <w:kern w:val="2"/>
+              <w:sz w:val="24"/>
+              <w:szCs w:val="24"/>
+              <w:lang w:eastAsia="ru-RU"/>
+              <w14:ligatures w14:val="standardContextual"/>
             </w:rPr>
           </w:pPr>
-          <w:hyperlink w:anchor="_Toc225459736" w:history="1">
+          <w:hyperlink w:anchor="_Toc225896196" w:history="1">
             <w:r>
               <w:rPr>
                 <w:rStyle w:val="af0"/>
-                <w:rFonts w:ascii="Times New Roman" w:hAnsi="Times New Roman" w:cs="Times New Roman"/>
                 <w:noProof/>
                 <w:color w:val="auto"/>
-                <w:sz w:val="28"/>
-                <w:szCs w:val="28"/>
               </w:rPr>
               <w:t>4. Создание пользовательского интерфейса</w:t>
             </w:r>
             <w:r>
               <w:rPr>
-                <w:rFonts w:ascii="Times New Roman" w:hAnsi="Times New Roman" w:cs="Times New Roman"/>
-                <w:noProof/>
-                <w:webHidden/>
-                <w:sz w:val="28"/>
-                <w:szCs w:val="28"/>
+                <w:noProof/>
+                <w:webHidden/>
               </w:rPr>
               <w:tab/>
             </w:r>
             <w:r>
               <w:rPr>
-                <w:rFonts w:ascii="Times New Roman" w:hAnsi="Times New Roman" w:cs="Times New Roman"/>
-                <w:noProof/>
-                <w:webHidden/>
-                <w:sz w:val="28"/>
-                <w:szCs w:val="28"/>
+                <w:noProof/>
+                <w:webHidden/>
               </w:rPr>
               <w:fldChar w:fldCharType="begin"/>
             </w:r>
             <w:r>
               <w:rPr>
-                <w:rFonts w:ascii="Times New Roman" w:hAnsi="Times New Roman" w:cs="Times New Roman"/>
-                <w:noProof/>
-                <w:webHidden/>
-                <w:sz w:val="28"/>
-                <w:szCs w:val="28"/>
-              </w:rPr>
-              <w:instrText xml:space="preserve"> PAGEREF _Toc225459736 \h </w:instrText>
-            </w:r>
-            <w:r>
-              <w:rPr>
-                <w:rFonts w:ascii="Times New Roman" w:hAnsi="Times New Roman" w:cs="Times New Roman"/>
-                <w:noProof/>
-                <w:webHidden/>
-                <w:sz w:val="28"/>
-                <w:szCs w:val="28"/>
-              </w:rPr>
-            </w:r>
-            <w:r>
-              <w:rPr>
-                <w:rFonts w:ascii="Times New Roman" w:hAnsi="Times New Roman" w:cs="Times New Roman"/>
-                <w:noProof/>
-                <w:webHidden/>
-                <w:sz w:val="28"/>
-                <w:szCs w:val="28"/>
+                <w:noProof/>
+                <w:webHidden/>
+              </w:rPr>
+              <w:instrText xml:space="preserve"> PAGEREF _Toc225896196 \h </w:instrText>
+            </w:r>
+            <w:r>
+              <w:rPr>
+                <w:noProof/>
+                <w:webHidden/>
+              </w:rPr>
+            </w:r>
+            <w:r>
+              <w:rPr>
+                <w:noProof/>
+                <w:webHidden/>
               </w:rPr>
               <w:fldChar w:fldCharType="separate"/>
             </w:r>
             <w:r>
               <w:rPr>
-                <w:rFonts w:ascii="Times New Roman" w:hAnsi="Times New Roman" w:cs="Times New Roman"/>
-                <w:noProof/>
-                <w:webHidden/>
-                <w:sz w:val="28"/>
-                <w:szCs w:val="28"/>
+                <w:noProof/>
+                <w:webHidden/>
               </w:rPr>
               <w:t>13</w:t>
             </w:r>
             <w:r>
               <w:rPr>
-                <w:rFonts w:ascii="Times New Roman" w:hAnsi="Times New Roman" w:cs="Times New Roman"/>
-                <w:noProof/>
-                <w:webHidden/>
-                <w:sz w:val="28"/>
-                <w:szCs w:val="28"/>
+                <w:noProof/>
+                <w:webHidden/>
               </w:rPr>
               <w:fldChar w:fldCharType="end"/>
             </w:r>
@@ -2955,91 +2492,71 @@
             <w:tabs>
               <w:tab w:val="right" w:leader="dot" w:pos="9345"/>
             </w:tabs>
+            <w:jc w:val="both"/>
             <w:rPr>
-              <w:rFonts w:ascii="Times New Roman" w:hAnsi="Times New Roman" w:cs="Times New Roman"/>
+              <w:rFonts w:eastAsiaTheme="minorEastAsia"/>
               <w:noProof/>
-              <w:sz w:val="28"/>
-              <w:szCs w:val="28"/>
+              <w:kern w:val="2"/>
+              <w:sz w:val="24"/>
+              <w:szCs w:val="24"/>
+              <w:lang w:eastAsia="ru-RU"/>
+              <w14:ligatures w14:val="standardContextual"/>
             </w:rPr>
           </w:pPr>
-          <w:hyperlink w:anchor="_Toc225459737" w:history="1">
+          <w:hyperlink w:anchor="_Toc225896197" w:history="1">
             <w:r>
               <w:rPr>
                 <w:rStyle w:val="af0"/>
-                <w:rFonts w:ascii="Times New Roman" w:hAnsi="Times New Roman" w:cs="Times New Roman"/>
                 <w:noProof/>
                 <w:color w:val="auto"/>
-                <w:sz w:val="28"/>
-                <w:szCs w:val="28"/>
               </w:rPr>
               <w:t>4.1 Основные элементы интерфейса</w:t>
             </w:r>
             <w:r>
               <w:rPr>
-                <w:rFonts w:ascii="Times New Roman" w:hAnsi="Times New Roman" w:cs="Times New Roman"/>
-                <w:noProof/>
-                <w:webHidden/>
-                <w:sz w:val="28"/>
-                <w:szCs w:val="28"/>
+                <w:noProof/>
+                <w:webHidden/>
               </w:rPr>
               <w:tab/>
             </w:r>
             <w:r>
               <w:rPr>
-                <w:rFonts w:ascii="Times New Roman" w:hAnsi="Times New Roman" w:cs="Times New Roman"/>
-                <w:noProof/>
-                <w:webHidden/>
-                <w:sz w:val="28"/>
-                <w:szCs w:val="28"/>
+                <w:noProof/>
+                <w:webHidden/>
               </w:rPr>
               <w:fldChar w:fldCharType="begin"/>
             </w:r>
             <w:r>
               <w:rPr>
-                <w:rFonts w:ascii="Times New Roman" w:hAnsi="Times New Roman" w:cs="Times New Roman"/>
-                <w:noProof/>
-                <w:webHidden/>
-                <w:sz w:val="28"/>
-                <w:szCs w:val="28"/>
-              </w:rPr>
-              <w:instrText xml:space="preserve"> PAGEREF _Toc225459737 \h </w:instrText>
-            </w:r>
-            <w:r>
-              <w:rPr>
-                <w:rFonts w:ascii="Times New Roman" w:hAnsi="Times New Roman" w:cs="Times New Roman"/>
-                <w:noProof/>
-                <w:webHidden/>
-                <w:sz w:val="28"/>
-                <w:szCs w:val="28"/>
-              </w:rPr>
-            </w:r>
-            <w:r>
-              <w:rPr>
-                <w:rFonts w:ascii="Times New Roman" w:hAnsi="Times New Roman" w:cs="Times New Roman"/>
-                <w:noProof/>
-                <w:webHidden/>
-                <w:sz w:val="28"/>
-                <w:szCs w:val="28"/>
+                <w:noProof/>
+                <w:webHidden/>
+              </w:rPr>
+              <w:instrText xml:space="preserve"> PAGEREF _Toc225896197 \h </w:instrText>
+            </w:r>
+            <w:r>
+              <w:rPr>
+                <w:noProof/>
+                <w:webHidden/>
+              </w:rPr>
+            </w:r>
+            <w:r>
+              <w:rPr>
+                <w:noProof/>
+                <w:webHidden/>
               </w:rPr>
               <w:fldChar w:fldCharType="separate"/>
             </w:r>
             <w:r>
               <w:rPr>
-                <w:rFonts w:ascii="Times New Roman" w:hAnsi="Times New Roman" w:cs="Times New Roman"/>
-                <w:noProof/>
-                <w:webHidden/>
-                <w:sz w:val="28"/>
-                <w:szCs w:val="28"/>
+                <w:noProof/>
+                <w:webHidden/>
               </w:rPr>
               <w:t>13</w:t>
             </w:r>
             <w:r>
               <w:rPr>
-                <w:rFonts w:ascii="Times New Roman" w:hAnsi="Times New Roman" w:cs="Times New Roman"/>
-                <w:noProof/>
-                <w:webHidden/>
-                <w:sz w:val="28"/>
-                <w:szCs w:val="28"/>
+                <w:noProof/>
+                <w:webHidden/>
               </w:rPr>
               <w:fldChar w:fldCharType="end"/>
             </w:r>
@@ -3051,91 +2568,71 @@
             <w:tabs>
               <w:tab w:val="right" w:leader="dot" w:pos="9345"/>
             </w:tabs>
+            <w:jc w:val="both"/>
             <w:rPr>
-              <w:rFonts w:ascii="Times New Roman" w:hAnsi="Times New Roman" w:cs="Times New Roman"/>
+              <w:rFonts w:eastAsiaTheme="minorEastAsia"/>
               <w:noProof/>
-              <w:sz w:val="28"/>
-              <w:szCs w:val="28"/>
+              <w:kern w:val="2"/>
+              <w:sz w:val="24"/>
+              <w:szCs w:val="24"/>
+              <w:lang w:eastAsia="ru-RU"/>
+              <w14:ligatures w14:val="standardContextual"/>
             </w:rPr>
           </w:pPr>
-          <w:hyperlink w:anchor="_Toc225459738" w:history="1">
+          <w:hyperlink w:anchor="_Toc225896198" w:history="1">
             <w:r>
               <w:rPr>
                 <w:rStyle w:val="af0"/>
-                <w:rFonts w:ascii="Times New Roman" w:hAnsi="Times New Roman" w:cs="Times New Roman"/>
                 <w:noProof/>
                 <w:color w:val="auto"/>
-                <w:sz w:val="28"/>
-                <w:szCs w:val="28"/>
               </w:rPr>
               <w:t>4.2 Формат вывода результатов</w:t>
             </w:r>
             <w:r>
               <w:rPr>
-                <w:rFonts w:ascii="Times New Roman" w:hAnsi="Times New Roman" w:cs="Times New Roman"/>
-                <w:noProof/>
-                <w:webHidden/>
-                <w:sz w:val="28"/>
-                <w:szCs w:val="28"/>
+                <w:noProof/>
+                <w:webHidden/>
               </w:rPr>
               <w:tab/>
             </w:r>
             <w:r>
               <w:rPr>
-                <w:rFonts w:ascii="Times New Roman" w:hAnsi="Times New Roman" w:cs="Times New Roman"/>
-                <w:noProof/>
-                <w:webHidden/>
-                <w:sz w:val="28"/>
-                <w:szCs w:val="28"/>
+                <w:noProof/>
+                <w:webHidden/>
               </w:rPr>
               <w:fldChar w:fldCharType="begin"/>
             </w:r>
             <w:r>
               <w:rPr>
-                <w:rFonts w:ascii="Times New Roman" w:hAnsi="Times New Roman" w:cs="Times New Roman"/>
-                <w:noProof/>
-                <w:webHidden/>
-                <w:sz w:val="28"/>
-                <w:szCs w:val="28"/>
-              </w:rPr>
-              <w:instrText xml:space="preserve"> PAGEREF _Toc225459738 \h </w:instrText>
-            </w:r>
-            <w:r>
-              <w:rPr>
-                <w:rFonts w:ascii="Times New Roman" w:hAnsi="Times New Roman" w:cs="Times New Roman"/>
-                <w:noProof/>
-                <w:webHidden/>
-                <w:sz w:val="28"/>
-                <w:szCs w:val="28"/>
-              </w:rPr>
-            </w:r>
-            <w:r>
-              <w:rPr>
-                <w:rFonts w:ascii="Times New Roman" w:hAnsi="Times New Roman" w:cs="Times New Roman"/>
-                <w:noProof/>
-                <w:webHidden/>
-                <w:sz w:val="28"/>
-                <w:szCs w:val="28"/>
+                <w:noProof/>
+                <w:webHidden/>
+              </w:rPr>
+              <w:instrText xml:space="preserve"> PAGEREF _Toc225896198 \h </w:instrText>
+            </w:r>
+            <w:r>
+              <w:rPr>
+                <w:noProof/>
+                <w:webHidden/>
+              </w:rPr>
+            </w:r>
+            <w:r>
+              <w:rPr>
+                <w:noProof/>
+                <w:webHidden/>
               </w:rPr>
               <w:fldChar w:fldCharType="separate"/>
             </w:r>
             <w:r>
               <w:rPr>
-                <w:rFonts w:ascii="Times New Roman" w:hAnsi="Times New Roman" w:cs="Times New Roman"/>
-                <w:noProof/>
-                <w:webHidden/>
-                <w:sz w:val="28"/>
-                <w:szCs w:val="28"/>
+                <w:noProof/>
+                <w:webHidden/>
               </w:rPr>
               <w:t>13</w:t>
             </w:r>
             <w:r>
               <w:rPr>
-                <w:rFonts w:ascii="Times New Roman" w:hAnsi="Times New Roman" w:cs="Times New Roman"/>
-                <w:noProof/>
-                <w:webHidden/>
-                <w:sz w:val="28"/>
-                <w:szCs w:val="28"/>
+                <w:noProof/>
+                <w:webHidden/>
               </w:rPr>
               <w:fldChar w:fldCharType="end"/>
             </w:r>
@@ -3147,91 +2644,71 @@
             <w:tabs>
               <w:tab w:val="right" w:leader="dot" w:pos="9345"/>
             </w:tabs>
+            <w:jc w:val="both"/>
             <w:rPr>
-              <w:rFonts w:ascii="Times New Roman" w:hAnsi="Times New Roman" w:cs="Times New Roman"/>
+              <w:rFonts w:eastAsiaTheme="minorEastAsia"/>
               <w:noProof/>
-              <w:sz w:val="28"/>
-              <w:szCs w:val="28"/>
+              <w:kern w:val="2"/>
+              <w:sz w:val="24"/>
+              <w:szCs w:val="24"/>
+              <w:lang w:eastAsia="ru-RU"/>
+              <w14:ligatures w14:val="standardContextual"/>
             </w:rPr>
           </w:pPr>
-          <w:hyperlink w:anchor="_Toc225459739" w:history="1">
+          <w:hyperlink w:anchor="_Toc225896199" w:history="1">
             <w:r>
               <w:rPr>
                 <w:rStyle w:val="af0"/>
-                <w:rFonts w:ascii="Times New Roman" w:hAnsi="Times New Roman" w:cs="Times New Roman"/>
                 <w:noProof/>
                 <w:color w:val="auto"/>
-                <w:sz w:val="28"/>
-                <w:szCs w:val="28"/>
               </w:rPr>
               <w:t>4.3 Взаимодействие пользователя с приложением</w:t>
             </w:r>
             <w:r>
               <w:rPr>
-                <w:rFonts w:ascii="Times New Roman" w:hAnsi="Times New Roman" w:cs="Times New Roman"/>
-                <w:noProof/>
-                <w:webHidden/>
-                <w:sz w:val="28"/>
-                <w:szCs w:val="28"/>
+                <w:noProof/>
+                <w:webHidden/>
               </w:rPr>
               <w:tab/>
             </w:r>
             <w:r>
               <w:rPr>
-                <w:rFonts w:ascii="Times New Roman" w:hAnsi="Times New Roman" w:cs="Times New Roman"/>
-                <w:noProof/>
-                <w:webHidden/>
-                <w:sz w:val="28"/>
-                <w:szCs w:val="28"/>
+                <w:noProof/>
+                <w:webHidden/>
               </w:rPr>
               <w:fldChar w:fldCharType="begin"/>
             </w:r>
             <w:r>
               <w:rPr>
-                <w:rFonts w:ascii="Times New Roman" w:hAnsi="Times New Roman" w:cs="Times New Roman"/>
-                <w:noProof/>
-                <w:webHidden/>
-                <w:sz w:val="28"/>
-                <w:szCs w:val="28"/>
-              </w:rPr>
-              <w:instrText xml:space="preserve"> PAGEREF _Toc225459739 \h </w:instrText>
-            </w:r>
-            <w:r>
-              <w:rPr>
-                <w:rFonts w:ascii="Times New Roman" w:hAnsi="Times New Roman" w:cs="Times New Roman"/>
-                <w:noProof/>
-                <w:webHidden/>
-                <w:sz w:val="28"/>
-                <w:szCs w:val="28"/>
-              </w:rPr>
-            </w:r>
-            <w:r>
-              <w:rPr>
-                <w:rFonts w:ascii="Times New Roman" w:hAnsi="Times New Roman" w:cs="Times New Roman"/>
-                <w:noProof/>
-                <w:webHidden/>
-                <w:sz w:val="28"/>
-                <w:szCs w:val="28"/>
+                <w:noProof/>
+                <w:webHidden/>
+              </w:rPr>
+              <w:instrText xml:space="preserve"> PAGEREF _Toc225896199 \h </w:instrText>
+            </w:r>
+            <w:r>
+              <w:rPr>
+                <w:noProof/>
+                <w:webHidden/>
+              </w:rPr>
+            </w:r>
+            <w:r>
+              <w:rPr>
+                <w:noProof/>
+                <w:webHidden/>
               </w:rPr>
               <w:fldChar w:fldCharType="separate"/>
             </w:r>
             <w:r>
               <w:rPr>
-                <w:rFonts w:ascii="Times New Roman" w:hAnsi="Times New Roman" w:cs="Times New Roman"/>
-                <w:noProof/>
-                <w:webHidden/>
-                <w:sz w:val="28"/>
-                <w:szCs w:val="28"/>
+                <w:noProof/>
+                <w:webHidden/>
               </w:rPr>
               <w:t>14</w:t>
             </w:r>
             <w:r>
               <w:rPr>
-                <w:rFonts w:ascii="Times New Roman" w:hAnsi="Times New Roman" w:cs="Times New Roman"/>
-                <w:noProof/>
-                <w:webHidden/>
-                <w:sz w:val="28"/>
-                <w:szCs w:val="28"/>
+                <w:noProof/>
+                <w:webHidden/>
               </w:rPr>
               <w:fldChar w:fldCharType="end"/>
             </w:r>
@@ -3243,91 +2720,71 @@
             <w:tabs>
               <w:tab w:val="right" w:leader="dot" w:pos="9345"/>
             </w:tabs>
+            <w:jc w:val="both"/>
             <w:rPr>
-              <w:rFonts w:ascii="Times New Roman" w:hAnsi="Times New Roman" w:cs="Times New Roman"/>
+              <w:rFonts w:eastAsiaTheme="minorEastAsia"/>
               <w:noProof/>
-              <w:sz w:val="28"/>
-              <w:szCs w:val="28"/>
+              <w:kern w:val="2"/>
+              <w:sz w:val="24"/>
+              <w:szCs w:val="24"/>
+              <w:lang w:eastAsia="ru-RU"/>
+              <w14:ligatures w14:val="standardContextual"/>
             </w:rPr>
           </w:pPr>
-          <w:hyperlink w:anchor="_Toc225459740" w:history="1">
+          <w:hyperlink w:anchor="_Toc225896200" w:history="1">
             <w:r>
               <w:rPr>
                 <w:rStyle w:val="af0"/>
-                <w:rFonts w:ascii="Times New Roman" w:hAnsi="Times New Roman" w:cs="Times New Roman"/>
                 <w:noProof/>
                 <w:color w:val="auto"/>
-                <w:sz w:val="28"/>
-                <w:szCs w:val="28"/>
               </w:rPr>
               <w:t>5. Сравнительный анализ методов</w:t>
             </w:r>
             <w:r>
               <w:rPr>
-                <w:rFonts w:ascii="Times New Roman" w:hAnsi="Times New Roman" w:cs="Times New Roman"/>
-                <w:noProof/>
-                <w:webHidden/>
-                <w:sz w:val="28"/>
-                <w:szCs w:val="28"/>
+                <w:noProof/>
+                <w:webHidden/>
               </w:rPr>
               <w:tab/>
             </w:r>
             <w:r>
               <w:rPr>
-                <w:rFonts w:ascii="Times New Roman" w:hAnsi="Times New Roman" w:cs="Times New Roman"/>
-                <w:noProof/>
-                <w:webHidden/>
-                <w:sz w:val="28"/>
-                <w:szCs w:val="28"/>
+                <w:noProof/>
+                <w:webHidden/>
               </w:rPr>
               <w:fldChar w:fldCharType="begin"/>
             </w:r>
             <w:r>
               <w:rPr>
-                <w:rFonts w:ascii="Times New Roman" w:hAnsi="Times New Roman" w:cs="Times New Roman"/>
-                <w:noProof/>
-                <w:webHidden/>
-                <w:sz w:val="28"/>
-                <w:szCs w:val="28"/>
-              </w:rPr>
-              <w:instrText xml:space="preserve"> PAGEREF _Toc225459740 \h </w:instrText>
-            </w:r>
-            <w:r>
-              <w:rPr>
-                <w:rFonts w:ascii="Times New Roman" w:hAnsi="Times New Roman" w:cs="Times New Roman"/>
-                <w:noProof/>
-                <w:webHidden/>
-                <w:sz w:val="28"/>
-                <w:szCs w:val="28"/>
-              </w:rPr>
-            </w:r>
-            <w:r>
-              <w:rPr>
-                <w:rFonts w:ascii="Times New Roman" w:hAnsi="Times New Roman" w:cs="Times New Roman"/>
-                <w:noProof/>
-                <w:webHidden/>
-                <w:sz w:val="28"/>
-                <w:szCs w:val="28"/>
+                <w:noProof/>
+                <w:webHidden/>
+              </w:rPr>
+              <w:instrText xml:space="preserve"> PAGEREF _Toc225896200 \h </w:instrText>
+            </w:r>
+            <w:r>
+              <w:rPr>
+                <w:noProof/>
+                <w:webHidden/>
+              </w:rPr>
+            </w:r>
+            <w:r>
+              <w:rPr>
+                <w:noProof/>
+                <w:webHidden/>
               </w:rPr>
               <w:fldChar w:fldCharType="separate"/>
             </w:r>
             <w:r>
               <w:rPr>
-                <w:rFonts w:ascii="Times New Roman" w:hAnsi="Times New Roman" w:cs="Times New Roman"/>
-                <w:noProof/>
-                <w:webHidden/>
-                <w:sz w:val="28"/>
-                <w:szCs w:val="28"/>
+                <w:noProof/>
+                <w:webHidden/>
               </w:rPr>
               <w:t>15</w:t>
             </w:r>
             <w:r>
               <w:rPr>
-                <w:rFonts w:ascii="Times New Roman" w:hAnsi="Times New Roman" w:cs="Times New Roman"/>
-                <w:noProof/>
-                <w:webHidden/>
-                <w:sz w:val="28"/>
-                <w:szCs w:val="28"/>
+                <w:noProof/>
+                <w:webHidden/>
               </w:rPr>
               <w:fldChar w:fldCharType="end"/>
             </w:r>
@@ -3339,91 +2796,71 @@
             <w:tabs>
               <w:tab w:val="right" w:leader="dot" w:pos="9345"/>
             </w:tabs>
+            <w:jc w:val="both"/>
             <w:rPr>
-              <w:rFonts w:ascii="Times New Roman" w:hAnsi="Times New Roman" w:cs="Times New Roman"/>
+              <w:rFonts w:eastAsiaTheme="minorEastAsia"/>
               <w:noProof/>
-              <w:sz w:val="28"/>
-              <w:szCs w:val="28"/>
+              <w:kern w:val="2"/>
+              <w:sz w:val="24"/>
+              <w:szCs w:val="24"/>
+              <w:lang w:eastAsia="ru-RU"/>
+              <w14:ligatures w14:val="standardContextual"/>
             </w:rPr>
           </w:pPr>
-          <w:hyperlink w:anchor="_Toc225459741" w:history="1">
+          <w:hyperlink w:anchor="_Toc225896201" w:history="1">
             <w:r>
               <w:rPr>
                 <w:rStyle w:val="af0"/>
-                <w:rFonts w:ascii="Times New Roman" w:hAnsi="Times New Roman" w:cs="Times New Roman"/>
                 <w:noProof/>
                 <w:color w:val="auto"/>
-                <w:sz w:val="28"/>
-                <w:szCs w:val="28"/>
               </w:rPr>
               <w:t>5.1 Результаты тестирования на датасете CarPrice_Assignment</w:t>
             </w:r>
             <w:r>
               <w:rPr>
-                <w:rFonts w:ascii="Times New Roman" w:hAnsi="Times New Roman" w:cs="Times New Roman"/>
-                <w:noProof/>
-                <w:webHidden/>
-                <w:sz w:val="28"/>
-                <w:szCs w:val="28"/>
+                <w:noProof/>
+                <w:webHidden/>
               </w:rPr>
               <w:tab/>
             </w:r>
             <w:r>
               <w:rPr>
-                <w:rFonts w:ascii="Times New Roman" w:hAnsi="Times New Roman" w:cs="Times New Roman"/>
-                <w:noProof/>
-                <w:webHidden/>
-                <w:sz w:val="28"/>
-                <w:szCs w:val="28"/>
+                <w:noProof/>
+                <w:webHidden/>
               </w:rPr>
               <w:fldChar w:fldCharType="begin"/>
             </w:r>
             <w:r>
               <w:rPr>
-                <w:rFonts w:ascii="Times New Roman" w:hAnsi="Times New Roman" w:cs="Times New Roman"/>
-                <w:noProof/>
-                <w:webHidden/>
-                <w:sz w:val="28"/>
-                <w:szCs w:val="28"/>
-              </w:rPr>
-              <w:instrText xml:space="preserve"> PAGEREF _Toc225459741 \h </w:instrText>
-            </w:r>
-            <w:r>
-              <w:rPr>
-                <w:rFonts w:ascii="Times New Roman" w:hAnsi="Times New Roman" w:cs="Times New Roman"/>
-                <w:noProof/>
-                <w:webHidden/>
-                <w:sz w:val="28"/>
-                <w:szCs w:val="28"/>
-              </w:rPr>
-            </w:r>
-            <w:r>
-              <w:rPr>
-                <w:rFonts w:ascii="Times New Roman" w:hAnsi="Times New Roman" w:cs="Times New Roman"/>
-                <w:noProof/>
-                <w:webHidden/>
-                <w:sz w:val="28"/>
-                <w:szCs w:val="28"/>
+                <w:noProof/>
+                <w:webHidden/>
+              </w:rPr>
+              <w:instrText xml:space="preserve"> PAGEREF _Toc225896201 \h </w:instrText>
+            </w:r>
+            <w:r>
+              <w:rPr>
+                <w:noProof/>
+                <w:webHidden/>
+              </w:rPr>
+            </w:r>
+            <w:r>
+              <w:rPr>
+                <w:noProof/>
+                <w:webHidden/>
               </w:rPr>
               <w:fldChar w:fldCharType="separate"/>
             </w:r>
             <w:r>
               <w:rPr>
-                <w:rFonts w:ascii="Times New Roman" w:hAnsi="Times New Roman" w:cs="Times New Roman"/>
-                <w:noProof/>
-                <w:webHidden/>
-                <w:sz w:val="28"/>
-                <w:szCs w:val="28"/>
+                <w:noProof/>
+                <w:webHidden/>
               </w:rPr>
               <w:t>15</w:t>
             </w:r>
             <w:r>
               <w:rPr>
-                <w:rFonts w:ascii="Times New Roman" w:hAnsi="Times New Roman" w:cs="Times New Roman"/>
-                <w:noProof/>
-                <w:webHidden/>
-                <w:sz w:val="28"/>
-                <w:szCs w:val="28"/>
+                <w:noProof/>
+                <w:webHidden/>
               </w:rPr>
               <w:fldChar w:fldCharType="end"/>
             </w:r>
@@ -3435,91 +2872,71 @@
             <w:tabs>
               <w:tab w:val="right" w:leader="dot" w:pos="9345"/>
             </w:tabs>
+            <w:jc w:val="both"/>
             <w:rPr>
-              <w:rFonts w:ascii="Times New Roman" w:hAnsi="Times New Roman" w:cs="Times New Roman"/>
+              <w:rFonts w:eastAsiaTheme="minorEastAsia"/>
               <w:noProof/>
-              <w:sz w:val="28"/>
-              <w:szCs w:val="28"/>
+              <w:kern w:val="2"/>
+              <w:sz w:val="24"/>
+              <w:szCs w:val="24"/>
+              <w:lang w:eastAsia="ru-RU"/>
+              <w14:ligatures w14:val="standardContextual"/>
             </w:rPr>
           </w:pPr>
-          <w:hyperlink w:anchor="_Toc225459742" w:history="1">
+          <w:hyperlink w:anchor="_Toc225896202" w:history="1">
             <w:r>
               <w:rPr>
                 <w:rStyle w:val="af0"/>
-                <w:rFonts w:ascii="Times New Roman" w:hAnsi="Times New Roman" w:cs="Times New Roman"/>
                 <w:noProof/>
                 <w:color w:val="auto"/>
-                <w:sz w:val="28"/>
-                <w:szCs w:val="28"/>
               </w:rPr>
               <w:t>5.2 Результаты тестирования на датасете Healthcare</w:t>
             </w:r>
             <w:r>
               <w:rPr>
-                <w:rFonts w:ascii="Times New Roman" w:hAnsi="Times New Roman" w:cs="Times New Roman"/>
-                <w:noProof/>
-                <w:webHidden/>
-                <w:sz w:val="28"/>
-                <w:szCs w:val="28"/>
+                <w:noProof/>
+                <w:webHidden/>
               </w:rPr>
               <w:tab/>
             </w:r>
             <w:r>
               <w:rPr>
-                <w:rFonts w:ascii="Times New Roman" w:hAnsi="Times New Roman" w:cs="Times New Roman"/>
-                <w:noProof/>
-                <w:webHidden/>
-                <w:sz w:val="28"/>
-                <w:szCs w:val="28"/>
+                <w:noProof/>
+                <w:webHidden/>
               </w:rPr>
               <w:fldChar w:fldCharType="begin"/>
             </w:r>
             <w:r>
               <w:rPr>
-                <w:rFonts w:ascii="Times New Roman" w:hAnsi="Times New Roman" w:cs="Times New Roman"/>
-                <w:noProof/>
-                <w:webHidden/>
-                <w:sz w:val="28"/>
-                <w:szCs w:val="28"/>
-              </w:rPr>
-              <w:instrText xml:space="preserve"> PAGEREF _Toc225459742 \h </w:instrText>
-            </w:r>
-            <w:r>
-              <w:rPr>
-                <w:rFonts w:ascii="Times New Roman" w:hAnsi="Times New Roman" w:cs="Times New Roman"/>
-                <w:noProof/>
-                <w:webHidden/>
-                <w:sz w:val="28"/>
-                <w:szCs w:val="28"/>
-              </w:rPr>
-            </w:r>
-            <w:r>
-              <w:rPr>
-                <w:rFonts w:ascii="Times New Roman" w:hAnsi="Times New Roman" w:cs="Times New Roman"/>
-                <w:noProof/>
-                <w:webHidden/>
-                <w:sz w:val="28"/>
-                <w:szCs w:val="28"/>
+                <w:noProof/>
+                <w:webHidden/>
+              </w:rPr>
+              <w:instrText xml:space="preserve"> PAGEREF _Toc225896202 \h </w:instrText>
+            </w:r>
+            <w:r>
+              <w:rPr>
+                <w:noProof/>
+                <w:webHidden/>
+              </w:rPr>
+            </w:r>
+            <w:r>
+              <w:rPr>
+                <w:noProof/>
+                <w:webHidden/>
               </w:rPr>
               <w:fldChar w:fldCharType="separate"/>
             </w:r>
             <w:r>
               <w:rPr>
-                <w:rFonts w:ascii="Times New Roman" w:hAnsi="Times New Roman" w:cs="Times New Roman"/>
-                <w:noProof/>
-                <w:webHidden/>
-                <w:sz w:val="28"/>
-                <w:szCs w:val="28"/>
+                <w:noProof/>
+                <w:webHidden/>
               </w:rPr>
               <w:t>16</w:t>
             </w:r>
             <w:r>
               <w:rPr>
-                <w:rFonts w:ascii="Times New Roman" w:hAnsi="Times New Roman" w:cs="Times New Roman"/>
-                <w:noProof/>
-                <w:webHidden/>
-                <w:sz w:val="28"/>
-                <w:szCs w:val="28"/>
+                <w:noProof/>
+                <w:webHidden/>
               </w:rPr>
               <w:fldChar w:fldCharType="end"/>
             </w:r>
@@ -3531,91 +2948,71 @@
             <w:tabs>
               <w:tab w:val="right" w:leader="dot" w:pos="9345"/>
             </w:tabs>
+            <w:jc w:val="both"/>
             <w:rPr>
-              <w:rFonts w:ascii="Times New Roman" w:hAnsi="Times New Roman" w:cs="Times New Roman"/>
+              <w:rFonts w:eastAsiaTheme="minorEastAsia"/>
               <w:noProof/>
-              <w:sz w:val="28"/>
-              <w:szCs w:val="28"/>
+              <w:kern w:val="2"/>
+              <w:sz w:val="24"/>
+              <w:szCs w:val="24"/>
+              <w:lang w:eastAsia="ru-RU"/>
+              <w14:ligatures w14:val="standardContextual"/>
             </w:rPr>
           </w:pPr>
-          <w:hyperlink w:anchor="_Toc225459743" w:history="1">
+          <w:hyperlink w:anchor="_Toc225896203" w:history="1">
             <w:r>
               <w:rPr>
                 <w:rStyle w:val="af0"/>
-                <w:rFonts w:ascii="Times New Roman" w:hAnsi="Times New Roman" w:cs="Times New Roman"/>
                 <w:noProof/>
                 <w:color w:val="auto"/>
-                <w:sz w:val="28"/>
-                <w:szCs w:val="28"/>
               </w:rPr>
               <w:t>5.3 Результаты тестирования на датасете Historical_Pandemic_Epidemic_Dataset</w:t>
             </w:r>
             <w:r>
               <w:rPr>
-                <w:rFonts w:ascii="Times New Roman" w:hAnsi="Times New Roman" w:cs="Times New Roman"/>
-                <w:noProof/>
-                <w:webHidden/>
-                <w:sz w:val="28"/>
-                <w:szCs w:val="28"/>
+                <w:noProof/>
+                <w:webHidden/>
               </w:rPr>
               <w:tab/>
             </w:r>
             <w:r>
               <w:rPr>
-                <w:rFonts w:ascii="Times New Roman" w:hAnsi="Times New Roman" w:cs="Times New Roman"/>
-                <w:noProof/>
-                <w:webHidden/>
-                <w:sz w:val="28"/>
-                <w:szCs w:val="28"/>
+                <w:noProof/>
+                <w:webHidden/>
               </w:rPr>
               <w:fldChar w:fldCharType="begin"/>
             </w:r>
             <w:r>
               <w:rPr>
-                <w:rFonts w:ascii="Times New Roman" w:hAnsi="Times New Roman" w:cs="Times New Roman"/>
-                <w:noProof/>
-                <w:webHidden/>
-                <w:sz w:val="28"/>
-                <w:szCs w:val="28"/>
-              </w:rPr>
-              <w:instrText xml:space="preserve"> PAGEREF _Toc225459743 \h </w:instrText>
-            </w:r>
-            <w:r>
-              <w:rPr>
-                <w:rFonts w:ascii="Times New Roman" w:hAnsi="Times New Roman" w:cs="Times New Roman"/>
-                <w:noProof/>
-                <w:webHidden/>
-                <w:sz w:val="28"/>
-                <w:szCs w:val="28"/>
-              </w:rPr>
-            </w:r>
-            <w:r>
-              <w:rPr>
-                <w:rFonts w:ascii="Times New Roman" w:hAnsi="Times New Roman" w:cs="Times New Roman"/>
-                <w:noProof/>
-                <w:webHidden/>
-                <w:sz w:val="28"/>
-                <w:szCs w:val="28"/>
+                <w:noProof/>
+                <w:webHidden/>
+              </w:rPr>
+              <w:instrText xml:space="preserve"> PAGEREF _Toc225896203 \h </w:instrText>
+            </w:r>
+            <w:r>
+              <w:rPr>
+                <w:noProof/>
+                <w:webHidden/>
+              </w:rPr>
+            </w:r>
+            <w:r>
+              <w:rPr>
+                <w:noProof/>
+                <w:webHidden/>
               </w:rPr>
               <w:fldChar w:fldCharType="separate"/>
             </w:r>
             <w:r>
               <w:rPr>
-                <w:rFonts w:ascii="Times New Roman" w:hAnsi="Times New Roman" w:cs="Times New Roman"/>
-                <w:noProof/>
-                <w:webHidden/>
-                <w:sz w:val="28"/>
-                <w:szCs w:val="28"/>
+                <w:noProof/>
+                <w:webHidden/>
               </w:rPr>
               <w:t>17</w:t>
             </w:r>
             <w:r>
               <w:rPr>
-                <w:rFonts w:ascii="Times New Roman" w:hAnsi="Times New Roman" w:cs="Times New Roman"/>
-                <w:noProof/>
-                <w:webHidden/>
-                <w:sz w:val="28"/>
-                <w:szCs w:val="28"/>
+                <w:noProof/>
+                <w:webHidden/>
               </w:rPr>
               <w:fldChar w:fldCharType="end"/>
             </w:r>
@@ -3627,91 +3024,71 @@
             <w:tabs>
               <w:tab w:val="right" w:leader="dot" w:pos="9345"/>
             </w:tabs>
+            <w:jc w:val="both"/>
             <w:rPr>
-              <w:rFonts w:ascii="Times New Roman" w:hAnsi="Times New Roman" w:cs="Times New Roman"/>
+              <w:rFonts w:eastAsiaTheme="minorEastAsia"/>
               <w:noProof/>
-              <w:sz w:val="28"/>
-              <w:szCs w:val="28"/>
+              <w:kern w:val="2"/>
+              <w:sz w:val="24"/>
+              <w:szCs w:val="24"/>
+              <w:lang w:eastAsia="ru-RU"/>
+              <w14:ligatures w14:val="standardContextual"/>
             </w:rPr>
           </w:pPr>
-          <w:hyperlink w:anchor="_Toc225459744" w:history="1">
+          <w:hyperlink w:anchor="_Toc225896204" w:history="1">
             <w:r>
               <w:rPr>
                 <w:rStyle w:val="af0"/>
-                <w:rFonts w:ascii="Times New Roman" w:hAnsi="Times New Roman" w:cs="Times New Roman"/>
                 <w:noProof/>
                 <w:color w:val="auto"/>
-                <w:sz w:val="28"/>
-                <w:szCs w:val="28"/>
               </w:rPr>
               <w:t>5.4 Обобщенные выводы</w:t>
             </w:r>
             <w:r>
               <w:rPr>
-                <w:rFonts w:ascii="Times New Roman" w:hAnsi="Times New Roman" w:cs="Times New Roman"/>
-                <w:noProof/>
-                <w:webHidden/>
-                <w:sz w:val="28"/>
-                <w:szCs w:val="28"/>
+                <w:noProof/>
+                <w:webHidden/>
               </w:rPr>
               <w:tab/>
             </w:r>
             <w:r>
               <w:rPr>
-                <w:rFonts w:ascii="Times New Roman" w:hAnsi="Times New Roman" w:cs="Times New Roman"/>
-                <w:noProof/>
-                <w:webHidden/>
-                <w:sz w:val="28"/>
-                <w:szCs w:val="28"/>
+                <w:noProof/>
+                <w:webHidden/>
               </w:rPr>
               <w:fldChar w:fldCharType="begin"/>
             </w:r>
             <w:r>
               <w:rPr>
-                <w:rFonts w:ascii="Times New Roman" w:hAnsi="Times New Roman" w:cs="Times New Roman"/>
-                <w:noProof/>
-                <w:webHidden/>
-                <w:sz w:val="28"/>
-                <w:szCs w:val="28"/>
-              </w:rPr>
-              <w:instrText xml:space="preserve"> PAGEREF _Toc225459744 \h </w:instrText>
-            </w:r>
-            <w:r>
-              <w:rPr>
-                <w:rFonts w:ascii="Times New Roman" w:hAnsi="Times New Roman" w:cs="Times New Roman"/>
-                <w:noProof/>
-                <w:webHidden/>
-                <w:sz w:val="28"/>
-                <w:szCs w:val="28"/>
-              </w:rPr>
-            </w:r>
-            <w:r>
-              <w:rPr>
-                <w:rFonts w:ascii="Times New Roman" w:hAnsi="Times New Roman" w:cs="Times New Roman"/>
-                <w:noProof/>
-                <w:webHidden/>
-                <w:sz w:val="28"/>
-                <w:szCs w:val="28"/>
+                <w:noProof/>
+                <w:webHidden/>
+              </w:rPr>
+              <w:instrText xml:space="preserve"> PAGEREF _Toc225896204 \h </w:instrText>
+            </w:r>
+            <w:r>
+              <w:rPr>
+                <w:noProof/>
+                <w:webHidden/>
+              </w:rPr>
+            </w:r>
+            <w:r>
+              <w:rPr>
+                <w:noProof/>
+                <w:webHidden/>
               </w:rPr>
               <w:fldChar w:fldCharType="separate"/>
             </w:r>
             <w:r>
               <w:rPr>
-                <w:rFonts w:ascii="Times New Roman" w:hAnsi="Times New Roman" w:cs="Times New Roman"/>
-                <w:noProof/>
-                <w:webHidden/>
-                <w:sz w:val="28"/>
-                <w:szCs w:val="28"/>
+                <w:noProof/>
+                <w:webHidden/>
               </w:rPr>
               <w:t>18</w:t>
             </w:r>
             <w:r>
               <w:rPr>
-                <w:rFonts w:ascii="Times New Roman" w:hAnsi="Times New Roman" w:cs="Times New Roman"/>
-                <w:noProof/>
-                <w:webHidden/>
-                <w:sz w:val="28"/>
-                <w:szCs w:val="28"/>
+                <w:noProof/>
+                <w:webHidden/>
               </w:rPr>
               <w:fldChar w:fldCharType="end"/>
             </w:r>
@@ -3723,102 +3100,236 @@
             <w:tabs>
               <w:tab w:val="right" w:leader="dot" w:pos="9345"/>
             </w:tabs>
+            <w:jc w:val="both"/>
             <w:rPr>
-              <w:rFonts w:ascii="Times New Roman" w:hAnsi="Times New Roman" w:cs="Times New Roman"/>
+              <w:rFonts w:eastAsiaTheme="minorEastAsia"/>
               <w:noProof/>
-              <w:sz w:val="28"/>
-              <w:szCs w:val="28"/>
+              <w:kern w:val="2"/>
+              <w:sz w:val="24"/>
+              <w:szCs w:val="24"/>
+              <w:lang w:eastAsia="ru-RU"/>
+              <w14:ligatures w14:val="standardContextual"/>
             </w:rPr>
           </w:pPr>
-          <w:hyperlink w:anchor="_Toc225459745" w:history="1">
+          <w:hyperlink w:anchor="_Toc225896205" w:history="1">
             <w:r>
               <w:rPr>
                 <w:rStyle w:val="af0"/>
-                <w:rFonts w:ascii="Times New Roman" w:hAnsi="Times New Roman" w:cs="Times New Roman"/>
                 <w:noProof/>
                 <w:color w:val="auto"/>
-                <w:sz w:val="28"/>
-                <w:szCs w:val="28"/>
+              </w:rPr>
+              <w:t>Тестирование</w:t>
+            </w:r>
+            <w:r>
+              <w:rPr>
+                <w:noProof/>
+                <w:webHidden/>
+              </w:rPr>
+              <w:tab/>
+            </w:r>
+            <w:r>
+              <w:rPr>
+                <w:noProof/>
+                <w:webHidden/>
+              </w:rPr>
+              <w:fldChar w:fldCharType="begin"/>
+            </w:r>
+            <w:r>
+              <w:rPr>
+                <w:noProof/>
+                <w:webHidden/>
+              </w:rPr>
+              <w:instrText xml:space="preserve"> PAGEREF _Toc225896205 \h </w:instrText>
+            </w:r>
+            <w:r>
+              <w:rPr>
+                <w:noProof/>
+                <w:webHidden/>
+              </w:rPr>
+            </w:r>
+            <w:r>
+              <w:rPr>
+                <w:noProof/>
+                <w:webHidden/>
+              </w:rPr>
+              <w:fldChar w:fldCharType="separate"/>
+            </w:r>
+            <w:r>
+              <w:rPr>
+                <w:noProof/>
+                <w:webHidden/>
+              </w:rPr>
+              <w:t>19</w:t>
+            </w:r>
+            <w:r>
+              <w:rPr>
+                <w:noProof/>
+                <w:webHidden/>
+              </w:rPr>
+              <w:fldChar w:fldCharType="end"/>
+            </w:r>
+          </w:hyperlink>
+        </w:p>
+        <w:p>
+          <w:pPr>
+            <w:pStyle w:val="12"/>
+            <w:tabs>
+              <w:tab w:val="right" w:leader="dot" w:pos="9345"/>
+            </w:tabs>
+            <w:jc w:val="both"/>
+            <w:rPr>
+              <w:rFonts w:eastAsiaTheme="minorEastAsia"/>
+              <w:noProof/>
+              <w:kern w:val="2"/>
+              <w:sz w:val="24"/>
+              <w:szCs w:val="24"/>
+              <w:lang w:eastAsia="ru-RU"/>
+              <w14:ligatures w14:val="standardContextual"/>
+            </w:rPr>
+          </w:pPr>
+          <w:hyperlink w:anchor="_Toc225896206" w:history="1">
+            <w:r>
+              <w:rPr>
+                <w:rStyle w:val="af0"/>
+                <w:noProof/>
+                <w:color w:val="auto"/>
               </w:rPr>
               <w:t>Заключение</w:t>
             </w:r>
             <w:r>
               <w:rPr>
-                <w:rFonts w:ascii="Times New Roman" w:hAnsi="Times New Roman" w:cs="Times New Roman"/>
-                <w:noProof/>
-                <w:webHidden/>
-                <w:sz w:val="28"/>
-                <w:szCs w:val="28"/>
+                <w:noProof/>
+                <w:webHidden/>
               </w:rPr>
               <w:tab/>
             </w:r>
             <w:r>
               <w:rPr>
-                <w:rFonts w:ascii="Times New Roman" w:hAnsi="Times New Roman" w:cs="Times New Roman"/>
-                <w:noProof/>
-                <w:webHidden/>
-                <w:sz w:val="28"/>
-                <w:szCs w:val="28"/>
+                <w:noProof/>
+                <w:webHidden/>
               </w:rPr>
               <w:fldChar w:fldCharType="begin"/>
             </w:r>
             <w:r>
               <w:rPr>
-                <w:rFonts w:ascii="Times New Roman" w:hAnsi="Times New Roman" w:cs="Times New Roman"/>
-                <w:noProof/>
-                <w:webHidden/>
-                <w:sz w:val="28"/>
-                <w:szCs w:val="28"/>
-              </w:rPr>
-              <w:instrText xml:space="preserve"> PAGEREF _Toc225459745 \h </w:instrText>
-            </w:r>
-            <w:r>
-              <w:rPr>
-                <w:rFonts w:ascii="Times New Roman" w:hAnsi="Times New Roman" w:cs="Times New Roman"/>
-                <w:noProof/>
-                <w:webHidden/>
-                <w:sz w:val="28"/>
-                <w:szCs w:val="28"/>
-              </w:rPr>
-            </w:r>
-            <w:r>
-              <w:rPr>
-                <w:rFonts w:ascii="Times New Roman" w:hAnsi="Times New Roman" w:cs="Times New Roman"/>
-                <w:noProof/>
-                <w:webHidden/>
-                <w:sz w:val="28"/>
-                <w:szCs w:val="28"/>
+                <w:noProof/>
+                <w:webHidden/>
+              </w:rPr>
+              <w:instrText xml:space="preserve"> PAGEREF _Toc225896206 \h </w:instrText>
+            </w:r>
+            <w:r>
+              <w:rPr>
+                <w:noProof/>
+                <w:webHidden/>
+              </w:rPr>
+            </w:r>
+            <w:r>
+              <w:rPr>
+                <w:noProof/>
+                <w:webHidden/>
               </w:rPr>
               <w:fldChar w:fldCharType="separate"/>
             </w:r>
             <w:r>
               <w:rPr>
-                <w:rFonts w:ascii="Times New Roman" w:hAnsi="Times New Roman" w:cs="Times New Roman"/>
-                <w:noProof/>
-                <w:webHidden/>
-                <w:sz w:val="28"/>
-                <w:szCs w:val="28"/>
+                <w:noProof/>
+                <w:webHidden/>
               </w:rPr>
               <w:t>20</w:t>
             </w:r>
             <w:r>
               <w:rPr>
-                <w:rFonts w:ascii="Times New Roman" w:hAnsi="Times New Roman" w:cs="Times New Roman"/>
-                <w:noProof/>
-                <w:webHidden/>
-                <w:sz w:val="28"/>
-                <w:szCs w:val="28"/>
+                <w:noProof/>
+                <w:webHidden/>
               </w:rPr>
               <w:fldChar w:fldCharType="end"/>
             </w:r>
           </w:hyperlink>
+        </w:p>
+        <w:p>
+          <w:pPr>
+            <w:pStyle w:val="12"/>
+            <w:tabs>
+              <w:tab w:val="right" w:leader="dot" w:pos="9345"/>
+            </w:tabs>
+            <w:jc w:val="both"/>
+            <w:rPr>
+              <w:rFonts w:eastAsiaTheme="minorEastAsia"/>
+              <w:noProof/>
+              <w:kern w:val="2"/>
+              <w:sz w:val="24"/>
+              <w:szCs w:val="24"/>
+              <w:lang w:eastAsia="ru-RU"/>
+              <w14:ligatures w14:val="standardContextual"/>
+            </w:rPr>
+          </w:pPr>
+          <w:hyperlink w:anchor="_Toc225896207" w:history="1">
+            <w:r>
+              <w:rPr>
+                <w:rStyle w:val="af0"/>
+                <w:noProof/>
+                <w:color w:val="auto"/>
+              </w:rPr>
+              <w:t>Список литературы</w:t>
+            </w:r>
+            <w:r>
+              <w:rPr>
+                <w:noProof/>
+                <w:webHidden/>
+              </w:rPr>
+              <w:tab/>
+            </w:r>
+            <w:r>
+              <w:rPr>
+                <w:noProof/>
+                <w:webHidden/>
+              </w:rPr>
+              <w:fldChar w:fldCharType="begin"/>
+            </w:r>
+            <w:r>
+              <w:rPr>
+                <w:noProof/>
+                <w:webHidden/>
+              </w:rPr>
+              <w:instrText xml:space="preserve"> PAGEREF _Toc225896207 \h </w:instrText>
+            </w:r>
+            <w:r>
+              <w:rPr>
+                <w:noProof/>
+                <w:webHidden/>
+              </w:rPr>
+            </w:r>
+            <w:r>
+              <w:rPr>
+                <w:noProof/>
+                <w:webHidden/>
+              </w:rPr>
+              <w:fldChar w:fldCharType="separate"/>
+            </w:r>
+            <w:r>
+              <w:rPr>
+                <w:noProof/>
+                <w:webHidden/>
+              </w:rPr>
+              <w:t>22</w:t>
+            </w:r>
+            <w:r>
+              <w:rPr>
+                <w:noProof/>
+                <w:webHidden/>
+              </w:rPr>
+              <w:fldChar w:fldCharType="end"/>
+            </w:r>
+          </w:hyperlink>
+        </w:p>
+        <w:p>
+          <w:pPr>
+            <w:jc w:val="both"/>
+          </w:pPr>
           <w:r>
             <w:rPr>
-              <w:rFonts w:ascii="Times New Roman" w:hAnsi="Times New Roman" w:cs="Times New Roman"/>
               <w:b/>
               <w:bCs/>
-              <w:sz w:val="28"/>
-              <w:szCs w:val="28"/>
             </w:rPr>
             <w:fldChar w:fldCharType="end"/>
           </w:r>
@@ -3827,17 +3338,30 @@
     </w:sdt>
     <w:p>
       <w:pPr>
+        <w:pStyle w:val="af2"/>
+        <w:rPr>
+          <w:rFonts w:ascii="Times New Roman" w:hAnsi="Times New Roman" w:cs="Times New Roman"/>
+          <w:noProof/>
+          <w:sz w:val="28"/>
+          <w:szCs w:val="28"/>
+        </w:rPr>
+      </w:pPr>
+    </w:p>
+    <w:p>
+      <w:pPr>
         <w:pStyle w:val="1"/>
       </w:pPr>
       <w:r>
         <w:br w:type="page"/>
       </w:r>
       <w:bookmarkStart w:id="0" w:name="_Toc225459715"/>
+      <w:bookmarkStart w:id="1" w:name="_Toc225896175"/>
       <w:r>
         <w:lastRenderedPageBreak/>
         <w:t>Введение</w:t>
       </w:r>
       <w:bookmarkEnd w:id="0"/>
+      <w:bookmarkEnd w:id="1"/>
     </w:p>
     <w:p>
       <w:pPr>
@@ -4195,18 +3719,21 @@
       <w:pPr>
         <w:pStyle w:val="1"/>
       </w:pPr>
-      <w:bookmarkStart w:id="1" w:name="_Toc225459716"/>
+      <w:bookmarkStart w:id="2" w:name="_Toc225459716"/>
+      <w:bookmarkStart w:id="3" w:name="_Toc225896176"/>
       <w:r>
         <w:lastRenderedPageBreak/>
         <w:t>1. Методы кодирования категориальных признаков</w:t>
       </w:r>
-      <w:bookmarkEnd w:id="1"/>
+      <w:bookmarkEnd w:id="2"/>
+      <w:bookmarkEnd w:id="3"/>
     </w:p>
     <w:p>
       <w:pPr>
         <w:pStyle w:val="2"/>
       </w:pPr>
-      <w:bookmarkStart w:id="2" w:name="_Toc225459717"/>
+      <w:bookmarkStart w:id="4" w:name="_Toc225459717"/>
+      <w:bookmarkStart w:id="5" w:name="_Toc225896177"/>
       <w:r>
         <w:t>1.</w:t>
       </w:r>
@@ -4217,7 +3744,8 @@
       <w:r>
         <w:t>Encoding</w:t>
       </w:r>
-      <w:bookmarkEnd w:id="2"/>
+      <w:bookmarkEnd w:id="4"/>
+      <w:bookmarkEnd w:id="5"/>
       <w:proofErr w:type="spellEnd"/>
     </w:p>
     <w:p>
@@ -4475,7 +4003,8 @@
       <w:pPr>
         <w:pStyle w:val="2"/>
       </w:pPr>
-      <w:bookmarkStart w:id="3" w:name="_Toc225459718"/>
+      <w:bookmarkStart w:id="6" w:name="_Toc225459718"/>
+      <w:bookmarkStart w:id="7" w:name="_Toc225896178"/>
       <w:r>
         <w:lastRenderedPageBreak/>
         <w:t>1.</w:t>
@@ -4499,7 +4028,8 @@
       <w:r>
         <w:t xml:space="preserve"> (Целочисленное кодирование)</w:t>
       </w:r>
-      <w:bookmarkEnd w:id="3"/>
+      <w:bookmarkEnd w:id="6"/>
+      <w:bookmarkEnd w:id="7"/>
     </w:p>
     <w:p>
       <w:pPr>
@@ -4723,7 +4253,8 @@
       <w:pPr>
         <w:pStyle w:val="2"/>
       </w:pPr>
-      <w:bookmarkStart w:id="4" w:name="_Toc225459719"/>
+      <w:bookmarkStart w:id="8" w:name="_Toc225459719"/>
+      <w:bookmarkStart w:id="9" w:name="_Toc225896179"/>
       <w:r>
         <w:t>1.3</w:t>
       </w:r>
@@ -4746,7 +4277,8 @@
       <w:r>
         <w:t xml:space="preserve"> (Энтропийное кодирование)</w:t>
       </w:r>
-      <w:bookmarkEnd w:id="4"/>
+      <w:bookmarkEnd w:id="8"/>
+      <w:bookmarkEnd w:id="9"/>
     </w:p>
     <w:p>
       <w:pPr>
@@ -4943,7 +4475,8 @@
       <w:pPr>
         <w:pStyle w:val="2"/>
       </w:pPr>
-      <w:bookmarkStart w:id="5" w:name="_Toc225459720"/>
+      <w:bookmarkStart w:id="10" w:name="_Toc225459720"/>
+      <w:bookmarkStart w:id="11" w:name="_Toc225896180"/>
       <w:r>
         <w:t>1.</w:t>
       </w:r>
@@ -4954,7 +4487,8 @@
       <w:r>
         <w:t>Encoding</w:t>
       </w:r>
-      <w:bookmarkEnd w:id="5"/>
+      <w:bookmarkEnd w:id="10"/>
+      <w:bookmarkEnd w:id="11"/>
       <w:proofErr w:type="spellEnd"/>
     </w:p>
     <w:p>
@@ -5212,7 +4746,8 @@
       <w:pPr>
         <w:pStyle w:val="2"/>
       </w:pPr>
-      <w:bookmarkStart w:id="6" w:name="_Toc225459721"/>
+      <w:bookmarkStart w:id="12" w:name="_Toc225459721"/>
+      <w:bookmarkStart w:id="13" w:name="_Toc225896181"/>
       <w:r>
         <w:t>1.</w:t>
       </w:r>
@@ -5231,7 +4766,8 @@
       <w:r>
         <w:t>Encoding</w:t>
       </w:r>
-      <w:bookmarkEnd w:id="6"/>
+      <w:bookmarkEnd w:id="12"/>
+      <w:bookmarkEnd w:id="13"/>
       <w:proofErr w:type="spellEnd"/>
     </w:p>
     <w:p>
@@ -5532,11 +5068,13 @@
       <w:pPr>
         <w:pStyle w:val="2"/>
       </w:pPr>
-      <w:bookmarkStart w:id="7" w:name="_Toc225459722"/>
+      <w:bookmarkStart w:id="14" w:name="_Toc225459722"/>
+      <w:bookmarkStart w:id="15" w:name="_Toc225896182"/>
       <w:r>
         <w:t>2.1 Общая структура</w:t>
       </w:r>
-      <w:bookmarkEnd w:id="7"/>
+      <w:bookmarkEnd w:id="14"/>
+      <w:bookmarkEnd w:id="15"/>
     </w:p>
     <w:p>
       <w:pPr>
@@ -5635,21 +5173,25 @@
       <w:pPr>
         <w:pStyle w:val="2"/>
       </w:pPr>
-      <w:bookmarkStart w:id="8" w:name="_Toc225459723"/>
+      <w:bookmarkStart w:id="16" w:name="_Toc225459723"/>
+      <w:bookmarkStart w:id="17" w:name="_Toc225896183"/>
       <w:r>
         <w:t>2.2 Ключевые архитектурные решения</w:t>
       </w:r>
-      <w:bookmarkEnd w:id="8"/>
+      <w:bookmarkEnd w:id="16"/>
+      <w:bookmarkEnd w:id="17"/>
     </w:p>
     <w:p>
       <w:pPr>
         <w:pStyle w:val="3"/>
       </w:pPr>
-      <w:bookmarkStart w:id="9" w:name="_Toc225459724"/>
+      <w:bookmarkStart w:id="18" w:name="_Toc225459724"/>
+      <w:bookmarkStart w:id="19" w:name="_Toc225896184"/>
       <w:r>
         <w:t>2.2.1 Единый интерфейс для кодировщиков</w:t>
       </w:r>
-      <w:bookmarkEnd w:id="9"/>
+      <w:bookmarkEnd w:id="18"/>
+      <w:bookmarkEnd w:id="19"/>
     </w:p>
     <w:p>
       <w:pPr>
@@ -5749,7 +5291,8 @@
       <w:pPr>
         <w:pStyle w:val="3"/>
       </w:pPr>
-      <w:bookmarkStart w:id="10" w:name="_Toc225459725"/>
+      <w:bookmarkStart w:id="20" w:name="_Toc225459725"/>
+      <w:bookmarkStart w:id="21" w:name="_Toc225896185"/>
       <w:r>
         <w:t xml:space="preserve">2.2.2 Абстрактный базовый класс </w:t>
       </w:r>
@@ -5757,7 +5300,8 @@
       <w:r>
         <w:t>BaseEncoder</w:t>
       </w:r>
-      <w:bookmarkEnd w:id="10"/>
+      <w:bookmarkEnd w:id="20"/>
+      <w:bookmarkEnd w:id="21"/>
       <w:proofErr w:type="spellEnd"/>
     </w:p>
     <w:p>
@@ -5896,11 +5440,13 @@
       <w:pPr>
         <w:pStyle w:val="3"/>
       </w:pPr>
-      <w:bookmarkStart w:id="11" w:name="_Toc225459726"/>
+      <w:bookmarkStart w:id="22" w:name="_Toc225459726"/>
+      <w:bookmarkStart w:id="23" w:name="_Toc225896186"/>
       <w:r>
         <w:t>2.2.3 Автоматическое определение типов колонок</w:t>
       </w:r>
-      <w:bookmarkEnd w:id="11"/>
+      <w:bookmarkEnd w:id="22"/>
+      <w:bookmarkEnd w:id="23"/>
     </w:p>
     <w:p>
       <w:pPr>
@@ -6054,11 +5600,13 @@
       <w:pPr>
         <w:pStyle w:val="3"/>
       </w:pPr>
-      <w:bookmarkStart w:id="12" w:name="_Toc225459727"/>
+      <w:bookmarkStart w:id="24" w:name="_Toc225459727"/>
+      <w:bookmarkStart w:id="25" w:name="_Toc225896187"/>
       <w:r>
         <w:t>2.2.4 Система оценки качества</w:t>
       </w:r>
-      <w:bookmarkEnd w:id="12"/>
+      <w:bookmarkEnd w:id="24"/>
+      <w:bookmarkEnd w:id="25"/>
     </w:p>
     <w:p>
       <w:pPr>
@@ -6184,23 +5732,7 @@
           <w:sz w:val="28"/>
           <w:szCs w:val="28"/>
         </w:rPr>
-        <w:t>Взаимная информация</w:t>
-      </w:r>
-      <w:r>
-        <w:rPr>
-          <w:rFonts w:ascii="Times New Roman" w:hAnsi="Times New Roman" w:cs="Times New Roman"/>
-          <w:sz w:val="28"/>
-          <w:szCs w:val="28"/>
-        </w:rPr>
-        <w:t xml:space="preserve"> </w:t>
-      </w:r>
-      <w:r>
-        <w:rPr>
-          <w:rFonts w:ascii="Times New Roman" w:hAnsi="Times New Roman" w:cs="Times New Roman"/>
-          <w:sz w:val="28"/>
-          <w:szCs w:val="28"/>
-        </w:rPr>
-        <w:t>— оценивает нелинейную связь</w:t>
+        <w:t>Взаимная информация — оценивает нелинейную связь</w:t>
       </w:r>
     </w:p>
     <w:p>
@@ -6225,7 +5757,75 @@
           <w:szCs w:val="28"/>
         </w:rPr>
         <w:lastRenderedPageBreak/>
-        <w:t>R² (коэффициент детерминации)</w:t>
+        <w:t>R² (коэффициент детерминации) — доля дисперсии, объясненная кодировкой</w:t>
+      </w:r>
+    </w:p>
+    <w:p>
+      <w:pPr>
+        <w:spacing w:line="360" w:lineRule="auto"/>
+        <w:jc w:val="both"/>
+        <w:rPr>
+          <w:rFonts w:ascii="Times New Roman" w:hAnsi="Times New Roman" w:cs="Times New Roman"/>
+          <w:sz w:val="28"/>
+          <w:szCs w:val="28"/>
+        </w:rPr>
+      </w:pPr>
+      <w:r>
+        <w:rPr>
+          <w:rFonts w:ascii="Times New Roman" w:hAnsi="Times New Roman" w:cs="Times New Roman"/>
+          <w:sz w:val="28"/>
+          <w:szCs w:val="28"/>
+        </w:rPr>
+        <w:t xml:space="preserve">Итоговая оценка качества вычисляется как взвешенная сумма этих метрик. Потеря информации определяется как обратная величина к качеству (`100% - </w:t>
+      </w:r>
+      <w:proofErr w:type="spellStart"/>
+      <w:r>
+        <w:rPr>
+          <w:rFonts w:ascii="Times New Roman" w:hAnsi="Times New Roman" w:cs="Times New Roman"/>
+          <w:sz w:val="28"/>
+          <w:szCs w:val="28"/>
+        </w:rPr>
+        <w:t>QualityScore</w:t>
+      </w:r>
+      <w:proofErr w:type="spellEnd"/>
+      <w:r>
+        <w:rPr>
+          <w:rFonts w:ascii="Times New Roman" w:hAnsi="Times New Roman" w:cs="Times New Roman"/>
+          <w:sz w:val="28"/>
+          <w:szCs w:val="28"/>
+        </w:rPr>
+        <w:t>`), что обеспечивает логическую согласованность метрик.</w:t>
+      </w:r>
+    </w:p>
+    <w:p>
+      <w:pPr>
+        <w:pStyle w:val="2"/>
+      </w:pPr>
+      <w:bookmarkStart w:id="26" w:name="_Toc225459728"/>
+      <w:bookmarkStart w:id="27" w:name="_Toc225896188"/>
+      <w:r>
+        <w:t>2.3 Поток обработки данных</w:t>
+      </w:r>
+      <w:bookmarkEnd w:id="26"/>
+      <w:bookmarkEnd w:id="27"/>
+    </w:p>
+    <w:p>
+      <w:pPr>
+        <w:spacing w:line="360" w:lineRule="auto"/>
+        <w:jc w:val="both"/>
+        <w:rPr>
+          <w:rFonts w:ascii="Times New Roman" w:hAnsi="Times New Roman" w:cs="Times New Roman"/>
+          <w:sz w:val="28"/>
+          <w:szCs w:val="28"/>
+        </w:rPr>
+      </w:pPr>
+      <w:r>
+        <w:rPr>
+          <w:rFonts w:ascii="Times New Roman" w:hAnsi="Times New Roman" w:cs="Times New Roman"/>
+          <w:sz w:val="28"/>
+          <w:szCs w:val="28"/>
+        </w:rPr>
+        <w:t>1. Загрузка</w:t>
       </w:r>
       <w:r>
         <w:rPr>
@@ -6241,26 +5841,26 @@
           <w:sz w:val="28"/>
           <w:szCs w:val="28"/>
         </w:rPr>
-        <w:t>— доля дисперсии, объясненная кодировкой</w:t>
-      </w:r>
-    </w:p>
-    <w:p>
-      <w:pPr>
-        <w:spacing w:line="360" w:lineRule="auto"/>
-        <w:jc w:val="both"/>
-        <w:rPr>
-          <w:rFonts w:ascii="Times New Roman" w:hAnsi="Times New Roman" w:cs="Times New Roman"/>
-          <w:sz w:val="28"/>
-          <w:szCs w:val="28"/>
-        </w:rPr>
-      </w:pPr>
-      <w:r>
-        <w:rPr>
-          <w:rFonts w:ascii="Times New Roman" w:hAnsi="Times New Roman" w:cs="Times New Roman"/>
-          <w:sz w:val="28"/>
-          <w:szCs w:val="28"/>
-        </w:rPr>
-        <w:t xml:space="preserve">Итоговая оценка качества вычисляется как взвешенная сумма этих метрик. Потеря информации определяется как обратная величина к качеству (`100% - </w:t>
+        <w:t>— пользователь выбирает CSV-файл, данные загружаются в виде списка строк</w:t>
+      </w:r>
+    </w:p>
+    <w:p>
+      <w:pPr>
+        <w:spacing w:line="360" w:lineRule="auto"/>
+        <w:jc w:val="both"/>
+        <w:rPr>
+          <w:rFonts w:ascii="Times New Roman" w:hAnsi="Times New Roman" w:cs="Times New Roman"/>
+          <w:sz w:val="28"/>
+          <w:szCs w:val="28"/>
+        </w:rPr>
+      </w:pPr>
+      <w:r>
+        <w:rPr>
+          <w:rFonts w:ascii="Times New Roman" w:hAnsi="Times New Roman" w:cs="Times New Roman"/>
+          <w:sz w:val="28"/>
+          <w:szCs w:val="28"/>
+        </w:rPr>
+        <w:t>2. Анализ — `</w:t>
       </w:r>
       <w:proofErr w:type="spellStart"/>
       <w:r>
@@ -6269,7 +5869,7 @@
           <w:sz w:val="28"/>
           <w:szCs w:val="28"/>
         </w:rPr>
-        <w:t>QualityScore</w:t>
+        <w:t>ColumnTypeDetector</w:t>
       </w:r>
       <w:proofErr w:type="spellEnd"/>
       <w:r>
@@ -6278,71 +5878,201 @@
           <w:sz w:val="28"/>
           <w:szCs w:val="28"/>
         </w:rPr>
-        <w:t>`), что обеспечивает логическую согласованность метрик.</w:t>
+        <w:t>` определяет категориальные признаки и целевую переменную</w:t>
+      </w:r>
+    </w:p>
+    <w:p>
+      <w:pPr>
+        <w:spacing w:line="360" w:lineRule="auto"/>
+        <w:jc w:val="both"/>
+        <w:rPr>
+          <w:rFonts w:ascii="Times New Roman" w:hAnsi="Times New Roman" w:cs="Times New Roman"/>
+          <w:sz w:val="28"/>
+          <w:szCs w:val="28"/>
+        </w:rPr>
+      </w:pPr>
+      <w:r>
+        <w:rPr>
+          <w:rFonts w:ascii="Times New Roman" w:hAnsi="Times New Roman" w:cs="Times New Roman"/>
+          <w:sz w:val="28"/>
+          <w:szCs w:val="28"/>
+        </w:rPr>
+        <w:t>3. Преобразование</w:t>
+      </w:r>
+      <w:r>
+        <w:rPr>
+          <w:rFonts w:ascii="Times New Roman" w:hAnsi="Times New Roman" w:cs="Times New Roman"/>
+          <w:sz w:val="28"/>
+          <w:szCs w:val="28"/>
+        </w:rPr>
+        <w:t xml:space="preserve"> </w:t>
+      </w:r>
+      <w:r>
+        <w:rPr>
+          <w:rFonts w:ascii="Times New Roman" w:hAnsi="Times New Roman" w:cs="Times New Roman"/>
+          <w:sz w:val="28"/>
+          <w:szCs w:val="28"/>
+        </w:rPr>
+        <w:t>— данные конвертируются в формат `</w:t>
+      </w:r>
+      <w:proofErr w:type="spellStart"/>
+      <w:r>
+        <w:rPr>
+          <w:rFonts w:ascii="Times New Roman" w:hAnsi="Times New Roman" w:cs="Times New Roman"/>
+          <w:sz w:val="28"/>
+          <w:szCs w:val="28"/>
+        </w:rPr>
+        <w:t>DataPoint</w:t>
+      </w:r>
+      <w:proofErr w:type="spellEnd"/>
+      <w:r>
+        <w:rPr>
+          <w:rFonts w:ascii="Times New Roman" w:hAnsi="Times New Roman" w:cs="Times New Roman"/>
+          <w:sz w:val="28"/>
+          <w:szCs w:val="28"/>
+        </w:rPr>
+        <w:t>`, содержащий массив категорий и целевое значение</w:t>
+      </w:r>
+    </w:p>
+    <w:p>
+      <w:pPr>
+        <w:spacing w:line="360" w:lineRule="auto"/>
+        <w:jc w:val="both"/>
+        <w:rPr>
+          <w:rFonts w:ascii="Times New Roman" w:hAnsi="Times New Roman" w:cs="Times New Roman"/>
+          <w:sz w:val="28"/>
+          <w:szCs w:val="28"/>
+        </w:rPr>
+      </w:pPr>
+      <w:r>
+        <w:rPr>
+          <w:rFonts w:ascii="Times New Roman" w:hAnsi="Times New Roman" w:cs="Times New Roman"/>
+          <w:sz w:val="28"/>
+          <w:szCs w:val="28"/>
+        </w:rPr>
+        <w:t>4. Кодирование</w:t>
+      </w:r>
+      <w:r>
+        <w:rPr>
+          <w:rFonts w:ascii="Times New Roman" w:hAnsi="Times New Roman" w:cs="Times New Roman"/>
+          <w:sz w:val="28"/>
+          <w:szCs w:val="28"/>
+        </w:rPr>
+        <w:t xml:space="preserve"> </w:t>
+      </w:r>
+      <w:r>
+        <w:rPr>
+          <w:rFonts w:ascii="Times New Roman" w:hAnsi="Times New Roman" w:cs="Times New Roman"/>
+          <w:sz w:val="28"/>
+          <w:szCs w:val="28"/>
+        </w:rPr>
+        <w:t>— каждый из пяти кодировщиков выполняет преобразование категорий в числа</w:t>
+      </w:r>
+    </w:p>
+    <w:p>
+      <w:pPr>
+        <w:spacing w:line="360" w:lineRule="auto"/>
+        <w:jc w:val="both"/>
+        <w:rPr>
+          <w:rFonts w:ascii="Times New Roman" w:hAnsi="Times New Roman" w:cs="Times New Roman"/>
+          <w:sz w:val="28"/>
+          <w:szCs w:val="28"/>
+        </w:rPr>
+      </w:pPr>
+      <w:r>
+        <w:rPr>
+          <w:rFonts w:ascii="Times New Roman" w:hAnsi="Times New Roman" w:cs="Times New Roman"/>
+          <w:sz w:val="28"/>
+          <w:szCs w:val="28"/>
+        </w:rPr>
+        <w:t>5. Оценка — `</w:t>
+      </w:r>
+      <w:proofErr w:type="spellStart"/>
+      <w:r>
+        <w:rPr>
+          <w:rFonts w:ascii="Times New Roman" w:hAnsi="Times New Roman" w:cs="Times New Roman"/>
+          <w:sz w:val="28"/>
+          <w:szCs w:val="28"/>
+        </w:rPr>
+        <w:t>EncodingQualityEvaluator</w:t>
+      </w:r>
+      <w:proofErr w:type="spellEnd"/>
+      <w:r>
+        <w:rPr>
+          <w:rFonts w:ascii="Times New Roman" w:hAnsi="Times New Roman" w:cs="Times New Roman"/>
+          <w:sz w:val="28"/>
+          <w:szCs w:val="28"/>
+        </w:rPr>
+        <w:t>` вычисляет метрики качества для каждого метода</w:t>
+      </w:r>
+    </w:p>
+    <w:p>
+      <w:pPr>
+        <w:spacing w:line="360" w:lineRule="auto"/>
+        <w:jc w:val="both"/>
+        <w:rPr>
+          <w:rFonts w:ascii="Times New Roman" w:hAnsi="Times New Roman" w:cs="Times New Roman"/>
+          <w:sz w:val="28"/>
+          <w:szCs w:val="28"/>
+        </w:rPr>
+      </w:pPr>
+      <w:r>
+        <w:rPr>
+          <w:rFonts w:ascii="Times New Roman" w:hAnsi="Times New Roman" w:cs="Times New Roman"/>
+          <w:sz w:val="28"/>
+          <w:szCs w:val="28"/>
+        </w:rPr>
+        <w:t>6. Вывод — результаты отображаются в текстовом поле в виде сравнительной таблицы и детальной информации</w:t>
       </w:r>
     </w:p>
     <w:p>
       <w:pPr>
         <w:pStyle w:val="2"/>
       </w:pPr>
-      <w:bookmarkStart w:id="13" w:name="_Toc225459728"/>
-      <w:r>
-        <w:t>2.3 Поток обработки данных</w:t>
-      </w:r>
-      <w:bookmarkEnd w:id="13"/>
-    </w:p>
-    <w:p>
-      <w:pPr>
-        <w:spacing w:line="360" w:lineRule="auto"/>
-        <w:jc w:val="both"/>
-        <w:rPr>
-          <w:rFonts w:ascii="Times New Roman" w:hAnsi="Times New Roman" w:cs="Times New Roman"/>
-          <w:sz w:val="28"/>
-          <w:szCs w:val="28"/>
-        </w:rPr>
-      </w:pPr>
-      <w:r>
-        <w:rPr>
-          <w:rFonts w:ascii="Times New Roman" w:hAnsi="Times New Roman" w:cs="Times New Roman"/>
-          <w:sz w:val="28"/>
-          <w:szCs w:val="28"/>
-        </w:rPr>
-        <w:t>1. Загрузка</w:t>
-      </w:r>
-      <w:r>
-        <w:rPr>
-          <w:rFonts w:ascii="Times New Roman" w:hAnsi="Times New Roman" w:cs="Times New Roman"/>
-          <w:sz w:val="28"/>
-          <w:szCs w:val="28"/>
-        </w:rPr>
-        <w:t xml:space="preserve"> </w:t>
-      </w:r>
-      <w:r>
-        <w:rPr>
-          <w:rFonts w:ascii="Times New Roman" w:hAnsi="Times New Roman" w:cs="Times New Roman"/>
-          <w:sz w:val="28"/>
-          <w:szCs w:val="28"/>
-        </w:rPr>
-        <w:t>— пользователь выбирает CSV-файл, данные загружаются в виде списка строк</w:t>
-      </w:r>
-    </w:p>
-    <w:p>
-      <w:pPr>
-        <w:spacing w:line="360" w:lineRule="auto"/>
-        <w:jc w:val="both"/>
-        <w:rPr>
-          <w:rFonts w:ascii="Times New Roman" w:hAnsi="Times New Roman" w:cs="Times New Roman"/>
-          <w:sz w:val="28"/>
-          <w:szCs w:val="28"/>
-        </w:rPr>
-      </w:pPr>
-      <w:r>
-        <w:rPr>
-          <w:rFonts w:ascii="Times New Roman" w:hAnsi="Times New Roman" w:cs="Times New Roman"/>
-          <w:sz w:val="28"/>
-          <w:szCs w:val="28"/>
-        </w:rPr>
-        <w:t>2. Анализ — `</w:t>
+      <w:bookmarkStart w:id="28" w:name="_Toc225459729"/>
+      <w:bookmarkStart w:id="29" w:name="_Toc225896189"/>
+      <w:r>
+        <w:t>2.4 Преимущества архитектуры</w:t>
+      </w:r>
+      <w:bookmarkEnd w:id="28"/>
+      <w:bookmarkEnd w:id="29"/>
+    </w:p>
+    <w:p>
+      <w:pPr>
+        <w:spacing w:line="360" w:lineRule="auto"/>
+        <w:jc w:val="both"/>
+        <w:rPr>
+          <w:rFonts w:ascii="Times New Roman" w:hAnsi="Times New Roman" w:cs="Times New Roman"/>
+          <w:sz w:val="28"/>
+          <w:szCs w:val="28"/>
+        </w:rPr>
+      </w:pPr>
+      <w:r>
+        <w:rPr>
+          <w:rFonts w:ascii="Times New Roman" w:hAnsi="Times New Roman" w:cs="Times New Roman"/>
+          <w:sz w:val="28"/>
+          <w:szCs w:val="28"/>
+        </w:rPr>
+        <w:t>Модульность — каждый компонент отвечает за свою функциональность</w:t>
+      </w:r>
+    </w:p>
+    <w:p>
+      <w:pPr>
+        <w:spacing w:line="360" w:lineRule="auto"/>
+        <w:jc w:val="both"/>
+        <w:rPr>
+          <w:rFonts w:ascii="Times New Roman" w:hAnsi="Times New Roman" w:cs="Times New Roman"/>
+          <w:sz w:val="28"/>
+          <w:szCs w:val="28"/>
+        </w:rPr>
+      </w:pPr>
+      <w:r>
+        <w:rPr>
+          <w:rFonts w:ascii="Times New Roman" w:hAnsi="Times New Roman" w:cs="Times New Roman"/>
+          <w:sz w:val="28"/>
+          <w:szCs w:val="28"/>
+        </w:rPr>
+        <w:t>Расширяемость — новый метод кодирования добавляется созданием класса, наследующего `</w:t>
       </w:r>
       <w:proofErr w:type="spellStart"/>
       <w:r>
@@ -6351,7 +6081,7 @@
           <w:sz w:val="28"/>
           <w:szCs w:val="28"/>
         </w:rPr>
-        <w:t>ColumnTypeDetector</w:t>
+        <w:t>BaseEncoder</w:t>
       </w:r>
       <w:proofErr w:type="spellEnd"/>
       <w:r>
@@ -6360,216 +6090,6 @@
           <w:sz w:val="28"/>
           <w:szCs w:val="28"/>
         </w:rPr>
-        <w:t>` определяет категориальные признаки и целевую переменную</w:t>
-      </w:r>
-    </w:p>
-    <w:p>
-      <w:pPr>
-        <w:spacing w:line="360" w:lineRule="auto"/>
-        <w:jc w:val="both"/>
-        <w:rPr>
-          <w:rFonts w:ascii="Times New Roman" w:hAnsi="Times New Roman" w:cs="Times New Roman"/>
-          <w:sz w:val="28"/>
-          <w:szCs w:val="28"/>
-        </w:rPr>
-      </w:pPr>
-      <w:r>
-        <w:rPr>
-          <w:rFonts w:ascii="Times New Roman" w:hAnsi="Times New Roman" w:cs="Times New Roman"/>
-          <w:sz w:val="28"/>
-          <w:szCs w:val="28"/>
-        </w:rPr>
-        <w:t>3. Преобразование</w:t>
-      </w:r>
-      <w:r>
-        <w:rPr>
-          <w:rFonts w:ascii="Times New Roman" w:hAnsi="Times New Roman" w:cs="Times New Roman"/>
-          <w:sz w:val="28"/>
-          <w:szCs w:val="28"/>
-        </w:rPr>
-        <w:t xml:space="preserve"> </w:t>
-      </w:r>
-      <w:r>
-        <w:rPr>
-          <w:rFonts w:ascii="Times New Roman" w:hAnsi="Times New Roman" w:cs="Times New Roman"/>
-          <w:sz w:val="28"/>
-          <w:szCs w:val="28"/>
-        </w:rPr>
-        <w:t>— данные конвертируются в формат `</w:t>
-      </w:r>
-      <w:proofErr w:type="spellStart"/>
-      <w:r>
-        <w:rPr>
-          <w:rFonts w:ascii="Times New Roman" w:hAnsi="Times New Roman" w:cs="Times New Roman"/>
-          <w:sz w:val="28"/>
-          <w:szCs w:val="28"/>
-        </w:rPr>
-        <w:t>DataPoint</w:t>
-      </w:r>
-      <w:proofErr w:type="spellEnd"/>
-      <w:r>
-        <w:rPr>
-          <w:rFonts w:ascii="Times New Roman" w:hAnsi="Times New Roman" w:cs="Times New Roman"/>
-          <w:sz w:val="28"/>
-          <w:szCs w:val="28"/>
-        </w:rPr>
-        <w:t>`, содержащий массив категорий и целевое значение</w:t>
-      </w:r>
-    </w:p>
-    <w:p>
-      <w:pPr>
-        <w:spacing w:line="360" w:lineRule="auto"/>
-        <w:jc w:val="both"/>
-        <w:rPr>
-          <w:rFonts w:ascii="Times New Roman" w:hAnsi="Times New Roman" w:cs="Times New Roman"/>
-          <w:sz w:val="28"/>
-          <w:szCs w:val="28"/>
-        </w:rPr>
-      </w:pPr>
-      <w:r>
-        <w:rPr>
-          <w:rFonts w:ascii="Times New Roman" w:hAnsi="Times New Roman" w:cs="Times New Roman"/>
-          <w:sz w:val="28"/>
-          <w:szCs w:val="28"/>
-        </w:rPr>
-        <w:t>4. Кодирование</w:t>
-      </w:r>
-      <w:r>
-        <w:rPr>
-          <w:rFonts w:ascii="Times New Roman" w:hAnsi="Times New Roman" w:cs="Times New Roman"/>
-          <w:sz w:val="28"/>
-          <w:szCs w:val="28"/>
-        </w:rPr>
-        <w:t xml:space="preserve"> </w:t>
-      </w:r>
-      <w:r>
-        <w:rPr>
-          <w:rFonts w:ascii="Times New Roman" w:hAnsi="Times New Roman" w:cs="Times New Roman"/>
-          <w:sz w:val="28"/>
-          <w:szCs w:val="28"/>
-        </w:rPr>
-        <w:t>— каждый из пяти кодировщиков выполняет преобразование категорий в числа</w:t>
-      </w:r>
-    </w:p>
-    <w:p>
-      <w:pPr>
-        <w:spacing w:line="360" w:lineRule="auto"/>
-        <w:jc w:val="both"/>
-        <w:rPr>
-          <w:rFonts w:ascii="Times New Roman" w:hAnsi="Times New Roman" w:cs="Times New Roman"/>
-          <w:sz w:val="28"/>
-          <w:szCs w:val="28"/>
-        </w:rPr>
-      </w:pPr>
-      <w:r>
-        <w:rPr>
-          <w:rFonts w:ascii="Times New Roman" w:hAnsi="Times New Roman" w:cs="Times New Roman"/>
-          <w:sz w:val="28"/>
-          <w:szCs w:val="28"/>
-        </w:rPr>
-        <w:t>5. Оценка — `</w:t>
-      </w:r>
-      <w:proofErr w:type="spellStart"/>
-      <w:r>
-        <w:rPr>
-          <w:rFonts w:ascii="Times New Roman" w:hAnsi="Times New Roman" w:cs="Times New Roman"/>
-          <w:sz w:val="28"/>
-          <w:szCs w:val="28"/>
-        </w:rPr>
-        <w:t>EncodingQualityEvaluator</w:t>
-      </w:r>
-      <w:proofErr w:type="spellEnd"/>
-      <w:r>
-        <w:rPr>
-          <w:rFonts w:ascii="Times New Roman" w:hAnsi="Times New Roman" w:cs="Times New Roman"/>
-          <w:sz w:val="28"/>
-          <w:szCs w:val="28"/>
-        </w:rPr>
-        <w:t>` вычисляет метрики качества для каждого метода</w:t>
-      </w:r>
-    </w:p>
-    <w:p>
-      <w:pPr>
-        <w:spacing w:line="360" w:lineRule="auto"/>
-        <w:jc w:val="both"/>
-        <w:rPr>
-          <w:rFonts w:ascii="Times New Roman" w:hAnsi="Times New Roman" w:cs="Times New Roman"/>
-          <w:sz w:val="28"/>
-          <w:szCs w:val="28"/>
-        </w:rPr>
-      </w:pPr>
-      <w:r>
-        <w:rPr>
-          <w:rFonts w:ascii="Times New Roman" w:hAnsi="Times New Roman" w:cs="Times New Roman"/>
-          <w:sz w:val="28"/>
-          <w:szCs w:val="28"/>
-        </w:rPr>
-        <w:t>6. Вывод — результаты отображаются в текстовом поле в виде сравнительной таблицы и детальной информации</w:t>
-      </w:r>
-    </w:p>
-    <w:p>
-      <w:pPr>
-        <w:pStyle w:val="2"/>
-      </w:pPr>
-      <w:bookmarkStart w:id="14" w:name="_Toc225459729"/>
-      <w:r>
-        <w:t>2.4 Преимущества архитектуры</w:t>
-      </w:r>
-      <w:bookmarkEnd w:id="14"/>
-    </w:p>
-    <w:p>
-      <w:pPr>
-        <w:spacing w:line="360" w:lineRule="auto"/>
-        <w:jc w:val="both"/>
-        <w:rPr>
-          <w:rFonts w:ascii="Times New Roman" w:hAnsi="Times New Roman" w:cs="Times New Roman"/>
-          <w:sz w:val="28"/>
-          <w:szCs w:val="28"/>
-        </w:rPr>
-      </w:pPr>
-      <w:r>
-        <w:rPr>
-          <w:rFonts w:ascii="Times New Roman" w:hAnsi="Times New Roman" w:cs="Times New Roman"/>
-          <w:sz w:val="28"/>
-          <w:szCs w:val="28"/>
-        </w:rPr>
-        <w:t>Модульность — каждый компонент отвечает за свою функциональность</w:t>
-      </w:r>
-    </w:p>
-    <w:p>
-      <w:pPr>
-        <w:spacing w:line="360" w:lineRule="auto"/>
-        <w:jc w:val="both"/>
-        <w:rPr>
-          <w:rFonts w:ascii="Times New Roman" w:hAnsi="Times New Roman" w:cs="Times New Roman"/>
-          <w:sz w:val="28"/>
-          <w:szCs w:val="28"/>
-        </w:rPr>
-      </w:pPr>
-      <w:r>
-        <w:rPr>
-          <w:rFonts w:ascii="Times New Roman" w:hAnsi="Times New Roman" w:cs="Times New Roman"/>
-          <w:sz w:val="28"/>
-          <w:szCs w:val="28"/>
-        </w:rPr>
-        <w:t>Расширяемость — новый метод кодирования добавляется созданием класса, наследующего `</w:t>
-      </w:r>
-      <w:proofErr w:type="spellStart"/>
-      <w:r>
-        <w:rPr>
-          <w:rFonts w:ascii="Times New Roman" w:hAnsi="Times New Roman" w:cs="Times New Roman"/>
-          <w:sz w:val="28"/>
-          <w:szCs w:val="28"/>
-        </w:rPr>
-        <w:t>BaseEncoder</w:t>
-      </w:r>
-      <w:proofErr w:type="spellEnd"/>
-      <w:r>
-        <w:rPr>
-          <w:rFonts w:ascii="Times New Roman" w:hAnsi="Times New Roman" w:cs="Times New Roman"/>
-          <w:sz w:val="28"/>
-          <w:szCs w:val="28"/>
-        </w:rPr>
         <w:t>`</w:t>
       </w:r>
     </w:p>
@@ -6615,7 +6135,8 @@
       <w:pPr>
         <w:pStyle w:val="1"/>
       </w:pPr>
-      <w:bookmarkStart w:id="15" w:name="_Toc225459730"/>
+      <w:bookmarkStart w:id="30" w:name="_Toc225459730"/>
+      <w:bookmarkStart w:id="31" w:name="_Toc225896190"/>
       <w:r>
         <w:lastRenderedPageBreak/>
         <w:t xml:space="preserve">3. </w:t>
@@ -6623,13 +6144,15 @@
       <w:r>
         <w:t>Реализация методов кодирования</w:t>
       </w:r>
-      <w:bookmarkEnd w:id="15"/>
+      <w:bookmarkEnd w:id="30"/>
+      <w:bookmarkEnd w:id="31"/>
     </w:p>
     <w:p>
       <w:pPr>
         <w:pStyle w:val="2"/>
       </w:pPr>
-      <w:bookmarkStart w:id="16" w:name="_Toc225459731"/>
+      <w:bookmarkStart w:id="32" w:name="_Toc225459731"/>
+      <w:bookmarkStart w:id="33" w:name="_Toc225896191"/>
       <w:r>
         <w:t xml:space="preserve">3.1 </w:t>
       </w:r>
@@ -6640,7 +6163,8 @@
         </w:rPr>
         <w:t>OneHotEncoder</w:t>
       </w:r>
-      <w:bookmarkEnd w:id="16"/>
+      <w:bookmarkEnd w:id="32"/>
+      <w:bookmarkEnd w:id="33"/>
       <w:proofErr w:type="spellEnd"/>
     </w:p>
     <w:p>
@@ -6814,7 +6338,8 @@
       <w:pPr>
         <w:pStyle w:val="2"/>
       </w:pPr>
-      <w:bookmarkStart w:id="17" w:name="_Toc225459732"/>
+      <w:bookmarkStart w:id="34" w:name="_Toc225459732"/>
+      <w:bookmarkStart w:id="35" w:name="_Toc225896192"/>
       <w:r>
         <w:t xml:space="preserve">3.2 </w:t>
       </w:r>
@@ -6822,7 +6347,8 @@
       <w:r>
         <w:t>IntegerEncoder</w:t>
       </w:r>
-      <w:bookmarkEnd w:id="17"/>
+      <w:bookmarkEnd w:id="34"/>
+      <w:bookmarkEnd w:id="35"/>
       <w:proofErr w:type="spellEnd"/>
     </w:p>
     <w:p>
@@ -6986,7 +6512,8 @@
       <w:pPr>
         <w:pStyle w:val="2"/>
       </w:pPr>
-      <w:bookmarkStart w:id="18" w:name="_Toc225459733"/>
+      <w:bookmarkStart w:id="36" w:name="_Toc225459733"/>
+      <w:bookmarkStart w:id="37" w:name="_Toc225896193"/>
       <w:r>
         <w:t xml:space="preserve">3.3 </w:t>
       </w:r>
@@ -6994,7 +6521,8 @@
       <w:r>
         <w:t>EntropyEncoder</w:t>
       </w:r>
-      <w:bookmarkEnd w:id="18"/>
+      <w:bookmarkEnd w:id="36"/>
+      <w:bookmarkEnd w:id="37"/>
       <w:proofErr w:type="spellEnd"/>
     </w:p>
     <w:p>
@@ -7141,7 +6669,8 @@
       <w:pPr>
         <w:pStyle w:val="2"/>
       </w:pPr>
-      <w:bookmarkStart w:id="19" w:name="_Toc225459734"/>
+      <w:bookmarkStart w:id="38" w:name="_Toc225459734"/>
+      <w:bookmarkStart w:id="39" w:name="_Toc225896194"/>
       <w:r>
         <w:t xml:space="preserve">3.4 </w:t>
       </w:r>
@@ -7149,7 +6678,8 @@
       <w:r>
         <w:t>TargetEncoder</w:t>
       </w:r>
-      <w:bookmarkEnd w:id="19"/>
+      <w:bookmarkEnd w:id="38"/>
+      <w:bookmarkEnd w:id="39"/>
       <w:proofErr w:type="spellEnd"/>
     </w:p>
     <w:p>
@@ -7313,7 +6843,8 @@
       <w:pPr>
         <w:pStyle w:val="2"/>
       </w:pPr>
-      <w:bookmarkStart w:id="20" w:name="_Toc225459735"/>
+      <w:bookmarkStart w:id="40" w:name="_Toc225459735"/>
+      <w:bookmarkStart w:id="41" w:name="_Toc225896195"/>
       <w:r>
         <w:t xml:space="preserve">3.5 </w:t>
       </w:r>
@@ -7321,7 +6852,8 @@
       <w:r>
         <w:t>CatBoostEncoder</w:t>
       </w:r>
-      <w:bookmarkEnd w:id="20"/>
+      <w:bookmarkEnd w:id="40"/>
+      <w:bookmarkEnd w:id="41"/>
       <w:proofErr w:type="spellEnd"/>
     </w:p>
     <w:p>
@@ -7512,11 +7044,13 @@
       <w:pPr>
         <w:pStyle w:val="1"/>
       </w:pPr>
-      <w:bookmarkStart w:id="21" w:name="_Toc225459736"/>
+      <w:bookmarkStart w:id="42" w:name="_Toc225459736"/>
+      <w:bookmarkStart w:id="43" w:name="_Toc225896196"/>
       <w:r>
         <w:t>4. Создание пользовательского интерфейса</w:t>
       </w:r>
-      <w:bookmarkEnd w:id="21"/>
+      <w:bookmarkEnd w:id="42"/>
+      <w:bookmarkEnd w:id="43"/>
     </w:p>
     <w:p>
       <w:pPr>
@@ -7559,11 +7093,13 @@
       <w:pPr>
         <w:pStyle w:val="2"/>
       </w:pPr>
-      <w:bookmarkStart w:id="22" w:name="_Toc225459737"/>
+      <w:bookmarkStart w:id="44" w:name="_Toc225459737"/>
+      <w:bookmarkStart w:id="45" w:name="_Toc225896197"/>
       <w:r>
         <w:t>4.1 Основные элементы интерфейса</w:t>
       </w:r>
-      <w:bookmarkEnd w:id="22"/>
+      <w:bookmarkEnd w:id="44"/>
+      <w:bookmarkEnd w:id="45"/>
     </w:p>
     <w:p>
       <w:pPr>
@@ -7645,11 +7181,13 @@
       <w:pPr>
         <w:pStyle w:val="2"/>
       </w:pPr>
-      <w:bookmarkStart w:id="23" w:name="_Toc225459738"/>
+      <w:bookmarkStart w:id="46" w:name="_Toc225459738"/>
+      <w:bookmarkStart w:id="47" w:name="_Toc225896198"/>
       <w:r>
         <w:t>4.2 Формат вывода результатов</w:t>
       </w:r>
-      <w:bookmarkEnd w:id="23"/>
+      <w:bookmarkEnd w:id="46"/>
+      <w:bookmarkEnd w:id="47"/>
     </w:p>
     <w:p>
       <w:pPr>
@@ -8025,11 +7563,13 @@
       <w:pPr>
         <w:pStyle w:val="2"/>
       </w:pPr>
-      <w:bookmarkStart w:id="24" w:name="_Toc225459739"/>
+      <w:bookmarkStart w:id="48" w:name="_Toc225459739"/>
+      <w:bookmarkStart w:id="49" w:name="_Toc225896199"/>
       <w:r>
         <w:t>4.3 Взаимодействие пользователя с приложением</w:t>
       </w:r>
-      <w:bookmarkEnd w:id="24"/>
+      <w:bookmarkEnd w:id="48"/>
+      <w:bookmarkEnd w:id="49"/>
     </w:p>
     <w:p>
       <w:pPr>
@@ -8203,6 +7743,7 @@
       <w:r>
         <w:rPr>
           <w:rFonts w:ascii="Times New Roman" w:hAnsi="Times New Roman" w:cs="Times New Roman"/>
+          <w:noProof/>
           <w:sz w:val="28"/>
           <w:szCs w:val="28"/>
         </w:rPr>
@@ -8247,14 +7788,16 @@
       <w:pPr>
         <w:pStyle w:val="1"/>
       </w:pPr>
-      <w:bookmarkStart w:id="25" w:name="_Toc225459740"/>
+      <w:bookmarkStart w:id="50" w:name="_Toc225459740"/>
+      <w:bookmarkStart w:id="51" w:name="_Toc225896200"/>
       <w:r>
         <w:t xml:space="preserve">5. </w:t>
       </w:r>
       <w:r>
         <w:t>Сравнительный анализ методов</w:t>
       </w:r>
-      <w:bookmarkEnd w:id="25"/>
+      <w:bookmarkEnd w:id="50"/>
+      <w:bookmarkEnd w:id="51"/>
     </w:p>
     <w:p>
       <w:pPr>
@@ -8279,7 +7822,8 @@
       <w:pPr>
         <w:pStyle w:val="2"/>
       </w:pPr>
-      <w:bookmarkStart w:id="26" w:name="_Toc225459741"/>
+      <w:bookmarkStart w:id="52" w:name="_Toc225459741"/>
+      <w:bookmarkStart w:id="53" w:name="_Toc225896201"/>
       <w:r>
         <w:t xml:space="preserve">5.1 Результаты тестирования на датасете </w:t>
       </w:r>
@@ -8287,7 +7831,8 @@
       <w:r>
         <w:t>CarPrice_Assignment</w:t>
       </w:r>
-      <w:bookmarkEnd w:id="26"/>
+      <w:bookmarkEnd w:id="52"/>
+      <w:bookmarkEnd w:id="53"/>
       <w:proofErr w:type="spellEnd"/>
     </w:p>
     <w:p>
@@ -8742,7 +8287,8 @@
       <w:pPr>
         <w:pStyle w:val="2"/>
       </w:pPr>
-      <w:bookmarkStart w:id="27" w:name="_Toc225459742"/>
+      <w:bookmarkStart w:id="54" w:name="_Toc225459742"/>
+      <w:bookmarkStart w:id="55" w:name="_Toc225896202"/>
       <w:r>
         <w:t xml:space="preserve">5.2 Результаты тестирования на датасете </w:t>
       </w:r>
@@ -8750,7 +8296,8 @@
       <w:r>
         <w:t>Healthcare</w:t>
       </w:r>
-      <w:bookmarkEnd w:id="27"/>
+      <w:bookmarkEnd w:id="54"/>
+      <w:bookmarkEnd w:id="55"/>
       <w:proofErr w:type="spellEnd"/>
     </w:p>
     <w:p>
@@ -9238,7 +8785,8 @@
       <w:pPr>
         <w:pStyle w:val="2"/>
       </w:pPr>
-      <w:bookmarkStart w:id="28" w:name="_Toc225459743"/>
+      <w:bookmarkStart w:id="56" w:name="_Toc225459743"/>
+      <w:bookmarkStart w:id="57" w:name="_Toc225896203"/>
       <w:r>
         <w:t xml:space="preserve">5.3 Результаты тестирования на датасете </w:t>
       </w:r>
@@ -9246,7 +8794,8 @@
       <w:r>
         <w:t>Historical_Pandemic_Epidemic_Dataset</w:t>
       </w:r>
-      <w:bookmarkEnd w:id="28"/>
+      <w:bookmarkEnd w:id="56"/>
+      <w:bookmarkEnd w:id="57"/>
       <w:proofErr w:type="spellEnd"/>
     </w:p>
     <w:p>
@@ -9653,11 +9202,13 @@
       <w:pPr>
         <w:pStyle w:val="2"/>
       </w:pPr>
-      <w:bookmarkStart w:id="29" w:name="_Toc225459744"/>
+      <w:bookmarkStart w:id="58" w:name="_Toc225459744"/>
+      <w:bookmarkStart w:id="59" w:name="_Toc225896204"/>
       <w:r>
         <w:t>5.4 Обобщенные выводы</w:t>
       </w:r>
-      <w:bookmarkEnd w:id="29"/>
+      <w:bookmarkEnd w:id="58"/>
+      <w:bookmarkEnd w:id="59"/>
     </w:p>
     <w:p>
       <w:pPr>
@@ -10114,6 +9665,554 @@
     </w:p>
     <w:p>
       <w:pPr>
+        <w:pStyle w:val="1"/>
+      </w:pPr>
+      <w:bookmarkStart w:id="60" w:name="_Toc225896205"/>
+      <w:r>
+        <w:t>Тестирование</w:t>
+      </w:r>
+      <w:bookmarkEnd w:id="60"/>
+    </w:p>
+    <w:p>
+      <w:pPr>
+        <w:suppressAutoHyphens w:val="0"/>
+        <w:spacing w:line="360" w:lineRule="auto"/>
+        <w:jc w:val="both"/>
+        <w:rPr>
+          <w:rFonts w:ascii="Times New Roman" w:hAnsi="Times New Roman" w:cs="Times New Roman"/>
+          <w:sz w:val="28"/>
+          <w:szCs w:val="28"/>
+        </w:rPr>
+      </w:pPr>
+      <w:r>
+        <w:rPr>
+          <w:rFonts w:ascii="Times New Roman" w:hAnsi="Times New Roman" w:cs="Times New Roman"/>
+          <w:sz w:val="28"/>
+          <w:szCs w:val="28"/>
+        </w:rPr>
+        <w:t xml:space="preserve">В процессе разработки было проведено комплексное тестирование системы кодирования категориальных признаков. Всего разработано и выполнено 17 автоматизированных тестов с использованием фреймворка </w:t>
+      </w:r>
+      <w:proofErr w:type="spellStart"/>
+      <w:r>
+        <w:rPr>
+          <w:rFonts w:ascii="Times New Roman" w:hAnsi="Times New Roman" w:cs="Times New Roman"/>
+          <w:sz w:val="28"/>
+          <w:szCs w:val="28"/>
+        </w:rPr>
+        <w:t>xUnit</w:t>
+      </w:r>
+      <w:proofErr w:type="spellEnd"/>
+      <w:r>
+        <w:rPr>
+          <w:rFonts w:ascii="Times New Roman" w:hAnsi="Times New Roman" w:cs="Times New Roman"/>
+          <w:sz w:val="28"/>
+          <w:szCs w:val="28"/>
+        </w:rPr>
+        <w:t>, охватывающих модульное, функциональное и интеграционное тестирование.</w:t>
+      </w:r>
+    </w:p>
+    <w:p>
+      <w:pPr>
+        <w:suppressAutoHyphens w:val="0"/>
+        <w:spacing w:line="360" w:lineRule="auto"/>
+        <w:jc w:val="both"/>
+        <w:rPr>
+          <w:rFonts w:ascii="Times New Roman" w:hAnsi="Times New Roman" w:cs="Times New Roman"/>
+          <w:sz w:val="28"/>
+          <w:szCs w:val="28"/>
+        </w:rPr>
+      </w:pPr>
+      <w:r>
+        <w:rPr>
+          <w:rFonts w:ascii="Times New Roman" w:hAnsi="Times New Roman" w:cs="Times New Roman"/>
+          <w:sz w:val="28"/>
+          <w:szCs w:val="28"/>
+        </w:rPr>
+        <w:drawing>
+          <wp:inline distT="0" distB="0" distL="0" distR="0" wp14:anchorId="2010AAAA" wp14:editId="67E4614A">
+            <wp:extent cx="5940425" cy="3485515"/>
+            <wp:effectExtent l="0" t="0" r="3175" b="635"/>
+            <wp:docPr id="991110068" name="Рисунок 1"/>
+            <wp:cNvGraphicFramePr>
+              <a:graphicFrameLocks xmlns:a="http://schemas.openxmlformats.org/drawingml/2006/main" noChangeAspect="1"/>
+            </wp:cNvGraphicFramePr>
+            <a:graphic xmlns:a="http://schemas.openxmlformats.org/drawingml/2006/main">
+              <a:graphicData uri="http://schemas.openxmlformats.org/drawingml/2006/picture">
+                <pic:pic xmlns:pic="http://schemas.openxmlformats.org/drawingml/2006/picture">
+                  <pic:nvPicPr>
+                    <pic:cNvPr id="991110068" name=""/>
+                    <pic:cNvPicPr/>
+                  </pic:nvPicPr>
+                  <pic:blipFill>
+                    <a:blip r:embed="rId9"/>
+                    <a:stretch>
+                      <a:fillRect/>
+                    </a:stretch>
+                  </pic:blipFill>
+                  <pic:spPr>
+                    <a:xfrm>
+                      <a:off x="0" y="0"/>
+                      <a:ext cx="5940425" cy="3485515"/>
+                    </a:xfrm>
+                    <a:prstGeom prst="rect">
+                      <a:avLst/>
+                    </a:prstGeom>
+                  </pic:spPr>
+                </pic:pic>
+              </a:graphicData>
+            </a:graphic>
+          </wp:inline>
+        </w:drawing>
+      </w:r>
+    </w:p>
+    <w:p>
+      <w:pPr>
+        <w:suppressAutoHyphens w:val="0"/>
+        <w:spacing w:line="360" w:lineRule="auto"/>
+        <w:jc w:val="both"/>
+        <w:rPr>
+          <w:rFonts w:ascii="Times New Roman" w:hAnsi="Times New Roman" w:cs="Times New Roman"/>
+          <w:b/>
+          <w:bCs/>
+          <w:sz w:val="28"/>
+          <w:szCs w:val="28"/>
+        </w:rPr>
+      </w:pPr>
+      <w:r>
+        <w:rPr>
+          <w:rFonts w:ascii="Times New Roman" w:hAnsi="Times New Roman" w:cs="Times New Roman"/>
+          <w:b/>
+          <w:bCs/>
+          <w:sz w:val="28"/>
+          <w:szCs w:val="28"/>
+        </w:rPr>
+        <w:lastRenderedPageBreak/>
+        <w:t>Функциональное тестирование</w:t>
+      </w:r>
+    </w:p>
+    <w:p>
+      <w:pPr>
+        <w:suppressAutoHyphens w:val="0"/>
+        <w:spacing w:line="360" w:lineRule="auto"/>
+        <w:jc w:val="both"/>
+        <w:rPr>
+          <w:rFonts w:ascii="Times New Roman" w:hAnsi="Times New Roman" w:cs="Times New Roman"/>
+          <w:sz w:val="28"/>
+          <w:szCs w:val="28"/>
+        </w:rPr>
+      </w:pPr>
+      <w:r>
+        <w:rPr>
+          <w:rFonts w:ascii="Times New Roman" w:hAnsi="Times New Roman" w:cs="Times New Roman"/>
+          <w:sz w:val="28"/>
+          <w:szCs w:val="28"/>
+        </w:rPr>
+        <w:t>Проверены основные сценарии использования:</w:t>
+      </w:r>
+    </w:p>
+    <w:p>
+      <w:pPr>
+        <w:numPr>
+          <w:ilvl w:val="0"/>
+          <w:numId w:val="36"/>
+        </w:numPr>
+        <w:suppressAutoHyphens w:val="0"/>
+        <w:spacing w:line="360" w:lineRule="auto"/>
+        <w:jc w:val="both"/>
+        <w:rPr>
+          <w:rFonts w:ascii="Times New Roman" w:hAnsi="Times New Roman" w:cs="Times New Roman"/>
+          <w:sz w:val="28"/>
+          <w:szCs w:val="28"/>
+        </w:rPr>
+      </w:pPr>
+      <w:r>
+        <w:rPr>
+          <w:rFonts w:ascii="Times New Roman" w:hAnsi="Times New Roman" w:cs="Times New Roman"/>
+          <w:b/>
+          <w:bCs/>
+          <w:sz w:val="28"/>
+          <w:szCs w:val="28"/>
+        </w:rPr>
+        <w:t>Загрузка CSV</w:t>
+      </w:r>
+      <w:r>
+        <w:rPr>
+          <w:rFonts w:ascii="Times New Roman" w:hAnsi="Times New Roman" w:cs="Times New Roman"/>
+          <w:sz w:val="28"/>
+          <w:szCs w:val="28"/>
+        </w:rPr>
+        <w:t> — корректный парсинг файлов с кавычками и разделителями</w:t>
+      </w:r>
+    </w:p>
+    <w:p>
+      <w:pPr>
+        <w:numPr>
+          <w:ilvl w:val="0"/>
+          <w:numId w:val="36"/>
+        </w:numPr>
+        <w:suppressAutoHyphens w:val="0"/>
+        <w:spacing w:line="360" w:lineRule="auto"/>
+        <w:jc w:val="both"/>
+        <w:rPr>
+          <w:rFonts w:ascii="Times New Roman" w:hAnsi="Times New Roman" w:cs="Times New Roman"/>
+          <w:sz w:val="28"/>
+          <w:szCs w:val="28"/>
+        </w:rPr>
+      </w:pPr>
+      <w:r>
+        <w:rPr>
+          <w:rFonts w:ascii="Times New Roman" w:hAnsi="Times New Roman" w:cs="Times New Roman"/>
+          <w:b/>
+          <w:bCs/>
+          <w:sz w:val="28"/>
+          <w:szCs w:val="28"/>
+        </w:rPr>
+        <w:t>Определение типов</w:t>
+      </w:r>
+      <w:r>
+        <w:rPr>
+          <w:rFonts w:ascii="Times New Roman" w:hAnsi="Times New Roman" w:cs="Times New Roman"/>
+          <w:sz w:val="28"/>
+          <w:szCs w:val="28"/>
+        </w:rPr>
+        <w:t> — автоматическое выявление категориальных признаков и целевой переменной</w:t>
+      </w:r>
+    </w:p>
+    <w:p>
+      <w:pPr>
+        <w:numPr>
+          <w:ilvl w:val="0"/>
+          <w:numId w:val="36"/>
+        </w:numPr>
+        <w:suppressAutoHyphens w:val="0"/>
+        <w:spacing w:line="360" w:lineRule="auto"/>
+        <w:jc w:val="both"/>
+        <w:rPr>
+          <w:rFonts w:ascii="Times New Roman" w:hAnsi="Times New Roman" w:cs="Times New Roman"/>
+          <w:sz w:val="28"/>
+          <w:szCs w:val="28"/>
+        </w:rPr>
+      </w:pPr>
+      <w:r>
+        <w:rPr>
+          <w:rFonts w:ascii="Times New Roman" w:hAnsi="Times New Roman" w:cs="Times New Roman"/>
+          <w:b/>
+          <w:bCs/>
+          <w:sz w:val="28"/>
+          <w:szCs w:val="28"/>
+        </w:rPr>
+        <w:t>Кодирование</w:t>
+      </w:r>
+      <w:r>
+        <w:rPr>
+          <w:rFonts w:ascii="Times New Roman" w:hAnsi="Times New Roman" w:cs="Times New Roman"/>
+          <w:sz w:val="28"/>
+          <w:szCs w:val="28"/>
+        </w:rPr>
+        <w:t> — все 5 методов успешно выполняют преобразование категорий в числовой формат</w:t>
+      </w:r>
+    </w:p>
+    <w:p>
+      <w:pPr>
+        <w:numPr>
+          <w:ilvl w:val="0"/>
+          <w:numId w:val="36"/>
+        </w:numPr>
+        <w:suppressAutoHyphens w:val="0"/>
+        <w:spacing w:line="360" w:lineRule="auto"/>
+        <w:jc w:val="both"/>
+        <w:rPr>
+          <w:rFonts w:ascii="Times New Roman" w:hAnsi="Times New Roman" w:cs="Times New Roman"/>
+          <w:sz w:val="28"/>
+          <w:szCs w:val="28"/>
+        </w:rPr>
+      </w:pPr>
+      <w:r>
+        <w:rPr>
+          <w:rFonts w:ascii="Times New Roman" w:hAnsi="Times New Roman" w:cs="Times New Roman"/>
+          <w:b/>
+          <w:bCs/>
+          <w:sz w:val="28"/>
+          <w:szCs w:val="28"/>
+        </w:rPr>
+        <w:t>Оценка качества</w:t>
+      </w:r>
+      <w:r>
+        <w:rPr>
+          <w:rFonts w:ascii="Times New Roman" w:hAnsi="Times New Roman" w:cs="Times New Roman"/>
+          <w:sz w:val="28"/>
+          <w:szCs w:val="28"/>
+        </w:rPr>
+        <w:t xml:space="preserve"> — корректный расчет корреляции Пирсона, </w:t>
+      </w:r>
+      <w:proofErr w:type="spellStart"/>
+      <w:r>
+        <w:rPr>
+          <w:rFonts w:ascii="Times New Roman" w:hAnsi="Times New Roman" w:cs="Times New Roman"/>
+          <w:sz w:val="28"/>
+          <w:szCs w:val="28"/>
+        </w:rPr>
+        <w:t>Спирмена</w:t>
+      </w:r>
+      <w:proofErr w:type="spellEnd"/>
+      <w:r>
+        <w:rPr>
+          <w:rFonts w:ascii="Times New Roman" w:hAnsi="Times New Roman" w:cs="Times New Roman"/>
+          <w:sz w:val="28"/>
+          <w:szCs w:val="28"/>
+        </w:rPr>
+        <w:t>, взаимной информации и R²</w:t>
+      </w:r>
+    </w:p>
+    <w:p>
+      <w:pPr>
+        <w:suppressAutoHyphens w:val="0"/>
+        <w:spacing w:line="360" w:lineRule="auto"/>
+        <w:jc w:val="both"/>
+        <w:rPr>
+          <w:rFonts w:ascii="Times New Roman" w:hAnsi="Times New Roman" w:cs="Times New Roman"/>
+          <w:b/>
+          <w:bCs/>
+          <w:sz w:val="28"/>
+          <w:szCs w:val="28"/>
+        </w:rPr>
+      </w:pPr>
+      <w:r>
+        <w:rPr>
+          <w:rFonts w:ascii="Times New Roman" w:hAnsi="Times New Roman" w:cs="Times New Roman"/>
+          <w:b/>
+          <w:bCs/>
+          <w:sz w:val="28"/>
+          <w:szCs w:val="28"/>
+        </w:rPr>
+        <w:t>Интеграционное тестирование</w:t>
+      </w:r>
+    </w:p>
+    <w:p>
+      <w:pPr>
+        <w:suppressAutoHyphens w:val="0"/>
+        <w:spacing w:line="360" w:lineRule="auto"/>
+        <w:jc w:val="both"/>
+        <w:rPr>
+          <w:rFonts w:ascii="Times New Roman" w:hAnsi="Times New Roman" w:cs="Times New Roman"/>
+          <w:sz w:val="28"/>
+          <w:szCs w:val="28"/>
+        </w:rPr>
+      </w:pPr>
+      <w:r>
+        <w:rPr>
+          <w:rFonts w:ascii="Times New Roman" w:hAnsi="Times New Roman" w:cs="Times New Roman"/>
+          <w:sz w:val="28"/>
+          <w:szCs w:val="28"/>
+        </w:rPr>
+        <w:t>Проверен полный конвейер обработки: загрузка данных → определение типов → кодирование → оценка качества. Все компоненты успешно взаимодействуют друг с другом.</w:t>
+      </w:r>
+    </w:p>
+    <w:p>
+      <w:pPr>
+        <w:pStyle w:val="1"/>
+      </w:pPr>
+      <w:bookmarkStart w:id="61" w:name="_Toc225459745"/>
+      <w:bookmarkStart w:id="62" w:name="_Toc225896206"/>
+      <w:r>
+        <w:t>Заключение</w:t>
+      </w:r>
+      <w:bookmarkEnd w:id="61"/>
+      <w:bookmarkEnd w:id="62"/>
+    </w:p>
+    <w:p>
+      <w:pPr>
+        <w:spacing w:line="360" w:lineRule="auto"/>
+        <w:jc w:val="both"/>
+        <w:rPr>
+          <w:rFonts w:ascii="Times New Roman" w:hAnsi="Times New Roman" w:cs="Times New Roman"/>
+          <w:sz w:val="28"/>
+          <w:szCs w:val="28"/>
+        </w:rPr>
+      </w:pPr>
+      <w:r>
+        <w:rPr>
+          <w:rFonts w:ascii="Times New Roman" w:hAnsi="Times New Roman" w:cs="Times New Roman"/>
+          <w:sz w:val="28"/>
+          <w:szCs w:val="28"/>
+        </w:rPr>
+        <w:t xml:space="preserve">В ходе выполнения данной работы была достигнута поставленная цель — разработано программное средство для сравнительного анализа методов преобразования категориальных признаков с сохранением семантической информации, позволяющее оценить эффективность различных подходов кодирования при работе с </w:t>
+      </w:r>
+      <w:proofErr w:type="spellStart"/>
+      <w:r>
+        <w:rPr>
+          <w:rFonts w:ascii="Times New Roman" w:hAnsi="Times New Roman" w:cs="Times New Roman"/>
+          <w:sz w:val="28"/>
+          <w:szCs w:val="28"/>
+        </w:rPr>
+        <w:t>высокоразмерными</w:t>
+      </w:r>
+      <w:proofErr w:type="spellEnd"/>
+      <w:r>
+        <w:rPr>
+          <w:rFonts w:ascii="Times New Roman" w:hAnsi="Times New Roman" w:cs="Times New Roman"/>
+          <w:sz w:val="28"/>
+          <w:szCs w:val="28"/>
+        </w:rPr>
+        <w:t xml:space="preserve"> данными.</w:t>
+      </w:r>
+    </w:p>
+    <w:p>
+      <w:pPr>
+        <w:spacing w:line="360" w:lineRule="auto"/>
+        <w:jc w:val="both"/>
+        <w:rPr>
+          <w:rFonts w:ascii="Times New Roman" w:hAnsi="Times New Roman" w:cs="Times New Roman"/>
+          <w:sz w:val="28"/>
+          <w:szCs w:val="28"/>
+        </w:rPr>
+      </w:pPr>
+      <w:r>
+        <w:rPr>
+          <w:rFonts w:ascii="Times New Roman" w:hAnsi="Times New Roman" w:cs="Times New Roman"/>
+          <w:sz w:val="28"/>
+          <w:szCs w:val="28"/>
+        </w:rPr>
+        <w:t xml:space="preserve">Все поставленные задачи были успешно выполнены. Проведен анализ существующих методов кодирования, выявлены их особенности и области применения. Разработана модульная программная архитектура с единым интерфейсом для всех кодировщиков, обеспечивающая расширяемость системы. Реализованы пять методов кодирования: One-Hot, </w:t>
+      </w:r>
+      <w:proofErr w:type="spellStart"/>
+      <w:r>
+        <w:rPr>
+          <w:rFonts w:ascii="Times New Roman" w:hAnsi="Times New Roman" w:cs="Times New Roman"/>
+          <w:sz w:val="28"/>
+          <w:szCs w:val="28"/>
+        </w:rPr>
+        <w:t>Integer</w:t>
+      </w:r>
+      <w:proofErr w:type="spellEnd"/>
+      <w:r>
+        <w:rPr>
+          <w:rFonts w:ascii="Times New Roman" w:hAnsi="Times New Roman" w:cs="Times New Roman"/>
+          <w:sz w:val="28"/>
+          <w:szCs w:val="28"/>
+        </w:rPr>
+        <w:t xml:space="preserve">, </w:t>
+      </w:r>
+      <w:proofErr w:type="spellStart"/>
+      <w:r>
+        <w:rPr>
+          <w:rFonts w:ascii="Times New Roman" w:hAnsi="Times New Roman" w:cs="Times New Roman"/>
+          <w:sz w:val="28"/>
+          <w:szCs w:val="28"/>
+        </w:rPr>
+        <w:t>Entropy</w:t>
+      </w:r>
+      <w:proofErr w:type="spellEnd"/>
+      <w:r>
+        <w:rPr>
+          <w:rFonts w:ascii="Times New Roman" w:hAnsi="Times New Roman" w:cs="Times New Roman"/>
+          <w:sz w:val="28"/>
+          <w:szCs w:val="28"/>
+        </w:rPr>
+        <w:t xml:space="preserve">, Target и </w:t>
+      </w:r>
+      <w:proofErr w:type="spellStart"/>
+      <w:r>
+        <w:rPr>
+          <w:rFonts w:ascii="Times New Roman" w:hAnsi="Times New Roman" w:cs="Times New Roman"/>
+          <w:sz w:val="28"/>
+          <w:szCs w:val="28"/>
+        </w:rPr>
+        <w:t>CatBoost</w:t>
+      </w:r>
+      <w:proofErr w:type="spellEnd"/>
+      <w:r>
+        <w:rPr>
+          <w:rFonts w:ascii="Times New Roman" w:hAnsi="Times New Roman" w:cs="Times New Roman"/>
+          <w:sz w:val="28"/>
+          <w:szCs w:val="28"/>
+        </w:rPr>
+        <w:t xml:space="preserve"> </w:t>
+      </w:r>
+      <w:proofErr w:type="spellStart"/>
+      <w:r>
+        <w:rPr>
+          <w:rFonts w:ascii="Times New Roman" w:hAnsi="Times New Roman" w:cs="Times New Roman"/>
+          <w:sz w:val="28"/>
+          <w:szCs w:val="28"/>
+        </w:rPr>
+        <w:t>Encoding</w:t>
+      </w:r>
+      <w:proofErr w:type="spellEnd"/>
+      <w:r>
+        <w:rPr>
+          <w:rFonts w:ascii="Times New Roman" w:hAnsi="Times New Roman" w:cs="Times New Roman"/>
+          <w:sz w:val="28"/>
+          <w:szCs w:val="28"/>
+        </w:rPr>
+        <w:t xml:space="preserve">. Создан удобный пользовательский интерфейс на </w:t>
+      </w:r>
+      <w:r>
+        <w:rPr>
+          <w:rFonts w:ascii="Times New Roman" w:hAnsi="Times New Roman" w:cs="Times New Roman"/>
+          <w:sz w:val="28"/>
+          <w:szCs w:val="28"/>
+        </w:rPr>
+        <w:lastRenderedPageBreak/>
+        <w:t xml:space="preserve">платформе Windows </w:t>
+      </w:r>
+      <w:proofErr w:type="spellStart"/>
+      <w:r>
+        <w:rPr>
+          <w:rFonts w:ascii="Times New Roman" w:hAnsi="Times New Roman" w:cs="Times New Roman"/>
+          <w:sz w:val="28"/>
+          <w:szCs w:val="28"/>
+        </w:rPr>
+        <w:t>Forms</w:t>
+      </w:r>
+      <w:proofErr w:type="spellEnd"/>
+      <w:r>
+        <w:rPr>
+          <w:rFonts w:ascii="Times New Roman" w:hAnsi="Times New Roman" w:cs="Times New Roman"/>
+          <w:sz w:val="28"/>
+          <w:szCs w:val="28"/>
+        </w:rPr>
+        <w:t xml:space="preserve"> для загрузки данных и отображения результатов. Проведен сравнительный анализ на трех датасетах, показавший, что </w:t>
+      </w:r>
+      <w:proofErr w:type="spellStart"/>
+      <w:r>
+        <w:rPr>
+          <w:rFonts w:ascii="Times New Roman" w:hAnsi="Times New Roman" w:cs="Times New Roman"/>
+          <w:sz w:val="28"/>
+          <w:szCs w:val="28"/>
+        </w:rPr>
+        <w:t>CatBoost</w:t>
+      </w:r>
+      <w:proofErr w:type="spellEnd"/>
+      <w:r>
+        <w:rPr>
+          <w:rFonts w:ascii="Times New Roman" w:hAnsi="Times New Roman" w:cs="Times New Roman"/>
+          <w:sz w:val="28"/>
+          <w:szCs w:val="28"/>
+        </w:rPr>
+        <w:t xml:space="preserve"> </w:t>
+      </w:r>
+      <w:proofErr w:type="spellStart"/>
+      <w:r>
+        <w:rPr>
+          <w:rFonts w:ascii="Times New Roman" w:hAnsi="Times New Roman" w:cs="Times New Roman"/>
+          <w:sz w:val="28"/>
+          <w:szCs w:val="28"/>
+        </w:rPr>
+        <w:t>Encoding</w:t>
+      </w:r>
+      <w:proofErr w:type="spellEnd"/>
+      <w:r>
+        <w:rPr>
+          <w:rFonts w:ascii="Times New Roman" w:hAnsi="Times New Roman" w:cs="Times New Roman"/>
+          <w:sz w:val="28"/>
+          <w:szCs w:val="28"/>
+        </w:rPr>
+        <w:t xml:space="preserve"> является наиболее универсальным методом, а эффективность кодирования напрямую зависит от наличия семантической связи между признаками и целевой переменной.</w:t>
+      </w:r>
+    </w:p>
+    <w:p>
+      <w:pPr>
         <w:suppressAutoHyphens w:val="0"/>
         <w:spacing w:line="278" w:lineRule="auto"/>
         <w:rPr>
@@ -10135,224 +10234,14 @@
       <w:pPr>
         <w:pStyle w:val="1"/>
       </w:pPr>
-      <w:bookmarkStart w:id="30" w:name="_Toc225459745"/>
-      <w:r>
-        <w:lastRenderedPageBreak/>
-        <w:t>Заключение</w:t>
-      </w:r>
-      <w:bookmarkEnd w:id="30"/>
-    </w:p>
-    <w:p>
-      <w:pPr>
-        <w:spacing w:line="360" w:lineRule="auto"/>
-        <w:jc w:val="both"/>
-        <w:rPr>
-          <w:rFonts w:ascii="Times New Roman" w:hAnsi="Times New Roman" w:cs="Times New Roman"/>
-          <w:sz w:val="28"/>
-          <w:szCs w:val="28"/>
-        </w:rPr>
-      </w:pPr>
-      <w:r>
-        <w:rPr>
-          <w:rFonts w:ascii="Times New Roman" w:hAnsi="Times New Roman" w:cs="Times New Roman"/>
-          <w:sz w:val="28"/>
-          <w:szCs w:val="28"/>
-        </w:rPr>
-        <w:t xml:space="preserve">В ходе выполнения данной работы была достигнута поставленная цель — разработано программное средство для сравнительного анализа методов преобразования категориальных признаков с сохранением семантической информации, позволяющее оценить эффективность различных подходов кодирования при работе с </w:t>
-      </w:r>
-      <w:proofErr w:type="spellStart"/>
-      <w:r>
-        <w:rPr>
-          <w:rFonts w:ascii="Times New Roman" w:hAnsi="Times New Roman" w:cs="Times New Roman"/>
-          <w:sz w:val="28"/>
-          <w:szCs w:val="28"/>
-        </w:rPr>
-        <w:t>высокоразмерными</w:t>
-      </w:r>
-      <w:proofErr w:type="spellEnd"/>
-      <w:r>
-        <w:rPr>
-          <w:rFonts w:ascii="Times New Roman" w:hAnsi="Times New Roman" w:cs="Times New Roman"/>
-          <w:sz w:val="28"/>
-          <w:szCs w:val="28"/>
-        </w:rPr>
-        <w:t xml:space="preserve"> данными.</w:t>
-      </w:r>
-    </w:p>
-    <w:p>
-      <w:pPr>
-        <w:spacing w:line="360" w:lineRule="auto"/>
-        <w:jc w:val="both"/>
-        <w:rPr>
-          <w:rFonts w:ascii="Times New Roman" w:hAnsi="Times New Roman" w:cs="Times New Roman"/>
-          <w:sz w:val="28"/>
-          <w:szCs w:val="28"/>
-        </w:rPr>
-      </w:pPr>
-      <w:r>
-        <w:rPr>
-          <w:rFonts w:ascii="Times New Roman" w:hAnsi="Times New Roman" w:cs="Times New Roman"/>
-          <w:sz w:val="28"/>
-          <w:szCs w:val="28"/>
-        </w:rPr>
-        <w:t xml:space="preserve">Все поставленные задачи были успешно выполнены. Проведен анализ существующих методов кодирования, выявлены их особенности и области применения. Разработана модульная программная архитектура с единым интерфейсом для всех кодировщиков, обеспечивающая расширяемость системы. Реализованы пять методов кодирования: One-Hot, </w:t>
-      </w:r>
-      <w:proofErr w:type="spellStart"/>
-      <w:r>
-        <w:rPr>
-          <w:rFonts w:ascii="Times New Roman" w:hAnsi="Times New Roman" w:cs="Times New Roman"/>
-          <w:sz w:val="28"/>
-          <w:szCs w:val="28"/>
-        </w:rPr>
-        <w:t>Integer</w:t>
-      </w:r>
-      <w:proofErr w:type="spellEnd"/>
-      <w:r>
-        <w:rPr>
-          <w:rFonts w:ascii="Times New Roman" w:hAnsi="Times New Roman" w:cs="Times New Roman"/>
-          <w:sz w:val="28"/>
-          <w:szCs w:val="28"/>
-        </w:rPr>
-        <w:t xml:space="preserve">, </w:t>
-      </w:r>
-      <w:proofErr w:type="spellStart"/>
-      <w:r>
-        <w:rPr>
-          <w:rFonts w:ascii="Times New Roman" w:hAnsi="Times New Roman" w:cs="Times New Roman"/>
-          <w:sz w:val="28"/>
-          <w:szCs w:val="28"/>
-        </w:rPr>
-        <w:t>Entropy</w:t>
-      </w:r>
-      <w:proofErr w:type="spellEnd"/>
-      <w:r>
-        <w:rPr>
-          <w:rFonts w:ascii="Times New Roman" w:hAnsi="Times New Roman" w:cs="Times New Roman"/>
-          <w:sz w:val="28"/>
-          <w:szCs w:val="28"/>
-        </w:rPr>
-        <w:t xml:space="preserve">, Target и </w:t>
-      </w:r>
-      <w:proofErr w:type="spellStart"/>
-      <w:r>
-        <w:rPr>
-          <w:rFonts w:ascii="Times New Roman" w:hAnsi="Times New Roman" w:cs="Times New Roman"/>
-          <w:sz w:val="28"/>
-          <w:szCs w:val="28"/>
-        </w:rPr>
-        <w:t>CatBoost</w:t>
-      </w:r>
-      <w:proofErr w:type="spellEnd"/>
-      <w:r>
-        <w:rPr>
-          <w:rFonts w:ascii="Times New Roman" w:hAnsi="Times New Roman" w:cs="Times New Roman"/>
-          <w:sz w:val="28"/>
-          <w:szCs w:val="28"/>
-        </w:rPr>
-        <w:t xml:space="preserve"> </w:t>
-      </w:r>
-      <w:proofErr w:type="spellStart"/>
-      <w:r>
-        <w:rPr>
-          <w:rFonts w:ascii="Times New Roman" w:hAnsi="Times New Roman" w:cs="Times New Roman"/>
-          <w:sz w:val="28"/>
-          <w:szCs w:val="28"/>
-        </w:rPr>
-        <w:t>Encoding</w:t>
-      </w:r>
-      <w:proofErr w:type="spellEnd"/>
-      <w:r>
-        <w:rPr>
-          <w:rFonts w:ascii="Times New Roman" w:hAnsi="Times New Roman" w:cs="Times New Roman"/>
-          <w:sz w:val="28"/>
-          <w:szCs w:val="28"/>
-        </w:rPr>
-        <w:t xml:space="preserve">. Создан удобный пользовательский интерфейс на платформе Windows </w:t>
-      </w:r>
-      <w:proofErr w:type="spellStart"/>
-      <w:r>
-        <w:rPr>
-          <w:rFonts w:ascii="Times New Roman" w:hAnsi="Times New Roman" w:cs="Times New Roman"/>
-          <w:sz w:val="28"/>
-          <w:szCs w:val="28"/>
-        </w:rPr>
-        <w:t>Forms</w:t>
-      </w:r>
-      <w:proofErr w:type="spellEnd"/>
-      <w:r>
-        <w:rPr>
-          <w:rFonts w:ascii="Times New Roman" w:hAnsi="Times New Roman" w:cs="Times New Roman"/>
-          <w:sz w:val="28"/>
-          <w:szCs w:val="28"/>
-        </w:rPr>
-        <w:t xml:space="preserve"> для загрузки данных и отображения результатов. Проведен сравнительный анализ на трех датасетах, показавший, что </w:t>
-      </w:r>
-      <w:proofErr w:type="spellStart"/>
-      <w:r>
-        <w:rPr>
-          <w:rFonts w:ascii="Times New Roman" w:hAnsi="Times New Roman" w:cs="Times New Roman"/>
-          <w:sz w:val="28"/>
-          <w:szCs w:val="28"/>
-        </w:rPr>
-        <w:t>CatBoost</w:t>
-      </w:r>
-      <w:proofErr w:type="spellEnd"/>
-      <w:r>
-        <w:rPr>
-          <w:rFonts w:ascii="Times New Roman" w:hAnsi="Times New Roman" w:cs="Times New Roman"/>
-          <w:sz w:val="28"/>
-          <w:szCs w:val="28"/>
-        </w:rPr>
-        <w:t xml:space="preserve"> </w:t>
-      </w:r>
-      <w:proofErr w:type="spellStart"/>
-      <w:r>
-        <w:rPr>
-          <w:rFonts w:ascii="Times New Roman" w:hAnsi="Times New Roman" w:cs="Times New Roman"/>
-          <w:sz w:val="28"/>
-          <w:szCs w:val="28"/>
-        </w:rPr>
-        <w:t>Encoding</w:t>
-      </w:r>
-      <w:proofErr w:type="spellEnd"/>
-      <w:r>
-        <w:rPr>
-          <w:rFonts w:ascii="Times New Roman" w:hAnsi="Times New Roman" w:cs="Times New Roman"/>
-          <w:sz w:val="28"/>
-          <w:szCs w:val="28"/>
-        </w:rPr>
-        <w:t xml:space="preserve"> является наиболее универсальным методом, а эффективность кодирования напрямую зависит от наличия семантической связи между признаками и целевой переменной.</w:t>
-      </w:r>
-    </w:p>
-    <w:p>
-      <w:pPr>
-        <w:suppressAutoHyphens w:val="0"/>
-        <w:spacing w:line="278" w:lineRule="auto"/>
-        <w:rPr>
-          <w:rFonts w:ascii="Times New Roman" w:hAnsi="Times New Roman" w:cs="Times New Roman"/>
-          <w:sz w:val="28"/>
-          <w:szCs w:val="28"/>
-        </w:rPr>
-      </w:pPr>
-      <w:r>
-        <w:rPr>
-          <w:rFonts w:ascii="Times New Roman" w:hAnsi="Times New Roman" w:cs="Times New Roman"/>
-          <w:sz w:val="28"/>
-          <w:szCs w:val="28"/>
-        </w:rPr>
-        <w:br w:type="page"/>
-      </w:r>
-    </w:p>
-    <w:p>
-      <w:pPr>
-        <w:pStyle w:val="1"/>
-      </w:pPr>
-      <w:bookmarkStart w:id="31" w:name="_Toc225459746"/>
+      <w:bookmarkStart w:id="63" w:name="_Toc225459746"/>
+      <w:bookmarkStart w:id="64" w:name="_Toc225896207"/>
       <w:r>
         <w:lastRenderedPageBreak/>
         <w:t>Список литературы</w:t>
       </w:r>
-      <w:bookmarkEnd w:id="31"/>
+      <w:bookmarkEnd w:id="63"/>
+      <w:bookmarkEnd w:id="64"/>
     </w:p>
     <w:p>
       <w:pPr>
@@ -10482,7 +10371,7 @@
           <w:szCs w:val="28"/>
         </w:rPr>
       </w:pPr>
-      <w:hyperlink r:id="rId9" w:tgtFrame="_blank" w:history="1">
+      <w:hyperlink r:id="rId10" w:tgtFrame="_blank" w:history="1">
         <w:r>
           <w:rPr>
             <w:rStyle w:val="af0"/>
@@ -10589,7 +10478,7 @@
         </w:rPr>
         <w:t>. — Режим доступа: </w:t>
       </w:r>
-      <w:hyperlink r:id="rId10" w:tgtFrame="_blank" w:history="1">
+      <w:hyperlink r:id="rId11" w:tgtFrame="_blank" w:history="1">
         <w:r>
           <w:rPr>
             <w:rStyle w:val="af0"/>
@@ -10660,7 +10549,7 @@
         </w:rPr>
         <w:t>. — Режим доступа: </w:t>
       </w:r>
-      <w:hyperlink r:id="rId11" w:tgtFrame="_blank" w:history="1">
+      <w:hyperlink r:id="rId12" w:tgtFrame="_blank" w:history="1">
         <w:r>
           <w:rPr>
             <w:rStyle w:val="af0"/>
@@ -10756,7 +10645,7 @@
       </w:pPr>
     </w:p>
     <w:sectPr>
-      <w:footerReference w:type="default" r:id="rId12"/>
+      <w:footerReference w:type="default" r:id="rId13"/>
       <w:pgSz w:w="11906" w:h="16838"/>
       <w:pgMar w:top="1134" w:right="850" w:bottom="1134" w:left="1701" w:header="708" w:footer="708" w:gutter="0"/>
       <w:cols w:space="708"/>
@@ -12142,6 +12031,155 @@
     </w:lvl>
   </w:abstractNum>
   <w:abstractNum w:abstractNumId="10" w15:restartNumberingAfterBreak="0">
+    <w:nsid w:val="2B4A69CF"/>
+    <w:multiLevelType w:val="multilevel"/>
+    <w:tmpl w:val="CA140DD8"/>
+    <w:lvl w:ilvl="0">
+      <w:start w:val="1"/>
+      <w:numFmt w:val="bullet"/>
+      <w:lvlText w:val=""/>
+      <w:lvlJc w:val="left"/>
+      <w:pPr>
+        <w:tabs>
+          <w:tab w:val="num" w:pos="720"/>
+        </w:tabs>
+        <w:ind w:left="720" w:hanging="360"/>
+      </w:pPr>
+      <w:rPr>
+        <w:rFonts w:ascii="Symbol" w:hAnsi="Symbol" w:hint="default"/>
+        <w:sz w:val="20"/>
+      </w:rPr>
+    </w:lvl>
+    <w:lvl w:ilvl="1" w:tentative="1">
+      <w:start w:val="1"/>
+      <w:numFmt w:val="bullet"/>
+      <w:lvlText w:val="o"/>
+      <w:lvlJc w:val="left"/>
+      <w:pPr>
+        <w:tabs>
+          <w:tab w:val="num" w:pos="1440"/>
+        </w:tabs>
+        <w:ind w:left="1440" w:hanging="360"/>
+      </w:pPr>
+      <w:rPr>
+        <w:rFonts w:ascii="Courier New" w:hAnsi="Courier New" w:hint="default"/>
+        <w:sz w:val="20"/>
+      </w:rPr>
+    </w:lvl>
+    <w:lvl w:ilvl="2" w:tentative="1">
+      <w:start w:val="1"/>
+      <w:numFmt w:val="bullet"/>
+      <w:lvlText w:val=""/>
+      <w:lvlJc w:val="left"/>
+      <w:pPr>
+        <w:tabs>
+          <w:tab w:val="num" w:pos="2160"/>
+        </w:tabs>
+        <w:ind w:left="2160" w:hanging="360"/>
+      </w:pPr>
+      <w:rPr>
+        <w:rFonts w:ascii="Wingdings" w:hAnsi="Wingdings" w:hint="default"/>
+        <w:sz w:val="20"/>
+      </w:rPr>
+    </w:lvl>
+    <w:lvl w:ilvl="3" w:tentative="1">
+      <w:start w:val="1"/>
+      <w:numFmt w:val="bullet"/>
+      <w:lvlText w:val=""/>
+      <w:lvlJc w:val="left"/>
+      <w:pPr>
+        <w:tabs>
+          <w:tab w:val="num" w:pos="2880"/>
+        </w:tabs>
+        <w:ind w:left="2880" w:hanging="360"/>
+      </w:pPr>
+      <w:rPr>
+        <w:rFonts w:ascii="Wingdings" w:hAnsi="Wingdings" w:hint="default"/>
+        <w:sz w:val="20"/>
+      </w:rPr>
+    </w:lvl>
+    <w:lvl w:ilvl="4" w:tentative="1">
+      <w:start w:val="1"/>
+      <w:numFmt w:val="bullet"/>
+      <w:lvlText w:val=""/>
+      <w:lvlJc w:val="left"/>
+      <w:pPr>
+        <w:tabs>
+          <w:tab w:val="num" w:pos="3600"/>
+        </w:tabs>
+        <w:ind w:left="3600" w:hanging="360"/>
+      </w:pPr>
+      <w:rPr>
+        <w:rFonts w:ascii="Wingdings" w:hAnsi="Wingdings" w:hint="default"/>
+        <w:sz w:val="20"/>
+      </w:rPr>
+    </w:lvl>
+    <w:lvl w:ilvl="5" w:tentative="1">
+      <w:start w:val="1"/>
+      <w:numFmt w:val="bullet"/>
+      <w:lvlText w:val=""/>
+      <w:lvlJc w:val="left"/>
+      <w:pPr>
+        <w:tabs>
+          <w:tab w:val="num" w:pos="4320"/>
+        </w:tabs>
+        <w:ind w:left="4320" w:hanging="360"/>
+      </w:pPr>
+      <w:rPr>
+        <w:rFonts w:ascii="Wingdings" w:hAnsi="Wingdings" w:hint="default"/>
+        <w:sz w:val="20"/>
+      </w:rPr>
+    </w:lvl>
+    <w:lvl w:ilvl="6" w:tentative="1">
+      <w:start w:val="1"/>
+      <w:numFmt w:val="bullet"/>
+      <w:lvlText w:val=""/>
+      <w:lvlJc w:val="left"/>
+      <w:pPr>
+        <w:tabs>
+          <w:tab w:val="num" w:pos="5040"/>
+        </w:tabs>
+        <w:ind w:left="5040" w:hanging="360"/>
+      </w:pPr>
+      <w:rPr>
+        <w:rFonts w:ascii="Wingdings" w:hAnsi="Wingdings" w:hint="default"/>
+        <w:sz w:val="20"/>
+      </w:rPr>
+    </w:lvl>
+    <w:lvl w:ilvl="7" w:tentative="1">
+      <w:start w:val="1"/>
+      <w:numFmt w:val="bullet"/>
+      <w:lvlText w:val=""/>
+      <w:lvlJc w:val="left"/>
+      <w:pPr>
+        <w:tabs>
+          <w:tab w:val="num" w:pos="5760"/>
+        </w:tabs>
+        <w:ind w:left="5760" w:hanging="360"/>
+      </w:pPr>
+      <w:rPr>
+        <w:rFonts w:ascii="Wingdings" w:hAnsi="Wingdings" w:hint="default"/>
+        <w:sz w:val="20"/>
+      </w:rPr>
+    </w:lvl>
+    <w:lvl w:ilvl="8" w:tentative="1">
+      <w:start w:val="1"/>
+      <w:numFmt w:val="bullet"/>
+      <w:lvlText w:val=""/>
+      <w:lvlJc w:val="left"/>
+      <w:pPr>
+        <w:tabs>
+          <w:tab w:val="num" w:pos="6480"/>
+        </w:tabs>
+        <w:ind w:left="6480" w:hanging="360"/>
+      </w:pPr>
+      <w:rPr>
+        <w:rFonts w:ascii="Wingdings" w:hAnsi="Wingdings" w:hint="default"/>
+        <w:sz w:val="20"/>
+      </w:rPr>
+    </w:lvl>
+  </w:abstractNum>
+  <w:abstractNum w:abstractNumId="11" w15:restartNumberingAfterBreak="0">
     <w:nsid w:val="2BF22DB7"/>
     <w:multiLevelType w:val="multilevel"/>
     <w:tmpl w:val="1B98DCA2"/>
@@ -12290,7 +12328,7 @@
       </w:rPr>
     </w:lvl>
   </w:abstractNum>
-  <w:abstractNum w:abstractNumId="11" w15:restartNumberingAfterBreak="0">
+  <w:abstractNum w:abstractNumId="12" w15:restartNumberingAfterBreak="0">
     <w:nsid w:val="2ED136AE"/>
     <w:multiLevelType w:val="multilevel"/>
     <w:tmpl w:val="0BAE8B10"/>
@@ -12439,7 +12477,7 @@
       </w:rPr>
     </w:lvl>
   </w:abstractNum>
-  <w:abstractNum w:abstractNumId="12" w15:restartNumberingAfterBreak="0">
+  <w:abstractNum w:abstractNumId="13" w15:restartNumberingAfterBreak="0">
     <w:nsid w:val="32EA787C"/>
     <w:multiLevelType w:val="multilevel"/>
     <w:tmpl w:val="17B6235E"/>
@@ -12552,7 +12590,7 @@
       </w:pPr>
     </w:lvl>
   </w:abstractNum>
-  <w:abstractNum w:abstractNumId="13" w15:restartNumberingAfterBreak="0">
+  <w:abstractNum w:abstractNumId="14" w15:restartNumberingAfterBreak="0">
     <w:nsid w:val="33EF10AC"/>
     <w:multiLevelType w:val="multilevel"/>
     <w:tmpl w:val="101677AA"/>
@@ -12662,7 +12700,7 @@
       </w:pPr>
     </w:lvl>
   </w:abstractNum>
-  <w:abstractNum w:abstractNumId="14" w15:restartNumberingAfterBreak="0">
+  <w:abstractNum w:abstractNumId="15" w15:restartNumberingAfterBreak="0">
     <w:nsid w:val="368E27F6"/>
     <w:multiLevelType w:val="multilevel"/>
     <w:tmpl w:val="248A3DC2"/>
@@ -12779,7 +12817,7 @@
       </w:pPr>
     </w:lvl>
   </w:abstractNum>
-  <w:abstractNum w:abstractNumId="15" w15:restartNumberingAfterBreak="0">
+  <w:abstractNum w:abstractNumId="16" w15:restartNumberingAfterBreak="0">
     <w:nsid w:val="37C42811"/>
     <w:multiLevelType w:val="multilevel"/>
     <w:tmpl w:val="99DAC546"/>
@@ -12928,7 +12966,7 @@
       </w:rPr>
     </w:lvl>
   </w:abstractNum>
-  <w:abstractNum w:abstractNumId="16" w15:restartNumberingAfterBreak="0">
+  <w:abstractNum w:abstractNumId="17" w15:restartNumberingAfterBreak="0">
     <w:nsid w:val="3DFB0A42"/>
     <w:multiLevelType w:val="multilevel"/>
     <w:tmpl w:val="248A3DC2"/>
@@ -13045,7 +13083,7 @@
       </w:pPr>
     </w:lvl>
   </w:abstractNum>
-  <w:abstractNum w:abstractNumId="17" w15:restartNumberingAfterBreak="0">
+  <w:abstractNum w:abstractNumId="18" w15:restartNumberingAfterBreak="0">
     <w:nsid w:val="3E7A1301"/>
     <w:multiLevelType w:val="multilevel"/>
     <w:tmpl w:val="81040288"/>
@@ -13194,7 +13232,7 @@
       </w:rPr>
     </w:lvl>
   </w:abstractNum>
-  <w:abstractNum w:abstractNumId="18" w15:restartNumberingAfterBreak="0">
+  <w:abstractNum w:abstractNumId="19" w15:restartNumberingAfterBreak="0">
     <w:nsid w:val="4095491C"/>
     <w:multiLevelType w:val="multilevel"/>
     <w:tmpl w:val="248A3DC2"/>
@@ -13311,7 +13349,7 @@
       </w:pPr>
     </w:lvl>
   </w:abstractNum>
-  <w:abstractNum w:abstractNumId="19" w15:restartNumberingAfterBreak="0">
+  <w:abstractNum w:abstractNumId="20" w15:restartNumberingAfterBreak="0">
     <w:nsid w:val="44D8621A"/>
     <w:multiLevelType w:val="multilevel"/>
     <w:tmpl w:val="248A3DC2"/>
@@ -13428,7 +13466,7 @@
       </w:pPr>
     </w:lvl>
   </w:abstractNum>
-  <w:abstractNum w:abstractNumId="20" w15:restartNumberingAfterBreak="0">
+  <w:abstractNum w:abstractNumId="21" w15:restartNumberingAfterBreak="0">
     <w:nsid w:val="462657BE"/>
     <w:multiLevelType w:val="multilevel"/>
     <w:tmpl w:val="B87C0A5A"/>
@@ -13577,7 +13615,7 @@
       </w:rPr>
     </w:lvl>
   </w:abstractNum>
-  <w:abstractNum w:abstractNumId="21" w15:restartNumberingAfterBreak="0">
+  <w:abstractNum w:abstractNumId="22" w15:restartNumberingAfterBreak="0">
     <w:nsid w:val="468C2BDE"/>
     <w:multiLevelType w:val="multilevel"/>
     <w:tmpl w:val="4B289FEC"/>
@@ -13726,7 +13764,7 @@
       </w:rPr>
     </w:lvl>
   </w:abstractNum>
-  <w:abstractNum w:abstractNumId="22" w15:restartNumberingAfterBreak="0">
+  <w:abstractNum w:abstractNumId="23" w15:restartNumberingAfterBreak="0">
     <w:nsid w:val="47327A49"/>
     <w:multiLevelType w:val="multilevel"/>
     <w:tmpl w:val="39725894"/>
@@ -13875,7 +13913,7 @@
       </w:rPr>
     </w:lvl>
   </w:abstractNum>
-  <w:abstractNum w:abstractNumId="23" w15:restartNumberingAfterBreak="0">
+  <w:abstractNum w:abstractNumId="24" w15:restartNumberingAfterBreak="0">
     <w:nsid w:val="547D153C"/>
     <w:multiLevelType w:val="multilevel"/>
     <w:tmpl w:val="9DBE289E"/>
@@ -14024,7 +14062,7 @@
       </w:rPr>
     </w:lvl>
   </w:abstractNum>
-  <w:abstractNum w:abstractNumId="24" w15:restartNumberingAfterBreak="0">
+  <w:abstractNum w:abstractNumId="25" w15:restartNumberingAfterBreak="0">
     <w:nsid w:val="578672D1"/>
     <w:multiLevelType w:val="multilevel"/>
     <w:tmpl w:val="248A3DC2"/>
@@ -14141,7 +14179,7 @@
       </w:pPr>
     </w:lvl>
   </w:abstractNum>
-  <w:abstractNum w:abstractNumId="25" w15:restartNumberingAfterBreak="0">
+  <w:abstractNum w:abstractNumId="26" w15:restartNumberingAfterBreak="0">
     <w:nsid w:val="61AD7138"/>
     <w:multiLevelType w:val="multilevel"/>
     <w:tmpl w:val="8B222F18"/>
@@ -14290,7 +14328,7 @@
       </w:rPr>
     </w:lvl>
   </w:abstractNum>
-  <w:abstractNum w:abstractNumId="26" w15:restartNumberingAfterBreak="0">
+  <w:abstractNum w:abstractNumId="27" w15:restartNumberingAfterBreak="0">
     <w:nsid w:val="663E3355"/>
     <w:multiLevelType w:val="multilevel"/>
     <w:tmpl w:val="11EE35EC"/>
@@ -14439,7 +14477,7 @@
       </w:rPr>
     </w:lvl>
   </w:abstractNum>
-  <w:abstractNum w:abstractNumId="27" w15:restartNumberingAfterBreak="0">
+  <w:abstractNum w:abstractNumId="28" w15:restartNumberingAfterBreak="0">
     <w:nsid w:val="68F36F2A"/>
     <w:multiLevelType w:val="multilevel"/>
     <w:tmpl w:val="DE680114"/>
@@ -14552,7 +14590,7 @@
       </w:pPr>
     </w:lvl>
   </w:abstractNum>
-  <w:abstractNum w:abstractNumId="28" w15:restartNumberingAfterBreak="0">
+  <w:abstractNum w:abstractNumId="29" w15:restartNumberingAfterBreak="0">
     <w:nsid w:val="6A921F80"/>
     <w:multiLevelType w:val="multilevel"/>
     <w:tmpl w:val="3D52C1D2"/>
@@ -14701,7 +14739,7 @@
       </w:rPr>
     </w:lvl>
   </w:abstractNum>
-  <w:abstractNum w:abstractNumId="29" w15:restartNumberingAfterBreak="0">
+  <w:abstractNum w:abstractNumId="30" w15:restartNumberingAfterBreak="0">
     <w:nsid w:val="70BB0259"/>
     <w:multiLevelType w:val="multilevel"/>
     <w:tmpl w:val="248A3DC2"/>
@@ -14818,7 +14856,7 @@
       </w:pPr>
     </w:lvl>
   </w:abstractNum>
-  <w:abstractNum w:abstractNumId="30" w15:restartNumberingAfterBreak="0">
+  <w:abstractNum w:abstractNumId="31" w15:restartNumberingAfterBreak="0">
     <w:nsid w:val="73CD5FF3"/>
     <w:multiLevelType w:val="multilevel"/>
     <w:tmpl w:val="816C827E"/>
@@ -14931,7 +14969,7 @@
       </w:pPr>
     </w:lvl>
   </w:abstractNum>
-  <w:abstractNum w:abstractNumId="31" w15:restartNumberingAfterBreak="0">
+  <w:abstractNum w:abstractNumId="32" w15:restartNumberingAfterBreak="0">
     <w:nsid w:val="75AF7A9E"/>
     <w:multiLevelType w:val="multilevel"/>
     <w:tmpl w:val="0186CD54"/>
@@ -15048,7 +15086,7 @@
       </w:pPr>
     </w:lvl>
   </w:abstractNum>
-  <w:abstractNum w:abstractNumId="32" w15:restartNumberingAfterBreak="0">
+  <w:abstractNum w:abstractNumId="33" w15:restartNumberingAfterBreak="0">
     <w:nsid w:val="7894065B"/>
     <w:multiLevelType w:val="multilevel"/>
     <w:tmpl w:val="F5404C8C"/>
@@ -15197,7 +15235,7 @@
       </w:rPr>
     </w:lvl>
   </w:abstractNum>
-  <w:abstractNum w:abstractNumId="33" w15:restartNumberingAfterBreak="0">
+  <w:abstractNum w:abstractNumId="34" w15:restartNumberingAfterBreak="0">
     <w:nsid w:val="7EFF45A9"/>
     <w:multiLevelType w:val="multilevel"/>
     <w:tmpl w:val="248A3DC2"/>
@@ -15314,7 +15352,7 @@
       </w:pPr>
     </w:lvl>
   </w:abstractNum>
-  <w:abstractNum w:abstractNumId="34" w15:restartNumberingAfterBreak="0">
+  <w:abstractNum w:abstractNumId="35" w15:restartNumberingAfterBreak="0">
     <w:nsid w:val="7F066F9B"/>
     <w:multiLevelType w:val="multilevel"/>
     <w:tmpl w:val="248A3DC2"/>
@@ -15432,7 +15470,7 @@
     </w:lvl>
   </w:abstractNum>
   <w:num w:numId="1" w16cid:durableId="1220630013">
-    <w:abstractNumId w:val="24"/>
+    <w:abstractNumId w:val="25"/>
   </w:num>
   <w:num w:numId="2" w16cid:durableId="778254542">
     <w:abstractNumId w:val="6"/>
@@ -15441,61 +15479,61 @@
     <w:abstractNumId w:val="3"/>
   </w:num>
   <w:num w:numId="4" w16cid:durableId="1985155761">
-    <w:abstractNumId w:val="18"/>
+    <w:abstractNumId w:val="19"/>
   </w:num>
   <w:num w:numId="5" w16cid:durableId="1708680338">
-    <w:abstractNumId w:val="10"/>
+    <w:abstractNumId w:val="11"/>
   </w:num>
   <w:num w:numId="6" w16cid:durableId="894705364">
     <w:abstractNumId w:val="1"/>
   </w:num>
   <w:num w:numId="7" w16cid:durableId="2039119624">
-    <w:abstractNumId w:val="26"/>
+    <w:abstractNumId w:val="27"/>
   </w:num>
   <w:num w:numId="8" w16cid:durableId="490408321">
     <w:abstractNumId w:val="9"/>
   </w:num>
   <w:num w:numId="9" w16cid:durableId="1079252714">
-    <w:abstractNumId w:val="17"/>
+    <w:abstractNumId w:val="18"/>
   </w:num>
   <w:num w:numId="10" w16cid:durableId="1370757634">
-    <w:abstractNumId w:val="33"/>
+    <w:abstractNumId w:val="34"/>
   </w:num>
   <w:num w:numId="11" w16cid:durableId="1855880666">
-    <w:abstractNumId w:val="29"/>
+    <w:abstractNumId w:val="30"/>
   </w:num>
   <w:num w:numId="12" w16cid:durableId="441533789">
-    <w:abstractNumId w:val="19"/>
+    <w:abstractNumId w:val="20"/>
   </w:num>
   <w:num w:numId="13" w16cid:durableId="1574505332">
-    <w:abstractNumId w:val="11"/>
+    <w:abstractNumId w:val="12"/>
   </w:num>
   <w:num w:numId="14" w16cid:durableId="364252333">
     <w:abstractNumId w:val="0"/>
   </w:num>
   <w:num w:numId="15" w16cid:durableId="1892377657">
-    <w:abstractNumId w:val="16"/>
+    <w:abstractNumId w:val="17"/>
   </w:num>
   <w:num w:numId="16" w16cid:durableId="199557234">
-    <w:abstractNumId w:val="32"/>
+    <w:abstractNumId w:val="33"/>
   </w:num>
   <w:num w:numId="17" w16cid:durableId="1153253538">
+    <w:abstractNumId w:val="22"/>
+  </w:num>
+  <w:num w:numId="18" w16cid:durableId="1182626437">
     <w:abstractNumId w:val="21"/>
   </w:num>
-  <w:num w:numId="18" w16cid:durableId="1182626437">
-    <w:abstractNumId w:val="20"/>
-  </w:num>
   <w:num w:numId="19" w16cid:durableId="1359231824">
-    <w:abstractNumId w:val="15"/>
+    <w:abstractNumId w:val="16"/>
   </w:num>
   <w:num w:numId="20" w16cid:durableId="1224682000">
     <w:abstractNumId w:val="8"/>
   </w:num>
   <w:num w:numId="21" w16cid:durableId="1428890211">
-    <w:abstractNumId w:val="30"/>
+    <w:abstractNumId w:val="31"/>
   </w:num>
   <w:num w:numId="22" w16cid:durableId="1109282180">
-    <w:abstractNumId w:val="31"/>
+    <w:abstractNumId w:val="32"/>
   </w:num>
   <w:num w:numId="23" w16cid:durableId="2039114381">
     <w:abstractNumId w:val="5"/>
@@ -15504,28 +15542,28 @@
     <w:abstractNumId w:val="2"/>
   </w:num>
   <w:num w:numId="25" w16cid:durableId="491527994">
-    <w:abstractNumId w:val="13"/>
+    <w:abstractNumId w:val="14"/>
   </w:num>
   <w:num w:numId="26" w16cid:durableId="879587717">
-    <w:abstractNumId w:val="14"/>
+    <w:abstractNumId w:val="15"/>
   </w:num>
   <w:num w:numId="27" w16cid:durableId="1561670738">
+    <w:abstractNumId w:val="24"/>
+  </w:num>
+  <w:num w:numId="28" w16cid:durableId="2054619965">
+    <w:abstractNumId w:val="26"/>
+  </w:num>
+  <w:num w:numId="29" w16cid:durableId="178207002">
+    <w:abstractNumId w:val="29"/>
+  </w:num>
+  <w:num w:numId="30" w16cid:durableId="1684167894">
+    <w:abstractNumId w:val="28"/>
+  </w:num>
+  <w:num w:numId="31" w16cid:durableId="1633318530">
     <w:abstractNumId w:val="23"/>
   </w:num>
-  <w:num w:numId="28" w16cid:durableId="2054619965">
-    <w:abstractNumId w:val="25"/>
-  </w:num>
-  <w:num w:numId="29" w16cid:durableId="178207002">
-    <w:abstractNumId w:val="28"/>
-  </w:num>
-  <w:num w:numId="30" w16cid:durableId="1684167894">
-    <w:abstractNumId w:val="27"/>
-  </w:num>
-  <w:num w:numId="31" w16cid:durableId="1633318530">
-    <w:abstractNumId w:val="22"/>
-  </w:num>
   <w:num w:numId="32" w16cid:durableId="629242460">
-    <w:abstractNumId w:val="34"/>
+    <w:abstractNumId w:val="35"/>
   </w:num>
   <w:num w:numId="33" w16cid:durableId="760955234">
     <w:abstractNumId w:val="7"/>
@@ -15534,7 +15572,10 @@
     <w:abstractNumId w:val="4"/>
   </w:num>
   <w:num w:numId="35" w16cid:durableId="371808092">
-    <w:abstractNumId w:val="12"/>
+    <w:abstractNumId w:val="13"/>
+  </w:num>
+  <w:num w:numId="36" w16cid:durableId="1244493545">
+    <w:abstractNumId w:val="10"/>
   </w:num>
 </w:numbering>
 </file>
